--- a/downloads/workbook/ai-4-week-35.docx
+++ b/downloads/workbook/ai-4-week-35.docx
@@ -1328,6 +1328,178 @@
         <w:t>Project connection: For your Responsible Plant Classifier, save the input, procedure, observed result and limitation of this check. Label this worked example as practice; use a different, previously unreviewed case when checking independent understanding.</w:t>
       </w:r>
     </w:p>
+    <w:p>
+      <w:pPr>
+        <w:pStyle w:val="Heading1"/>
+      </w:pPr>
+      <w:r>
+        <w:t>19. Project portfolio milestone</w:t>
+      </w:r>
+    </w:p>
+    <w:p>
+      <w:r>
+        <w:t>Project: Responsible Plant Classifier</w:t>
+      </w:r>
+    </w:p>
+    <w:p>
+      <w:r>
+        <w:t>Current milestone: Present and defend. Demonstrate the system, explain one failure and justify the next improvement with evidence.</w:t>
+      </w:r>
+    </w:p>
+    <w:p>
+      <w:r>
+        <w:t>For your Responsible Plant Classifier, save the input, procedure, observed result and limitation of this check. Label this worked example as practice; use a different, previously unreviewed case when checking independent understanding.</w:t>
+      </w:r>
+    </w:p>
+    <w:tbl>
+      <w:tblPr>
+        <w:tblStyle w:val="LightShading-Accent1"/>
+        <w:tblW w:type="auto" w:w="0"/>
+        <w:tblLook w:firstColumn="1" w:firstRow="1" w:lastColumn="0" w:lastRow="0" w:noHBand="0" w:noVBand="1" w:val="04A0"/>
+      </w:tblPr>
+      <w:tblGrid>
+        <w:gridCol w:w="5112"/>
+        <w:gridCol w:w="5112"/>
+      </w:tblGrid>
+      <w:tr>
+        <w:trPr>
+          <w:tblHeader/>
+        </w:trPr>
+        <w:tc>
+          <w:tcPr>
+            <w:tcW w:type="dxa" w:w="5112"/>
+          </w:tcPr>
+          <w:p>
+            <w:r>
+              <w:t>Evidence to keep</w:t>
+            </w:r>
+          </w:p>
+        </w:tc>
+        <w:tc>
+          <w:tcPr>
+            <w:tcW w:type="dxa" w:w="5112"/>
+          </w:tcPr>
+          <w:p>
+            <w:r>
+              <w:t>My record</w:t>
+            </w:r>
+          </w:p>
+        </w:tc>
+      </w:tr>
+      <w:tr>
+        <w:tc>
+          <w:tcPr>
+            <w:tcW w:type="dxa" w:w="5112"/>
+          </w:tcPr>
+          <w:p>
+            <w:r>
+              <w:t>This week’s input and deciding step</w:t>
+            </w:r>
+          </w:p>
+        </w:tc>
+        <w:tc>
+          <w:tcPr>
+            <w:tcW w:type="dxa" w:w="5112"/>
+          </w:tcPr>
+          <w:p>
+            <w:r/>
+          </w:p>
+        </w:tc>
+      </w:tr>
+      <w:tr>
+        <w:tc>
+          <w:tcPr>
+            <w:tcW w:type="dxa" w:w="5112"/>
+          </w:tcPr>
+          <w:p>
+            <w:r>
+              <w:t>Prediction and actual result (or labelled paper trace)</w:t>
+            </w:r>
+          </w:p>
+        </w:tc>
+        <w:tc>
+          <w:tcPr>
+            <w:tcW w:type="dxa" w:w="5112"/>
+          </w:tcPr>
+          <w:p>
+            <w:r/>
+          </w:p>
+        </w:tc>
+      </w:tr>
+      <w:tr>
+        <w:tc>
+          <w:tcPr>
+            <w:tcW w:type="dxa" w:w="5112"/>
+          </w:tcPr>
+          <w:p>
+            <w:r>
+              <w:t>One change since the previous checkpoint and why</w:t>
+            </w:r>
+          </w:p>
+        </w:tc>
+        <w:tc>
+          <w:tcPr>
+            <w:tcW w:type="dxa" w:w="5112"/>
+          </w:tcPr>
+          <w:p>
+            <w:r/>
+          </w:p>
+        </w:tc>
+      </w:tr>
+      <w:tr>
+        <w:tc>
+          <w:tcPr>
+            <w:tcW w:type="dxa" w:w="5112"/>
+          </w:tcPr>
+          <w:p>
+            <w:r>
+              <w:t>One error or limit and the next test</w:t>
+            </w:r>
+          </w:p>
+        </w:tc>
+        <w:tc>
+          <w:tcPr>
+            <w:tcW w:type="dxa" w:w="5112"/>
+          </w:tcPr>
+          <w:p>
+            <w:r/>
+          </w:p>
+        </w:tc>
+      </w:tr>
+    </w:tbl>
+    <w:p>
+      <w:pPr>
+        <w:pStyle w:val="Heading3"/>
+      </w:pPr>
+      <w:r>
+        <w:t>Explain what this week adds to your project. Reuse last week’s record rather than starting again.</w:t>
+      </w:r>
+    </w:p>
+    <w:p>
+      <w:r>
+        <w:t>________________________________________________________________</w:t>
+      </w:r>
+    </w:p>
+    <w:p>
+      <w:r>
+        <w:t>________________________________________________________________</w:t>
+      </w:r>
+    </w:p>
+    <w:p>
+      <w:r>
+        <w:t>________________________________________________________________</w:t>
+      </w:r>
+    </w:p>
+    <w:p>
+      <w:r>
+        <w:t>________________________________________________________________</w:t>
+      </w:r>
+    </w:p>
+    <w:p>
+      <w:r>
+        <w:t>________________________________________________________________</w:t>
+      </w:r>
+    </w:p>
     <w:sectPr>
       <w:pgSz w:w="12240" w:h="15840"/>
       <w:pgMar w:top="936" w:right="1008" w:bottom="936" w:left="1008" w:header="720" w:footer="720" w:gutter="0"/>

--- a/downloads/workbook/ai-4-week-35.docx
+++ b/downloads/workbook/ai-4-week-35.docx
@@ -1500,6 +1500,235 @@
         <w:t>________________________________________________________________</w:t>
       </w:r>
     </w:p>
+    <w:p>
+      <w:pPr>
+        <w:pStyle w:val="Heading1"/>
+      </w:pPr>
+      <w:r>
+        <w:t>20. Supported practice and learning evidence</w:t>
+      </w:r>
+    </w:p>
+    <w:p>
+      <w:r>
+        <w:t>Use this supported practice once, in the browser or on paper. Keep the reserved independent assessment for a separate first attempt before teacher feedback.</w:t>
+      </w:r>
+    </w:p>
+    <w:p>
+      <w:r>
+        <w:t>Choose the next capstone revision from explicit false alarms and misses.</w:t>
+      </w:r>
+    </w:p>
+    <w:p>
+      <w:pPr>
+        <w:pStyle w:val="Heading3"/>
+      </w:pPr>
+      <w:r>
+        <w:t>Practice 1: explain the deciding evidence</w:t>
+      </w:r>
+    </w:p>
+    <w:p>
+      <w:r>
+        <w:t>Which labelled step matches this detail? Review candidate’s two misses and one false alarm with conditions and label evidence before revising.</w:t>
+      </w:r>
+    </w:p>
+    <w:p>
+      <w:r>
+        <w:t>1. Inspect errors</w:t>
+      </w:r>
+    </w:p>
+    <w:p>
+      <w:r>
+        <w:t>2. Compare accuracy</w:t>
+      </w:r>
+    </w:p>
+    <w:p>
+      <w:r>
+        <w:t>3. Compare detection</w:t>
+      </w:r>
+    </w:p>
+    <w:p>
+      <w:pPr>
+        <w:pStyle w:val="Heading3"/>
+      </w:pPr>
+      <w:r>
+        <w:t>My selected conclusion, deciding fact and explanation</w:t>
+      </w:r>
+    </w:p>
+    <w:p>
+      <w:r>
+        <w:t>________________________________________________________________</w:t>
+      </w:r>
+    </w:p>
+    <w:p>
+      <w:r>
+        <w:t>________________________________________________________________</w:t>
+      </w:r>
+    </w:p>
+    <w:p>
+      <w:r>
+        <w:t>________________________________________________________________</w:t>
+      </w:r>
+    </w:p>
+    <w:p>
+      <w:r>
+        <w:t>________________________________________________________________</w:t>
+      </w:r>
+    </w:p>
+    <w:p>
+      <w:r>
+        <w:t>________________________________________________________________</w:t>
+      </w:r>
+    </w:p>
+    <w:p>
+      <w:r>
+        <w:t>Hint if needed: Read the steps in the pictorial case. Match the supplied detail to the stage that performs or records it.</w:t>
+      </w:r>
+    </w:p>
+    <w:p>
+      <w:r>
+        <w:t>After your attempt, compare with the supported explanation: Inspect errors Review candidate’s two misses and one false alarm with conditions and label evidence before revising. Read the picture in order. Review candidate’s two misses and one false alarm with conditions and label evidence before revising. The arrows show which recorded input or intermediate result each decision uses. Explain the deciding step aloud before checking the changed case; pointing to the final answer alone does not show how it follows.</w:t>
+      </w:r>
+    </w:p>
+    <w:p>
+      <w:pPr>
+        <w:pStyle w:val="Heading3"/>
+      </w:pPr>
+      <w:r>
+        <w:t>Practice 2: explain the deciding evidence</w:t>
+      </w:r>
+    </w:p>
+    <w:p>
+      <w:r>
+        <w:t>Changed-case practice: A revision fixes one miss but creates two extra false alarms. Which conclusion is supported by the supplied facts?</w:t>
+      </w:r>
+    </w:p>
+    <w:p>
+      <w:r>
+        <w:t>1. We can decide the result without examining the changed input or the procedure.</w:t>
+      </w:r>
+    </w:p>
+    <w:p>
+      <w:r>
+        <w:t>2. TP 5, FN 1, FP 3, TN 7 gives 12/16=75% accuracy and 5/6 recall.</w:t>
+      </w:r>
+    </w:p>
+    <w:p>
+      <w:r>
+        <w:t>3. This one example guarantees correct results for every future input.</w:t>
+      </w:r>
+    </w:p>
+    <w:p>
+      <w:pPr>
+        <w:pStyle w:val="Heading3"/>
+      </w:pPr>
+      <w:r>
+        <w:t>My selected conclusion, deciding fact and explanation</w:t>
+      </w:r>
+    </w:p>
+    <w:p>
+      <w:r>
+        <w:t>________________________________________________________________</w:t>
+      </w:r>
+    </w:p>
+    <w:p>
+      <w:r>
+        <w:t>________________________________________________________________</w:t>
+      </w:r>
+    </w:p>
+    <w:p>
+      <w:r>
+        <w:t>________________________________________________________________</w:t>
+      </w:r>
+    </w:p>
+    <w:p>
+      <w:r>
+        <w:t>________________________________________________________________</w:t>
+      </w:r>
+    </w:p>
+    <w:p>
+      <w:r>
+        <w:t>________________________________________________________________</w:t>
+      </w:r>
+    </w:p>
+    <w:p>
+      <w:r>
+        <w:t>Hint if needed: Use the changed condition and the deciding step in the pictorial trace. The answer must say what follows from those facts.</w:t>
+      </w:r>
+    </w:p>
+    <w:p>
+      <w:r>
+        <w:t>After your attempt, compare with the supported explanation: TP 5, FN 1, FP 3, TN 7 gives 12/16=75% accuracy and 5/6 recall. Recall rises while accuracy falls; the preferred revision depends on declared error consequences.</w:t>
+      </w:r>
+    </w:p>
+    <w:p>
+      <w:pPr>
+        <w:pStyle w:val="Heading3"/>
+      </w:pPr>
+      <w:r>
+        <w:t>Repair a missing building block</w:t>
+      </w:r>
+    </w:p>
+    <w:p>
+      <w:r>
+        <w:t>Review Capstone Dataset and Baseline (ai-4/34). Goal: Define a feasible capstone question and acceptance criteria. Short practice: What provenance field prevents the crop from appearing independent? Point to the relevant step in the picture, then write the changed result and the rule or evidence that supports it.. Return to this week and explain what you changed.</w:t>
+      </w:r>
+    </w:p>
+    <w:p>
+      <w:r>
+        <w:t>Review Proxy Features and Fairness (ai-4/32). Goal: Identify possible proxy features. Short practice: What evidence contradicts the original “all setting information removed” claim? Point to the relevant step in the picture, then write the changed result and the rule or evidence that supports it.. Return to this week and explain what you changed.</w:t>
+      </w:r>
+    </w:p>
+    <w:p>
+      <w:r>
+        <w:t>Review Feature Engineering (ai-4/29). Goal: Create features available at prediction time. Short practice: What should be saved so another group transforms the query identically? Point to the relevant step in the picture, then write the changed result and the rule or evidence that supports it.. Return to this week and explain what you changed.</w:t>
+      </w:r>
+    </w:p>
+    <w:p>
+      <w:pPr>
+        <w:pStyle w:val="Heading3"/>
+      </w:pPr>
+      <w:r>
+        <w:t>Keep your completed work</w:t>
+      </w:r>
+    </w:p>
+    <w:p>
+      <w:r>
+        <w:t>Use Download completed work in the hosted lesson to export your answers, reflections, practice feedback and code-run evidence. Open the HTML copy to read or print it. Drafts stay in this browser when storage is available; clear drafts on a shared device.</w:t>
+      </w:r>
+    </w:p>
+    <w:p>
+      <w:pPr>
+        <w:pStyle w:val="Heading3"/>
+      </w:pPr>
+      <w:r>
+        <w:t>What I repaired, the evidence I kept and the next test</w:t>
+      </w:r>
+    </w:p>
+    <w:p>
+      <w:r>
+        <w:t>________________________________________________________________</w:t>
+      </w:r>
+    </w:p>
+    <w:p>
+      <w:r>
+        <w:t>________________________________________________________________</w:t>
+      </w:r>
+    </w:p>
+    <w:p>
+      <w:r>
+        <w:t>________________________________________________________________</w:t>
+      </w:r>
+    </w:p>
+    <w:p>
+      <w:r>
+        <w:t>________________________________________________________________</w:t>
+      </w:r>
+    </w:p>
+    <w:p>
+      <w:r>
+        <w:t>________________________________________________________________</w:t>
+      </w:r>
+    </w:p>
     <w:sectPr>
       <w:pgSz w:w="12240" w:h="15840"/>
       <w:pgMar w:top="936" w:right="1008" w:bottom="936" w:left="1008" w:header="720" w:footer="720" w:gutter="0"/>

--- a/downloads/workbook/ai-4-week-35.docx
+++ b/downloads/workbook/ai-4-week-35.docx
@@ -30,6 +30,17 @@
     </w:p>
     <w:p>
       <w:r>
+        <w:t>Record your starting explanation for Capstone Train, Analyze, Improve before opening notes. Show any later correction separately.</w:t>
+      </w:r>
+    </w:p>
+    <w:p>
+      <w:pPr>
+        <w:spacing w:line="336" w:lineRule="auto" w:after="180"/>
+      </w:pPr>
+      <w:r>
+        <w:rPr>
+          <w:b w:val="0"/>
+        </w:rPr>
         <w:t>Try the recall before opening notes. Then use a different colour or a labelled second line to correct your explanation.</w:t>
       </w:r>
     </w:p>
@@ -42,7 +53,13 @@
       </w:r>
     </w:p>
     <w:p>
-      <w:r>
+      <w:pPr>
+        <w:spacing w:line="336" w:lineRule="auto" w:after="180"/>
+      </w:pPr>
+      <w:r>
+        <w:rPr>
+          <w:b w:val="0"/>
+        </w:rPr>
         <w:t>Without opening the old lesson, explain one key idea from Capstone Dataset and Baseline. Give an example and a mistake that the idea helps you avoid.</w:t>
       </w:r>
     </w:p>
@@ -78,7 +95,13 @@
       </w:r>
     </w:p>
     <w:p>
-      <w:r>
+      <w:pPr>
+        <w:spacing w:line="336" w:lineRule="auto" w:after="180"/>
+      </w:pPr>
+      <w:r>
+        <w:rPr>
+          <w:b w:val="0"/>
+        </w:rPr>
         <w:t>Without opening the old lesson, explain one key idea from Proxy Features and Fairness. Give an example and a mistake that the idea helps you avoid.</w:t>
       </w:r>
     </w:p>
@@ -114,7 +137,13 @@
       </w:r>
     </w:p>
     <w:p>
-      <w:r>
+      <w:pPr>
+        <w:spacing w:line="336" w:lineRule="auto" w:after="180"/>
+      </w:pPr>
+      <w:r>
+        <w:rPr>
+          <w:b w:val="0"/>
+        </w:rPr>
         <w:t>Without opening the old lesson, explain one key idea from Feature Engineering. Give an example and a mistake that the idea helps you avoid.</w:t>
       </w:r>
     </w:p>
@@ -151,6 +180,17 @@
     </w:p>
     <w:p>
       <w:r>
+        <w:t>Complete the supported Capstone Train, Analyze, Improve trace and record the first step you can explain without help.</w:t>
+      </w:r>
+    </w:p>
+    <w:p>
+      <w:pPr>
+        <w:spacing w:line="336" w:lineRule="auto" w:after="180"/>
+      </w:pPr>
+      <w:r>
+        <w:rPr>
+          <w:b w:val="0"/>
+        </w:rPr>
         <w:t>Use W2: Audit a difference for Capstone evaluation and revision. Record the answer once; the lesson and workbook refer to the same attempt.</w:t>
       </w:r>
     </w:p>
@@ -279,7 +319,29 @@
     </w:p>
     <w:p>
       <w:r>
-        <w:t>Use the worked case for Capstone evaluation and revision. Proposed explanation: “A final answer is enough”. Decide whether this explanation is supported. Point to the step or supplied fact that decides; explain your repair if needed.</w:t>
+        <w:t>Check the proposed Capstone Train, Analyze, Improve explanation against the supplied facts before discussing it.</w:t>
+      </w:r>
+    </w:p>
+    <w:p>
+      <w:pPr>
+        <w:spacing w:line="336" w:lineRule="auto" w:after="180"/>
+      </w:pPr>
+      <w:r>
+        <w:rPr>
+          <w:b w:val="0"/>
+        </w:rPr>
+        <w:t>Use the worked case for Capstone evaluation and revision. Proposed explanation: “A final answer is enough”. Decide whether this explanation is supported.</w:t>
+      </w:r>
+    </w:p>
+    <w:p>
+      <w:pPr>
+        <w:spacing w:line="336" w:lineRule="auto" w:after="180"/>
+      </w:pPr>
+      <w:r>
+        <w:rPr>
+          <w:b w:val="0"/>
+        </w:rPr>
+        <w:t>Point to the step or supplied fact that decides; explain your repair if needed.</w:t>
       </w:r>
     </w:p>
     <w:p>
@@ -319,6 +381,11 @@
       </w:r>
     </w:p>
     <w:p>
+      <w:r>
+        <w:t>Write one first attempt at the reserved independent case before feedback. Repeated copies of that case refer to the same recorded attempt.</w:t>
+      </w:r>
+    </w:p>
+    <w:p>
       <w:pPr>
         <w:pStyle w:val="Heading3"/>
       </w:pPr>
@@ -327,7 +394,13 @@
       </w:r>
     </w:p>
     <w:p>
-      <w:r>
+      <w:pPr>
+        <w:spacing w:line="336" w:lineRule="auto" w:after="180"/>
+      </w:pPr>
+      <w:r>
+        <w:rPr>
+          <w:b w:val="0"/>
+        </w:rPr>
         <w:t>Frozen candidate[[6, 2],[1, 3]] and baseline[[8, 0],[4, 0]] on 12 cases. Compute candidate metrics and compare error types.</w:t>
       </w:r>
     </w:p>
@@ -375,7 +448,13 @@
       </w:r>
     </w:p>
     <w:p>
-      <w:r>
+      <w:pPr>
+        <w:spacing w:line="336" w:lineRule="auto" w:after="180"/>
+      </w:pPr>
+      <w:r>
+        <w:rPr>
+          <w:b w:val="0"/>
+        </w:rPr>
         <w:t>Attempt this case before feedback. Record any help. Earlier examples below are further practice; a case already practised with feedback cannot establish fresh transfer.</w:t>
       </w:r>
     </w:p>
@@ -389,6 +468,17 @@
     </w:p>
     <w:p>
       <w:r>
+        <w:t>Connect the Capstone Train, Analyze, Improve target to a trace and a justified conclusion.</w:t>
+      </w:r>
+    </w:p>
+    <w:p>
+      <w:pPr>
+        <w:spacing w:line="336" w:lineRule="auto" w:after="180"/>
+      </w:pPr>
+      <w:r>
+        <w:rPr>
+          <w:b w:val="0"/>
+        </w:rPr>
         <w:t>A new model reduces validation errors from 8 to 5 but the team also removed three hard cases. Can improvement be attributed to the model? Propose a repair to the experiment.</w:t>
       </w:r>
     </w:p>
@@ -402,17 +492,82 @@
     </w:p>
     <w:p>
       <w:r>
-        <w:t>Baseline validation accuracy70%; model80%; most remaining errors are dim images.</w:t>
-      </w:r>
-    </w:p>
-    <w:p>
-      <w:r>
-        <w:t>Plan improvement evidence.</w:t>
-      </w:r>
-    </w:p>
-    <w:p>
-      <w:r>
-        <w:t>Show your trace, calculation or evidence</w:t>
+        <w:t>Solve the supplied Capstone Train, Analyze, Improve case and show the deciding evidence.</w:t>
+      </w:r>
+    </w:p>
+    <w:p>
+      <w:pPr>
+        <w:spacing w:line="336" w:lineRule="auto" w:after="180"/>
+      </w:pPr>
+      <w:r>
+        <w:rPr>
+          <w:b w:val="0"/>
+        </w:rPr>
+        <w:t>Baseline validation accuracy</w:t>
+      </w:r>
+      <w:r>
+        <w:rPr>
+          <w:b/>
+        </w:rPr>
+        <w:t>70%</w:t>
+      </w:r>
+      <w:r>
+        <w:rPr>
+          <w:b w:val="0"/>
+        </w:rPr>
+        <w:t>; model</w:t>
+      </w:r>
+      <w:r>
+        <w:rPr>
+          <w:b/>
+        </w:rPr>
+        <w:t>80%</w:t>
+      </w:r>
+      <w:r>
+        <w:rPr>
+          <w:b w:val="0"/>
+        </w:rPr>
+        <w:t>; most remaining errors are dim images.</w:t>
+      </w:r>
+    </w:p>
+    <w:p>
+      <w:pPr>
+        <w:spacing w:line="336" w:lineRule="auto" w:after="180"/>
+      </w:pPr>
+      <w:r>
+        <w:rPr>
+          <w:b w:val="0"/>
+        </w:rPr>
+        <w:t xml:space="preserve">Plan improvement </w:t>
+      </w:r>
+      <w:r>
+        <w:rPr>
+          <w:b/>
+        </w:rPr>
+        <w:t>evidence</w:t>
+      </w:r>
+      <w:r>
+        <w:rPr>
+          <w:b w:val="0"/>
+        </w:rPr>
+        <w:t>.</w:t>
+      </w:r>
+    </w:p>
+    <w:p>
+      <w:pPr>
+        <w:spacing w:line="336" w:lineRule="auto" w:after="180"/>
+      </w:pPr>
+      <w:r>
+        <w:rPr>
+          <w:b w:val="0"/>
+        </w:rPr>
+        <w:t xml:space="preserve">Show your trace, calculation or </w:t>
+      </w:r>
+      <w:r>
+        <w:rPr>
+          <w:b/>
+        </w:rPr>
+        <w:t>evidence</w:t>
       </w:r>
     </w:p>
     <w:p>
@@ -458,11 +613,53 @@
     </w:p>
     <w:p>
       <w:r>
-        <w:t>A revision raises overall validation accuracy from 80% to 84% but lowers dim-light accuracy from 60% to 40%. How should the improvement claim change?</w:t>
-      </w:r>
-    </w:p>
-    <w:p>
-      <w:r>
+        <w:t>Apply the procedure to the changed case and record why the conclusion follows.</w:t>
+      </w:r>
+    </w:p>
+    <w:p>
+      <w:pPr>
+        <w:spacing w:line="336" w:lineRule="auto" w:after="180"/>
+        <w:shd w:fill="F5F1FB"/>
+      </w:pPr>
+      <w:r>
+        <w:rPr>
+          <w:b w:val="0"/>
+        </w:rPr>
+        <w:t xml:space="preserve">A revision raises overall validation accuracy from </w:t>
+      </w:r>
+      <w:r>
+        <w:rPr>
+          <w:b/>
+        </w:rPr>
+        <w:t>80%</w:t>
+      </w:r>
+      <w:r>
+        <w:rPr>
+          <w:b w:val="0"/>
+        </w:rPr>
+        <w:t xml:space="preserve"> to 84% but lowers dim-light accuracy from </w:t>
+      </w:r>
+      <w:r>
+        <w:rPr>
+          <w:b/>
+        </w:rPr>
+        <w:t>60%</w:t>
+      </w:r>
+      <w:r>
+        <w:rPr>
+          <w:b w:val="0"/>
+        </w:rPr>
+        <w:t xml:space="preserve"> to 40%. How should the improvement claim change?</w:t>
+      </w:r>
+    </w:p>
+    <w:p>
+      <w:pPr>
+        <w:spacing w:line="336" w:lineRule="auto" w:after="180"/>
+      </w:pPr>
+      <w:r>
+        <w:rPr>
+          <w:b w:val="0"/>
+        </w:rPr>
         <w:t>My independent answer and reason</w:t>
       </w:r>
     </w:p>
@@ -517,7 +714,30 @@
     </w:p>
     <w:p>
       <w:r>
-        <w:t>Create a changed input, boundary case or missing-information case. Write the expected answer or safe response before testing.</w:t>
+        <w:t>Specify a changed input, expected result and observation separately.</w:t>
+      </w:r>
+    </w:p>
+    <w:p>
+      <w:pPr>
+        <w:spacing w:line="336" w:lineRule="auto" w:after="180"/>
+      </w:pPr>
+      <w:r>
+        <w:rPr>
+          <w:b w:val="0"/>
+        </w:rPr>
+        <w:t xml:space="preserve">Create a changed </w:t>
+      </w:r>
+      <w:r>
+        <w:rPr>
+          <w:b/>
+        </w:rPr>
+        <w:t>input</w:t>
+      </w:r>
+      <w:r>
+        <w:rPr>
+          <w:b w:val="0"/>
+        </w:rPr>
+        <w:t>, boundary case or missing-information case. Write the expected answer or safe response before testing.</w:t>
       </w:r>
     </w:p>
     <w:tbl>
@@ -646,12 +866,41 @@
     </w:p>
     <w:p>
       <w:r>
+        <w:t>Justify what Capstone Train, Analyze, Improve adds to Responsible Plant Classifier and keep the evidence.</w:t>
+      </w:r>
+    </w:p>
+    <w:p>
+      <w:pPr>
+        <w:spacing w:line="336" w:lineRule="auto" w:after="180"/>
+      </w:pPr>
+      <w:r>
+        <w:rPr>
+          <w:b w:val="0"/>
+        </w:rPr>
         <w:t>Finalize the Plant Classifier experiment record, confusion matrix, subgroup table, model card, and honest remaining-limit statement.</w:t>
       </w:r>
     </w:p>
     <w:p>
-      <w:r>
-        <w:t>The project change and evidence I will keep</w:t>
+      <w:pPr>
+        <w:spacing w:line="336" w:lineRule="auto" w:after="180"/>
+      </w:pPr>
+      <w:r>
+        <w:rPr>
+          <w:b w:val="0"/>
+        </w:rPr>
+        <w:t xml:space="preserve">The project change and </w:t>
+      </w:r>
+      <w:r>
+        <w:rPr>
+          <w:b/>
+        </w:rPr>
+        <w:t>evidence</w:t>
+      </w:r>
+      <w:r>
+        <w:rPr>
+          <w:b w:val="0"/>
+        </w:rPr>
+        <w:t xml:space="preserve"> I will keep</w:t>
       </w:r>
     </w:p>
     <w:p>
@@ -697,11 +946,54 @@
     </w:p>
     <w:p>
       <w:r>
-        <w:t>I can explain the mechanism. I can show evidence. I can handle a changed case. I can name a limit. Mark each as not yet, with help or independently, and attach supporting work.</w:t>
-      </w:r>
-    </w:p>
-    <w:p>
-      <w:r>
+        <w:t>Judge explanation, evidence, transfer and limits separately; attach the work behind your judgement.</w:t>
+      </w:r>
+    </w:p>
+    <w:p>
+      <w:pPr>
+        <w:pStyle w:val="ListBullet"/>
+      </w:pPr>
+      <w:r>
+        <w:t>I can explain the mechanism.</w:t>
+      </w:r>
+    </w:p>
+    <w:p>
+      <w:pPr>
+        <w:pStyle w:val="ListBullet"/>
+      </w:pPr>
+      <w:r>
+        <w:t>I can show evidence.</w:t>
+      </w:r>
+    </w:p>
+    <w:p>
+      <w:pPr>
+        <w:pStyle w:val="ListBullet"/>
+      </w:pPr>
+      <w:r>
+        <w:t>I can handle a changed case.</w:t>
+      </w:r>
+    </w:p>
+    <w:p>
+      <w:pPr>
+        <w:pStyle w:val="ListBullet"/>
+      </w:pPr>
+      <w:r>
+        <w:t>I can name a limit.</w:t>
+      </w:r>
+    </w:p>
+    <w:p>
+      <w:r>
+        <w:t>Mark each as not yet, with help or independently, and attach supporting work.</w:t>
+      </w:r>
+    </w:p>
+    <w:p>
+      <w:pPr>
+        <w:spacing w:line="336" w:lineRule="auto" w:after="180"/>
+      </w:pPr>
+      <w:r>
+        <w:rPr>
+          <w:b w:val="0"/>
+        </w:rPr>
         <w:t>Teacher review ____________________  Next step ____________________</w:t>
       </w:r>
     </w:p>
@@ -715,6 +1007,17 @@
     </w:p>
     <w:p>
       <w:r>
+        <w:t>Use this earlier case as transfer practice. A case already discussed with feedback is not fresh assessment evidence.</w:t>
+      </w:r>
+    </w:p>
+    <w:p>
+      <w:pPr>
+        <w:spacing w:line="336" w:lineRule="auto" w:after="180"/>
+      </w:pPr>
+      <w:r>
+        <w:rPr>
+          <w:b w:val="0"/>
+        </w:rPr>
         <w:t>A new model reduces validation errors from 8 to 5 but the team also removed three hard cases. Can improvement be attributed to the model? Propose a repair to the experiment.</w:t>
       </w:r>
     </w:p>
@@ -762,7 +1065,13 @@
       </w:r>
     </w:p>
     <w:p>
-      <w:r>
+      <w:pPr>
+        <w:spacing w:line="336" w:lineRule="auto" w:after="180"/>
+      </w:pPr>
+      <w:r>
+        <w:rPr>
+          <w:b w:val="0"/>
+        </w:rPr>
         <w:t>Record support used: none, hint or teacher explanation.</w:t>
       </w:r>
     </w:p>
@@ -776,6 +1085,17 @@
     </w:p>
     <w:p>
       <w:r>
+        <w:t>Score the frozen test. Apply the supplied Capstone Train, Analyze, Improve facts and keep your reasoning.</w:t>
+      </w:r>
+    </w:p>
+    <w:p>
+      <w:pPr>
+        <w:spacing w:line="336" w:lineRule="auto" w:after="180"/>
+      </w:pPr>
+      <w:r>
+        <w:rPr>
+          <w:b w:val="0"/>
+        </w:rPr>
         <w:t>Compute the worked candidate metrics and baseline accuracy.</w:t>
       </w:r>
     </w:p>
@@ -827,6 +1147,18 @@
     </w:p>
     <w:p>
       <w:r>
+        <w:t>Audit a difference. Apply the supplied Capstone Train, Analyze, Improve facts and keep your reasoning.</w:t>
+      </w:r>
+    </w:p>
+    <w:p>
+      <w:pPr>
+        <w:spacing w:line="336" w:lineRule="auto" w:after="180"/>
+        <w:shd w:fill="F5F1FB"/>
+      </w:pPr>
+      <w:r>
+        <w:rPr>
+          <w:b w:val="0"/>
+        </w:rPr>
         <w:t>What does the one-correct-case improvement establish?</w:t>
       </w:r>
     </w:p>
@@ -878,6 +1210,17 @@
     </w:p>
     <w:p>
       <w:r>
+        <w:t>Label a revision. Apply the supplied Capstone Train, Analyze, Improve facts and keep your reasoning.</w:t>
+      </w:r>
+    </w:p>
+    <w:p>
+      <w:pPr>
+        <w:spacing w:line="336" w:lineRule="auto" w:after="180"/>
+      </w:pPr>
+      <w:r>
+        <w:rPr>
+          <w:b w:val="0"/>
+        </w:rPr>
         <w:t>A threshold changes after test errors are read. Label its score on the same rows.</w:t>
       </w:r>
     </w:p>
@@ -929,6 +1272,17 @@
     </w:p>
     <w:p>
       <w:r>
+        <w:t>Attempt before feedback. If this repeats the selected independent case, reuse that first attempt; otherwise keep a separate record. Apply independently. Apply the supplied Capstone Train, Analyze, Improve facts and keep your reasoning.</w:t>
+      </w:r>
+    </w:p>
+    <w:p>
+      <w:pPr>
+        <w:spacing w:line="336" w:lineRule="auto" w:after="180"/>
+      </w:pPr>
+      <w:r>
+        <w:rPr>
+          <w:b w:val="0"/>
+        </w:rPr>
         <w:t>Frozen candidate[[6, 2],[1, 3]] and baseline[[8, 0],[4, 0]] on 12 cases. Compute candidate metrics and compare error types.</w:t>
       </w:r>
     </w:p>
@@ -990,6 +1344,18 @@
     </w:p>
     <w:p>
       <w:r>
+        <w:t>Update the card. Apply the supplied Capstone Train, Analyze, Improve facts and keep your reasoning.</w:t>
+      </w:r>
+    </w:p>
+    <w:p>
+      <w:pPr>
+        <w:spacing w:line="336" w:lineRule="auto" w:after="180"/>
+        <w:shd w:fill="F5F1FB"/>
+      </w:pPr>
+      <w:r>
+        <w:rPr>
+          <w:b w:val="0"/>
+        </w:rPr>
         <w:t>What must remain visible when version 2 is proposed without a fresh test?</w:t>
       </w:r>
     </w:p>
@@ -1037,6 +1403,11 @@
       </w:pPr>
       <w:r>
         <w:t>17. Feedback, return check and learning record</w:t>
+      </w:r>
+    </w:p>
+    <w:p>
+      <w:r>
+        <w:t>Record the first repaired step and a different case to revisit after a delay.</w:t>
       </w:r>
     </w:p>
     <w:tbl>
@@ -1176,7 +1547,13 @@
       </w:tr>
     </w:tbl>
     <w:p>
-      <w:r>
+      <w:pPr>
+        <w:spacing w:line="336" w:lineRule="auto" w:after="180"/>
+      </w:pPr>
+      <w:r>
+        <w:rPr>
+          <w:b w:val="0"/>
+        </w:rPr>
         <w:t>Revisit this idea with your teacher after a delay. Familiarity is different from explaining and using it on a changed case.</w:t>
       </w:r>
     </w:p>
@@ -1190,17 +1567,52 @@
     </w:p>
     <w:p>
       <w:r>
+        <w:t>Choose the next capstone revision from explicit false alarms and misses. Explain the labelled step before checking the changed condition.</w:t>
+      </w:r>
+    </w:p>
+    <w:p>
+      <w:pPr>
+        <w:spacing w:line="336" w:lineRule="auto" w:after="180"/>
+      </w:pPr>
+      <w:r>
+        <w:rPr>
+          <w:b w:val="0"/>
+        </w:rPr>
         <w:t>Choose the next capstone revision from explicit false alarms and misses.</w:t>
       </w:r>
     </w:p>
     <w:p>
-      <w:r>
+      <w:pPr>
+        <w:spacing w:line="336" w:lineRule="auto" w:after="180"/>
+      </w:pPr>
+      <w:r>
+        <w:rPr>
+          <w:b w:val="0"/>
+        </w:rPr>
         <w:t>Positive=spotted. CandidateTP4, FN 2, FP 1, TN 9; baselineTP0, FN 6, FP 0, TN 10. Both evaluate the same16 cases.</w:t>
       </w:r>
     </w:p>
     <w:p>
-      <w:r>
-        <w:t>All inputs and outcomes in this worked example are invented classroom data; no real model run is claimed.</w:t>
+      <w:pPr>
+        <w:spacing w:line="336" w:lineRule="auto" w:after="180"/>
+      </w:pPr>
+      <w:r>
+        <w:rPr>
+          <w:b w:val="0"/>
+        </w:rPr>
+        <w:t xml:space="preserve">All </w:t>
+      </w:r>
+      <w:r>
+        <w:rPr>
+          <w:b/>
+        </w:rPr>
+        <w:t>input</w:t>
+      </w:r>
+      <w:r>
+        <w:rPr>
+          <w:b w:val="0"/>
+        </w:rPr>
+        <w:t>s and outcomes in this worked example are invented classroom data; no real model run is claimed.</w:t>
       </w:r>
     </w:p>
     <w:p>
@@ -1276,8 +1688,26 @@
       </w:r>
     </w:p>
     <w:p>
-      <w:r>
-        <w:t>Why is “the revision is better” incomplete? Point to the relevant step in the picture, then write the changed result and the rule or evidence that supports it.</w:t>
+      <w:pPr>
+        <w:spacing w:line="336" w:lineRule="auto" w:after="180"/>
+      </w:pPr>
+      <w:r>
+        <w:rPr>
+          <w:b w:val="0"/>
+        </w:rPr>
+        <w:t xml:space="preserve">Why is “the revision is better” incomplete? Point to the relevant step in the picture, then write the changed result and the rule or </w:t>
+      </w:r>
+      <w:r>
+        <w:rPr>
+          <w:b/>
+        </w:rPr>
+        <w:t>evidence</w:t>
+      </w:r>
+      <w:r>
+        <w:rPr>
+          <w:b w:val="0"/>
+        </w:rPr>
+        <w:t xml:space="preserve"> that supports it.</w:t>
       </w:r>
     </w:p>
     <w:p>
@@ -1319,13 +1749,69 @@
       </w:r>
     </w:p>
     <w:p>
-      <w:r>
-        <w:t>Support used: alone / hint / worked example. This record is practice evidence.</w:t>
-      </w:r>
-    </w:p>
-    <w:p>
-      <w:r>
-        <w:t>Project connection: For your Responsible Plant Classifier, save the input, procedure, observed result and limitation of this check. Label this worked example as practice; use a different, previously unreviewed case when checking independent understanding.</w:t>
+      <w:pPr>
+        <w:pStyle w:val="Heading3"/>
+      </w:pPr>
+      <w:r>
+        <w:t>Record the help used</w:t>
+      </w:r>
+    </w:p>
+    <w:p>
+      <w:pPr>
+        <w:spacing w:line="336" w:lineRule="auto" w:after="180"/>
+        <w:shd w:fill="F1F6F8"/>
+      </w:pPr>
+      <w:r>
+        <w:rPr>
+          <w:b w:val="0"/>
+        </w:rPr>
+        <w:t xml:space="preserve">Support used: alone / hint / worked example. This record is practice </w:t>
+      </w:r>
+      <w:r>
+        <w:rPr>
+          <w:b/>
+        </w:rPr>
+        <w:t>evidence</w:t>
+      </w:r>
+      <w:r>
+        <w:rPr>
+          <w:b w:val="0"/>
+        </w:rPr>
+        <w:t>.</w:t>
+      </w:r>
+    </w:p>
+    <w:p>
+      <w:pPr>
+        <w:spacing w:line="336" w:lineRule="auto" w:after="180"/>
+      </w:pPr>
+      <w:r>
+        <w:rPr>
+          <w:b w:val="0"/>
+        </w:rPr>
+        <w:t xml:space="preserve">Project connection: For your Responsible Plant Classifier, save the </w:t>
+      </w:r>
+      <w:r>
+        <w:rPr>
+          <w:b/>
+        </w:rPr>
+        <w:t>input</w:t>
+      </w:r>
+      <w:r>
+        <w:rPr>
+          <w:b w:val="0"/>
+        </w:rPr>
+        <w:t>, procedure, observed result and limitation of this check.</w:t>
+      </w:r>
+    </w:p>
+    <w:p>
+      <w:pPr>
+        <w:spacing w:line="336" w:lineRule="auto" w:after="180"/>
+      </w:pPr>
+      <w:r>
+        <w:rPr>
+          <w:b w:val="0"/>
+        </w:rPr>
+        <w:t>Label this worked example as practice; use a different, previously unreviewed case when checking independent understanding.</w:t>
       </w:r>
     </w:p>
     <w:p>
@@ -1338,17 +1824,75 @@
     </w:p>
     <w:p>
       <w:r>
+        <w:t>Keep this week’s input, deciding step, result and limit together in the Responsible Plant Classifier record.</w:t>
+      </w:r>
+    </w:p>
+    <w:p>
+      <w:pPr>
+        <w:spacing w:line="336" w:lineRule="auto" w:after="180"/>
+      </w:pPr>
+      <w:r>
+        <w:rPr>
+          <w:b w:val="0"/>
+        </w:rPr>
         <w:t>Project: Responsible Plant Classifier</w:t>
       </w:r>
     </w:p>
     <w:p>
-      <w:r>
-        <w:t>Current milestone: Present and defend. Demonstrate the system, explain one failure and justify the next improvement with evidence.</w:t>
-      </w:r>
-    </w:p>
-    <w:p>
-      <w:r>
-        <w:t>For your Responsible Plant Classifier, save the input, procedure, observed result and limitation of this check. Label this worked example as practice; use a different, previously unreviewed case when checking independent understanding.</w:t>
+      <w:pPr>
+        <w:spacing w:line="336" w:lineRule="auto" w:after="180"/>
+      </w:pPr>
+      <w:r>
+        <w:rPr>
+          <w:b w:val="0"/>
+        </w:rPr>
+        <w:t xml:space="preserve">Current milestone: Present and defend. Demonstrate the system, explain one failure and justify the next improvement with </w:t>
+      </w:r>
+      <w:r>
+        <w:rPr>
+          <w:b/>
+        </w:rPr>
+        <w:t>evidence</w:t>
+      </w:r>
+      <w:r>
+        <w:rPr>
+          <w:b w:val="0"/>
+        </w:rPr>
+        <w:t>.</w:t>
+      </w:r>
+    </w:p>
+    <w:p>
+      <w:pPr>
+        <w:spacing w:line="336" w:lineRule="auto" w:after="180"/>
+      </w:pPr>
+      <w:r>
+        <w:rPr>
+          <w:b w:val="0"/>
+        </w:rPr>
+        <w:t xml:space="preserve">For your Responsible Plant Classifier, save the </w:t>
+      </w:r>
+      <w:r>
+        <w:rPr>
+          <w:b/>
+        </w:rPr>
+        <w:t>input</w:t>
+      </w:r>
+      <w:r>
+        <w:rPr>
+          <w:b w:val="0"/>
+        </w:rPr>
+        <w:t>, procedure, observed result and limitation of this check.</w:t>
+      </w:r>
+    </w:p>
+    <w:p>
+      <w:pPr>
+        <w:spacing w:line="336" w:lineRule="auto" w:after="180"/>
+      </w:pPr>
+      <w:r>
+        <w:rPr>
+          <w:b w:val="0"/>
+        </w:rPr>
+        <w:t>Label this worked example as practice; use a different, previously unreviewed case when checking independent understanding.</w:t>
       </w:r>
     </w:p>
     <w:tbl>
@@ -1510,11 +2054,28 @@
     </w:p>
     <w:p>
       <w:r>
+        <w:t>Try the supported questions before comparing with hints and feedback. Record what you repaired and the evidence you retained.</w:t>
+      </w:r>
+    </w:p>
+    <w:p>
+      <w:pPr>
+        <w:spacing w:line="336" w:lineRule="auto" w:after="180"/>
+      </w:pPr>
+      <w:r>
+        <w:rPr>
+          <w:b w:val="0"/>
+        </w:rPr>
         <w:t>Use this supported practice once, in the browser or on paper. Keep the reserved independent assessment for a separate first attempt before teacher feedback.</w:t>
       </w:r>
     </w:p>
     <w:p>
-      <w:r>
+      <w:pPr>
+        <w:spacing w:line="336" w:lineRule="auto" w:after="180"/>
+      </w:pPr>
+      <w:r>
+        <w:rPr>
+          <w:b w:val="0"/>
+        </w:rPr>
         <w:t>Choose the next capstone revision from explicit false alarms and misses.</w:t>
       </w:r>
     </w:p>
@@ -1527,22 +2088,61 @@
       </w:r>
     </w:p>
     <w:p>
-      <w:r>
-        <w:t>Which labelled step matches this detail? Review candidate’s two misses and one false alarm with conditions and label evidence before revising.</w:t>
-      </w:r>
-    </w:p>
-    <w:p>
-      <w:r>
+      <w:pPr>
+        <w:spacing w:line="336" w:lineRule="auto" w:after="180"/>
+      </w:pPr>
+      <w:r>
+        <w:rPr>
+          <w:b w:val="0"/>
+        </w:rPr>
+        <w:t xml:space="preserve">Which labelled step matches this detail? Review candidate’s two misses and one false alarm with conditions and label </w:t>
+      </w:r>
+      <w:r>
+        <w:rPr>
+          <w:b/>
+        </w:rPr>
+        <w:t>evidence</w:t>
+      </w:r>
+      <w:r>
+        <w:rPr>
+          <w:b w:val="0"/>
+        </w:rPr>
+        <w:t xml:space="preserve"> before revising.</w:t>
+      </w:r>
+    </w:p>
+    <w:p>
+      <w:pPr>
+        <w:spacing w:line="336" w:lineRule="auto" w:after="180"/>
+        <w:shd w:fill="F4F9FC"/>
+      </w:pPr>
+      <w:r>
+        <w:rPr>
+          <w:b w:val="0"/>
+        </w:rPr>
         <w:t>1. Inspect errors</w:t>
       </w:r>
     </w:p>
     <w:p>
-      <w:r>
+      <w:pPr>
+        <w:spacing w:line="336" w:lineRule="auto" w:after="180"/>
+        <w:shd w:fill="F4F9FC"/>
+      </w:pPr>
+      <w:r>
+        <w:rPr>
+          <w:b w:val="0"/>
+        </w:rPr>
         <w:t>2. Compare accuracy</w:t>
       </w:r>
     </w:p>
     <w:p>
-      <w:r>
+      <w:pPr>
+        <w:spacing w:line="336" w:lineRule="auto" w:after="180"/>
+        <w:shd w:fill="F4F9FC"/>
+      </w:pPr>
+      <w:r>
+        <w:rPr>
+          <w:b w:val="0"/>
+        </w:rPr>
         <w:t>3. Compare detection</w:t>
       </w:r>
     </w:p>
@@ -1580,41 +2180,191 @@
       </w:r>
     </w:p>
     <w:p>
-      <w:r>
+      <w:pPr>
+        <w:pStyle w:val="Heading3"/>
+      </w:pPr>
+      <w:r>
+        <w:t>Hint · try first</w:t>
+      </w:r>
+    </w:p>
+    <w:p>
+      <w:pPr>
+        <w:spacing w:line="336" w:lineRule="auto" w:after="180"/>
+        <w:shd w:fill="F1F6F8"/>
+      </w:pPr>
+      <w:r>
+        <w:rPr>
+          <w:b w:val="0"/>
+        </w:rPr>
         <w:t>Hint if needed: Read the steps in the pictorial case. Match the supplied detail to the stage that performs or records it.</w:t>
       </w:r>
     </w:p>
     <w:p>
-      <w:r>
-        <w:t>After your attempt, compare with the supported explanation: Inspect errors Review candidate’s two misses and one false alarm with conditions and label evidence before revising. Read the picture in order. Review candidate’s two misses and one false alarm with conditions and label evidence before revising. The arrows show which recorded input or intermediate result each decision uses. Explain the deciding step aloud before checking the changed case; pointing to the final answer alone does not show how it follows.</w:t>
-      </w:r>
-    </w:p>
-    <w:p>
       <w:pPr>
         <w:pStyle w:val="Heading3"/>
       </w:pPr>
       <w:r>
+        <w:t>Feedback · compare after trying</w:t>
+      </w:r>
+    </w:p>
+    <w:p>
+      <w:pPr>
+        <w:spacing w:line="336" w:lineRule="auto" w:after="180"/>
+        <w:shd w:fill="F1F6FC"/>
+      </w:pPr>
+      <w:r>
+        <w:rPr>
+          <w:b w:val="0"/>
+        </w:rPr>
+        <w:t xml:space="preserve">After your attempt, compare with the supported explanation: Inspect errors Review candidate’s two misses and one false alarm with conditions and label </w:t>
+      </w:r>
+      <w:r>
+        <w:rPr>
+          <w:b/>
+        </w:rPr>
+        <w:t>evidence</w:t>
+      </w:r>
+      <w:r>
+        <w:rPr>
+          <w:b w:val="0"/>
+        </w:rPr>
+        <w:t xml:space="preserve"> before revising. Read the picture in order.</w:t>
+      </w:r>
+    </w:p>
+    <w:p>
+      <w:pPr>
+        <w:spacing w:line="336" w:lineRule="auto" w:after="180"/>
+        <w:shd w:fill="F1F6FC"/>
+      </w:pPr>
+      <w:r>
+        <w:rPr>
+          <w:b w:val="0"/>
+        </w:rPr>
+        <w:t xml:space="preserve">Review candidate’s two misses and one false alarm with conditions and label </w:t>
+      </w:r>
+      <w:r>
+        <w:rPr>
+          <w:b/>
+        </w:rPr>
+        <w:t>evidence</w:t>
+      </w:r>
+      <w:r>
+        <w:rPr>
+          <w:b w:val="0"/>
+        </w:rPr>
+        <w:t xml:space="preserve"> before revising. The arrows show which recorded </w:t>
+      </w:r>
+      <w:r>
+        <w:rPr>
+          <w:b/>
+        </w:rPr>
+        <w:t>input</w:t>
+      </w:r>
+      <w:r>
+        <w:rPr>
+          <w:b w:val="0"/>
+        </w:rPr>
+        <w:t xml:space="preserve"> or intermediate result each decision uses.</w:t>
+      </w:r>
+    </w:p>
+    <w:p>
+      <w:pPr>
+        <w:spacing w:line="336" w:lineRule="auto" w:after="180"/>
+        <w:shd w:fill="F1F6FC"/>
+      </w:pPr>
+      <w:r>
+        <w:rPr>
+          <w:b w:val="0"/>
+        </w:rPr>
+        <w:t>Explain the deciding step aloud before checking the changed case; pointing to the final answer alone does not show how it follows.</w:t>
+      </w:r>
+    </w:p>
+    <w:p>
+      <w:pPr>
+        <w:pStyle w:val="Heading3"/>
+      </w:pPr>
+      <w:r>
         <w:t>Practice 2: explain the deciding evidence</w:t>
       </w:r>
     </w:p>
     <w:p>
-      <w:r>
+      <w:pPr>
+        <w:pStyle w:val="Heading3"/>
+      </w:pPr>
+      <w:r>
+        <w:t>Changed case · predict first</w:t>
+      </w:r>
+    </w:p>
+    <w:p>
+      <w:pPr>
+        <w:spacing w:line="336" w:lineRule="auto" w:after="180"/>
+        <w:shd w:fill="F5F1FB"/>
+      </w:pPr>
+      <w:r>
+        <w:rPr>
+          <w:b w:val="0"/>
+        </w:rPr>
         <w:t>Changed-case practice: A revision fixes one miss but creates two extra false alarms. Which conclusion is supported by the supplied facts?</w:t>
       </w:r>
     </w:p>
     <w:p>
-      <w:r>
-        <w:t>1. We can decide the result without examining the changed input or the procedure.</w:t>
-      </w:r>
-    </w:p>
-    <w:p>
-      <w:r>
+      <w:pPr>
+        <w:spacing w:line="336" w:lineRule="auto" w:after="180"/>
+        <w:shd w:fill="F4F9FC"/>
+      </w:pPr>
+      <w:r>
+        <w:rPr>
+          <w:b w:val="0"/>
+        </w:rPr>
+        <w:t xml:space="preserve">1. We can decide the result without examining the changed </w:t>
+      </w:r>
+      <w:r>
+        <w:rPr>
+          <w:b/>
+        </w:rPr>
+        <w:t>input</w:t>
+      </w:r>
+      <w:r>
+        <w:rPr>
+          <w:b w:val="0"/>
+        </w:rPr>
+        <w:t xml:space="preserve"> or the procedure.</w:t>
+      </w:r>
+    </w:p>
+    <w:p>
+      <w:pPr>
+        <w:spacing w:line="336" w:lineRule="auto" w:after="180"/>
+        <w:shd w:fill="F4F9FC"/>
+      </w:pPr>
+      <w:r>
+        <w:rPr>
+          <w:b w:val="0"/>
+        </w:rPr>
         <w:t>2. TP 5, FN 1, FP 3, TN 7 gives 12/16=75% accuracy and 5/6 recall.</w:t>
       </w:r>
     </w:p>
     <w:p>
-      <w:r>
-        <w:t>3. This one example guarantees correct results for every future input.</w:t>
+      <w:pPr>
+        <w:spacing w:line="336" w:lineRule="auto" w:after="180"/>
+        <w:shd w:fill="F4F9FC"/>
+      </w:pPr>
+      <w:r>
+        <w:rPr>
+          <w:b w:val="0"/>
+        </w:rPr>
+        <w:t xml:space="preserve">3. This one example guarantees correct results for every future </w:t>
+      </w:r>
+      <w:r>
+        <w:rPr>
+          <w:b/>
+        </w:rPr>
+        <w:t>input</w:t>
+      </w:r>
+      <w:r>
+        <w:rPr>
+          <w:b w:val="0"/>
+        </w:rPr>
+        <w:t>.</w:t>
       </w:r>
     </w:p>
     <w:p>
@@ -1651,12 +2401,42 @@
       </w:r>
     </w:p>
     <w:p>
-      <w:r>
+      <w:pPr>
+        <w:pStyle w:val="Heading3"/>
+      </w:pPr>
+      <w:r>
+        <w:t>Hint · try first</w:t>
+      </w:r>
+    </w:p>
+    <w:p>
+      <w:pPr>
+        <w:spacing w:line="336" w:lineRule="auto" w:after="180"/>
+        <w:shd w:fill="F1F6F8"/>
+      </w:pPr>
+      <w:r>
+        <w:rPr>
+          <w:b w:val="0"/>
+        </w:rPr>
         <w:t>Hint if needed: Use the changed condition and the deciding step in the pictorial trace. The answer must say what follows from those facts.</w:t>
       </w:r>
     </w:p>
     <w:p>
-      <w:r>
+      <w:pPr>
+        <w:pStyle w:val="Heading3"/>
+      </w:pPr>
+      <w:r>
+        <w:t>Feedback · compare after trying</w:t>
+      </w:r>
+    </w:p>
+    <w:p>
+      <w:pPr>
+        <w:spacing w:line="336" w:lineRule="auto" w:after="180"/>
+        <w:shd w:fill="F1F6FC"/>
+      </w:pPr>
+      <w:r>
+        <w:rPr>
+          <w:b w:val="0"/>
+        </w:rPr>
         <w:t>After your attempt, compare with the supported explanation: TP 5, FN 1, FP 3, TN 7 gives 12/16=75% accuracy and 5/6 recall. Recall rises while accuracy falls; the preferred revision depends on declared error consequences.</w:t>
       </w:r>
     </w:p>
@@ -1669,18 +2449,129 @@
       </w:r>
     </w:p>
     <w:p>
-      <w:r>
-        <w:t>Review Capstone Dataset and Baseline (ai-4/34). Goal: Define a feasible capstone question and acceptance criteria. Short practice: What provenance field prevents the crop from appearing independent? Point to the relevant step in the picture, then write the changed result and the rule or evidence that supports it.. Return to this week and explain what you changed.</w:t>
-      </w:r>
-    </w:p>
-    <w:p>
-      <w:r>
-        <w:t>Review Proxy Features and Fairness (ai-4/32). Goal: Identify possible proxy features. Short practice: What evidence contradicts the original “all setting information removed” claim? Point to the relevant step in the picture, then write the changed result and the rule or evidence that supports it.. Return to this week and explain what you changed.</w:t>
-      </w:r>
-    </w:p>
-    <w:p>
-      <w:r>
-        <w:t>Review Feature Engineering (ai-4/29). Goal: Create features available at prediction time. Short practice: What should be saved so another group transforms the query identically? Point to the relevant step in the picture, then write the changed result and the rule or evidence that supports it.. Return to this week and explain what you changed.</w:t>
+      <w:pPr>
+        <w:spacing w:line="336" w:lineRule="auto" w:after="180"/>
+      </w:pPr>
+      <w:r>
+        <w:rPr>
+          <w:b w:val="0"/>
+        </w:rPr>
+        <w:t>Review Capstone Dataset and Baseline (ai-4/34). Goal: Define a feasible capstone question and acceptance criteria. Short practice: What provenance field prevents the crop from appearing independent?</w:t>
+      </w:r>
+    </w:p>
+    <w:p>
+      <w:pPr>
+        <w:spacing w:line="336" w:lineRule="auto" w:after="180"/>
+      </w:pPr>
+      <w:r>
+        <w:rPr>
+          <w:b w:val="0"/>
+        </w:rPr>
+        <w:t xml:space="preserve">Point to the relevant step in the picture, then write the changed result and the rule or </w:t>
+      </w:r>
+      <w:r>
+        <w:rPr>
+          <w:b/>
+        </w:rPr>
+        <w:t>evidence</w:t>
+      </w:r>
+      <w:r>
+        <w:rPr>
+          <w:b w:val="0"/>
+        </w:rPr>
+        <w:t xml:space="preserve"> that supports it.. Return to this week and explain what you changed.</w:t>
+      </w:r>
+    </w:p>
+    <w:p>
+      <w:pPr>
+        <w:spacing w:line="336" w:lineRule="auto" w:after="180"/>
+      </w:pPr>
+      <w:r>
+        <w:rPr>
+          <w:b w:val="0"/>
+        </w:rPr>
+        <w:t xml:space="preserve">Review Proxy Features and Fairness (ai-4/32). Goal: Identify possible proxy features. Short practice: What </w:t>
+      </w:r>
+      <w:r>
+        <w:rPr>
+          <w:b/>
+        </w:rPr>
+        <w:t>evidence</w:t>
+      </w:r>
+      <w:r>
+        <w:rPr>
+          <w:b w:val="0"/>
+        </w:rPr>
+        <w:t xml:space="preserve"> contradicts the original “all setting information removed” claim?</w:t>
+      </w:r>
+    </w:p>
+    <w:p>
+      <w:pPr>
+        <w:spacing w:line="336" w:lineRule="auto" w:after="180"/>
+      </w:pPr>
+      <w:r>
+        <w:rPr>
+          <w:b w:val="0"/>
+        </w:rPr>
+        <w:t xml:space="preserve">Point to the relevant step in the picture, then write the changed result and the rule or </w:t>
+      </w:r>
+      <w:r>
+        <w:rPr>
+          <w:b/>
+        </w:rPr>
+        <w:t>evidence</w:t>
+      </w:r>
+      <w:r>
+        <w:rPr>
+          <w:b w:val="0"/>
+        </w:rPr>
+        <w:t xml:space="preserve"> that supports it.. Return to this week and explain what you changed.</w:t>
+      </w:r>
+    </w:p>
+    <w:p>
+      <w:pPr>
+        <w:spacing w:line="336" w:lineRule="auto" w:after="180"/>
+      </w:pPr>
+      <w:r>
+        <w:rPr>
+          <w:b w:val="0"/>
+        </w:rPr>
+        <w:t xml:space="preserve">Review Feature Engineering (ai-4/29). Goal: Create features available at </w:t>
+      </w:r>
+      <w:r>
+        <w:rPr>
+          <w:b/>
+        </w:rPr>
+        <w:t>prediction</w:t>
+      </w:r>
+      <w:r>
+        <w:rPr>
+          <w:b w:val="0"/>
+        </w:rPr>
+        <w:t xml:space="preserve"> time. Short practice: What should be saved so another group transforms the query identically?</w:t>
+      </w:r>
+    </w:p>
+    <w:p>
+      <w:pPr>
+        <w:spacing w:line="336" w:lineRule="auto" w:after="180"/>
+      </w:pPr>
+      <w:r>
+        <w:rPr>
+          <w:b w:val="0"/>
+        </w:rPr>
+        <w:t xml:space="preserve">Point to the relevant step in the picture, then write the changed result and the rule or </w:t>
+      </w:r>
+      <w:r>
+        <w:rPr>
+          <w:b/>
+        </w:rPr>
+        <w:t>evidence</w:t>
+      </w:r>
+      <w:r>
+        <w:rPr>
+          <w:b w:val="0"/>
+        </w:rPr>
+        <w:t xml:space="preserve"> that supports it.. Return to this week and explain what you changed.</w:t>
       </w:r>
     </w:p>
     <w:p>
@@ -1692,8 +2583,37 @@
       </w:r>
     </w:p>
     <w:p>
-      <w:r>
-        <w:t>Use Download completed work in the hosted lesson to export your answers, reflections, practice feedback and code-run evidence. Open the HTML copy to read or print it. Drafts stay in this browser when storage is available; clear drafts on a shared device.</w:t>
+      <w:pPr>
+        <w:spacing w:line="336" w:lineRule="auto" w:after="180"/>
+      </w:pPr>
+      <w:r>
+        <w:rPr>
+          <w:b w:val="0"/>
+        </w:rPr>
+        <w:t xml:space="preserve">Use Download completed work in the hosted lesson to export your answers, reflections, practice feedback and code-run </w:t>
+      </w:r>
+      <w:r>
+        <w:rPr>
+          <w:b/>
+        </w:rPr>
+        <w:t>evidence</w:t>
+      </w:r>
+      <w:r>
+        <w:rPr>
+          <w:b w:val="0"/>
+        </w:rPr>
+        <w:t>. Open the HTML copy to read or print it.</w:t>
+      </w:r>
+    </w:p>
+    <w:p>
+      <w:pPr>
+        <w:spacing w:line="336" w:lineRule="auto" w:after="180"/>
+      </w:pPr>
+      <w:r>
+        <w:rPr>
+          <w:b w:val="0"/>
+        </w:rPr>
+        <w:t>Drafts stay in this browser when storage is available; clear drafts on a shared device.</w:t>
       </w:r>
     </w:p>
     <w:p>
@@ -1707,6 +2627,787 @@
     <w:p>
       <w:r>
         <w:t>________________________________________________________________</w:t>
+      </w:r>
+    </w:p>
+    <w:p>
+      <w:r>
+        <w:t>________________________________________________________________</w:t>
+      </w:r>
+    </w:p>
+    <w:p>
+      <w:r>
+        <w:t>________________________________________________________________</w:t>
+      </w:r>
+    </w:p>
+    <w:p>
+      <w:r>
+        <w:t>________________________________________________________________</w:t>
+      </w:r>
+    </w:p>
+    <w:p>
+      <w:r>
+        <w:t>________________________________________________________________</w:t>
+      </w:r>
+    </w:p>
+    <w:p>
+      <w:pPr>
+        <w:pStyle w:val="Heading1"/>
+      </w:pPr>
+      <w:r>
+        <w:t>21. Visual concept journey</w:t>
+      </w:r>
+    </w:p>
+    <w:p>
+      <w:r>
+        <w:t>Explain each Capstone Train, Analyze, Improve picture from its labels, then record a relevant limit.</w:t>
+      </w:r>
+    </w:p>
+    <w:p>
+      <w:pPr>
+        <w:pStyle w:val="Heading3"/>
+      </w:pPr>
+      <w:r>
+        <w:t>01. Capstone Train, Analyze, Improve: the case</w:t>
+      </w:r>
+    </w:p>
+    <w:p>
+      <w:r>
+        <w:drawing>
+          <wp:inline xmlns:a="http://schemas.openxmlformats.org/drawingml/2006/main" xmlns:pic="http://schemas.openxmlformats.org/drawingml/2006/picture">
+            <wp:extent cx="5486400" cy="3142488"/>
+            <wp:docPr id="3" name="Picture 3" descr="Choose the next capstone revision from explicit false alarms and misses. Supplied facts: Positive=spotted. CandidateTP4, FN 2, FP 1, TN 9; baselineTP0, FN 6, FP 0, TN 10. Both evaluate the same16 cases. All inputs and outcomes in this worked example are invented classroom data; no real model run is claimed."/>
+            <wp:cNvGraphicFramePr>
+              <a:graphicFrameLocks noChangeAspect="1"/>
+            </wp:cNvGraphicFramePr>
+            <a:graphic>
+              <a:graphicData uri="http://schemas.openxmlformats.org/drawingml/2006/picture">
+                <pic:pic>
+                  <pic:nvPicPr>
+                    <pic:cNvPr id="0" name="academy-story-ai-4-35-01.png"/>
+                    <pic:cNvPicPr/>
+                  </pic:nvPicPr>
+                  <pic:blipFill>
+                    <a:blip r:embed="rId11"/>
+                    <a:stretch>
+                      <a:fillRect/>
+                    </a:stretch>
+                  </pic:blipFill>
+                  <pic:spPr>
+                    <a:xfrm>
+                      <a:off x="0" y="0"/>
+                      <a:ext cx="5486400" cy="3142488"/>
+                    </a:xfrm>
+                    <a:prstGeom prst="rect"/>
+                  </pic:spPr>
+                </pic:pic>
+              </a:graphicData>
+            </a:graphic>
+          </wp:inline>
+        </w:drawing>
+      </w:r>
+    </w:p>
+    <w:p>
+      <w:pPr>
+        <w:spacing w:line="336" w:lineRule="auto" w:after="180"/>
+      </w:pPr>
+      <w:r>
+        <w:rPr>
+          <w:b w:val="0"/>
+        </w:rPr>
+        <w:t>Choose the next capstone revision from explicit false alarms and misses. Supplied facts: Positive=spotted. CandidateTP4, FN 2, FP 1, TN 9; baselineTP0, FN 6, FP 0, TN 10. Both evaluate the same16 cases.</w:t>
+      </w:r>
+    </w:p>
+    <w:p>
+      <w:pPr>
+        <w:spacing w:line="336" w:lineRule="auto" w:after="180"/>
+      </w:pPr>
+      <w:r>
+        <w:rPr>
+          <w:b w:val="0"/>
+        </w:rPr>
+        <w:t xml:space="preserve">All </w:t>
+      </w:r>
+      <w:r>
+        <w:rPr>
+          <w:b/>
+        </w:rPr>
+        <w:t>input</w:t>
+      </w:r>
+      <w:r>
+        <w:rPr>
+          <w:b w:val="0"/>
+        </w:rPr>
+        <w:t>s and outcomes in this worked example are invented classroom data; no real model run is claimed.</w:t>
+      </w:r>
+    </w:p>
+    <w:p>
+      <w:pPr>
+        <w:spacing w:line="336" w:lineRule="auto" w:after="180"/>
+        <w:shd w:fill="F5F1FB"/>
+      </w:pPr>
+      <w:r>
+        <w:rPr>
+          <w:b w:val="0"/>
+        </w:rPr>
+        <w:t>Point to the given fact that matters most. Explain why it matters.</w:t>
+      </w:r>
+    </w:p>
+    <w:p>
+      <w:pPr>
+        <w:pStyle w:val="Heading3"/>
+      </w:pPr>
+      <w:r>
+        <w:t>My picture explanation, deciding evidence and one limit</w:t>
+      </w:r>
+    </w:p>
+    <w:p>
+      <w:r>
+        <w:t>________________________________________________________________</w:t>
+      </w:r>
+    </w:p>
+    <w:p>
+      <w:r>
+        <w:t>________________________________________________________________</w:t>
+      </w:r>
+    </w:p>
+    <w:p>
+      <w:r>
+        <w:t>________________________________________________________________</w:t>
+      </w:r>
+    </w:p>
+    <w:p>
+      <w:r>
+        <w:t>________________________________________________________________</w:t>
+      </w:r>
+    </w:p>
+    <w:p>
+      <w:pPr>
+        <w:pStyle w:val="Heading3"/>
+      </w:pPr>
+      <w:r>
+        <w:t>02. Follow the deciding steps</w:t>
+      </w:r>
+    </w:p>
+    <w:p>
+      <w:r>
+        <w:drawing>
+          <wp:inline xmlns:a="http://schemas.openxmlformats.org/drawingml/2006/main" xmlns:pic="http://schemas.openxmlformats.org/drawingml/2006/picture">
+            <wp:extent cx="5486400" cy="3337560"/>
+            <wp:docPr id="4" name="Picture 4" descr="Compare accuracy: Candidate13/16=81.25%; baseline10/16=62.5%. → Compare detection: Candidate catches4/6 spotted leaves; baseline catches0/6. → Inspect errors: Review candidate’s two misses and one false alarm with conditions and label evidence before revising."/>
+            <wp:cNvGraphicFramePr>
+              <a:graphicFrameLocks noChangeAspect="1"/>
+            </wp:cNvGraphicFramePr>
+            <a:graphic>
+              <a:graphicData uri="http://schemas.openxmlformats.org/drawingml/2006/picture">
+                <pic:pic>
+                  <pic:nvPicPr>
+                    <pic:cNvPr id="0" name="academy-story-ai-4-35-02.png"/>
+                    <pic:cNvPicPr/>
+                  </pic:nvPicPr>
+                  <pic:blipFill>
+                    <a:blip r:embed="rId12"/>
+                    <a:stretch>
+                      <a:fillRect/>
+                    </a:stretch>
+                  </pic:blipFill>
+                  <pic:spPr>
+                    <a:xfrm>
+                      <a:off x="0" y="0"/>
+                      <a:ext cx="5486400" cy="3337560"/>
+                    </a:xfrm>
+                    <a:prstGeom prst="rect"/>
+                  </pic:spPr>
+                </pic:pic>
+              </a:graphicData>
+            </a:graphic>
+          </wp:inline>
+        </w:drawing>
+      </w:r>
+    </w:p>
+    <w:p>
+      <w:pPr>
+        <w:spacing w:line="336" w:lineRule="auto" w:after="180"/>
+      </w:pPr>
+      <w:r>
+        <w:rPr>
+          <w:b w:val="0"/>
+        </w:rPr>
+        <w:t xml:space="preserve">Compare accuracy: Candidate13/16=81.25%; baseline10/16=62.5%. → Compare detection: Candidate catches4/6 spotted leaves; baseline catches0/6. → Inspect errors: Review candidate’s two misses and one false alarm with conditions and label </w:t>
+      </w:r>
+      <w:r>
+        <w:rPr>
+          <w:b/>
+        </w:rPr>
+        <w:t>evidence</w:t>
+      </w:r>
+      <w:r>
+        <w:rPr>
+          <w:b w:val="0"/>
+        </w:rPr>
+        <w:t xml:space="preserve"> before revising.</w:t>
+      </w:r>
+    </w:p>
+    <w:p>
+      <w:pPr>
+        <w:spacing w:line="336" w:lineRule="auto" w:after="180"/>
+        <w:shd w:fill="F5F1FB"/>
+      </w:pPr>
+      <w:r>
+        <w:rPr>
+          <w:b w:val="0"/>
+        </w:rPr>
+        <w:t xml:space="preserve">Point to each numbered stage and explain which recorded </w:t>
+      </w:r>
+      <w:r>
+        <w:rPr>
+          <w:b/>
+        </w:rPr>
+        <w:t>input</w:t>
+      </w:r>
+      <w:r>
+        <w:rPr>
+          <w:b w:val="0"/>
+        </w:rPr>
+        <w:t xml:space="preserve"> it uses.</w:t>
+      </w:r>
+    </w:p>
+    <w:p>
+      <w:pPr>
+        <w:pStyle w:val="Heading3"/>
+      </w:pPr>
+      <w:r>
+        <w:t>My picture explanation, deciding evidence and one limit</w:t>
+      </w:r>
+    </w:p>
+    <w:p>
+      <w:r>
+        <w:t>________________________________________________________________</w:t>
+      </w:r>
+    </w:p>
+    <w:p>
+      <w:r>
+        <w:t>________________________________________________________________</w:t>
+      </w:r>
+    </w:p>
+    <w:p>
+      <w:r>
+        <w:t>________________________________________________________________</w:t>
+      </w:r>
+    </w:p>
+    <w:p>
+      <w:r>
+        <w:t>________________________________________________________________</w:t>
+      </w:r>
+    </w:p>
+    <w:p>
+      <w:pPr>
+        <w:pStyle w:val="Heading3"/>
+      </w:pPr>
+      <w:r>
+        <w:t>03. Candidate, before revision</w:t>
+      </w:r>
+    </w:p>
+    <w:p>
+      <w:r>
+        <w:drawing>
+          <wp:inline xmlns:a="http://schemas.openxmlformats.org/drawingml/2006/main" xmlns:pic="http://schemas.openxmlformats.org/drawingml/2006/picture">
+            <wp:extent cx="5486400" cy="3096768"/>
+            <wp:docPr id="5" name="Picture 5" descr="Candidate, before revision. actual spotted: predicted spotted = 4, predicted healthy = 2. actual healthy: predicted spotted = 1, predicted healthy = 9."/>
+            <wp:cNvGraphicFramePr>
+              <a:graphicFrameLocks noChangeAspect="1"/>
+            </wp:cNvGraphicFramePr>
+            <a:graphic>
+              <a:graphicData uri="http://schemas.openxmlformats.org/drawingml/2006/picture">
+                <pic:pic>
+                  <pic:nvPicPr>
+                    <pic:cNvPr id="0" name="academy-story-ai-4-35-03.png"/>
+                    <pic:cNvPicPr/>
+                  </pic:nvPicPr>
+                  <pic:blipFill>
+                    <a:blip r:embed="rId13"/>
+                    <a:stretch>
+                      <a:fillRect/>
+                    </a:stretch>
+                  </pic:blipFill>
+                  <pic:spPr>
+                    <a:xfrm>
+                      <a:off x="0" y="0"/>
+                      <a:ext cx="5486400" cy="3096768"/>
+                    </a:xfrm>
+                    <a:prstGeom prst="rect"/>
+                  </pic:spPr>
+                </pic:pic>
+              </a:graphicData>
+            </a:graphic>
+          </wp:inline>
+        </w:drawing>
+      </w:r>
+    </w:p>
+    <w:p>
+      <w:pPr>
+        <w:spacing w:line="336" w:lineRule="auto" w:after="180"/>
+      </w:pPr>
+      <w:r>
+        <w:rPr>
+          <w:b w:val="0"/>
+        </w:rPr>
+        <w:t>Candidate, before revision. actual spotted: predicted spotted = 4, predicted healthy = 2. actual healthy: predicted spotted = 1, predicted healthy = 9.</w:t>
+      </w:r>
+    </w:p>
+    <w:p>
+      <w:pPr>
+        <w:spacing w:line="336" w:lineRule="auto" w:after="180"/>
+        <w:shd w:fill="F5F1FB"/>
+      </w:pPr>
+      <w:r>
+        <w:rPr>
+          <w:b w:val="0"/>
+        </w:rPr>
+        <w:t>Read the labels and values. Explain the relationship the model shows.</w:t>
+      </w:r>
+    </w:p>
+    <w:p>
+      <w:pPr>
+        <w:pStyle w:val="Heading3"/>
+      </w:pPr>
+      <w:r>
+        <w:t>My picture explanation, deciding evidence and one limit</w:t>
+      </w:r>
+    </w:p>
+    <w:p>
+      <w:r>
+        <w:t>________________________________________________________________</w:t>
+      </w:r>
+    </w:p>
+    <w:p>
+      <w:r>
+        <w:t>________________________________________________________________</w:t>
+      </w:r>
+    </w:p>
+    <w:p>
+      <w:r>
+        <w:t>________________________________________________________________</w:t>
+      </w:r>
+    </w:p>
+    <w:p>
+      <w:r>
+        <w:t>________________________________________________________________</w:t>
+      </w:r>
+    </w:p>
+    <w:p>
+      <w:pPr>
+        <w:pStyle w:val="Heading3"/>
+      </w:pPr>
+      <w:r>
+        <w:t>04. Change one thing. Trace what follows.</w:t>
+      </w:r>
+    </w:p>
+    <w:p>
+      <w:r>
+        <w:drawing>
+          <wp:inline xmlns:a="http://schemas.openxmlformats.org/drawingml/2006/main" xmlns:pic="http://schemas.openxmlformats.org/drawingml/2006/picture">
+            <wp:extent cx="5486400" cy="3191256"/>
+            <wp:docPr id="6" name="Picture 6" descr="Original case: Review candidate’s two misses and one false alarm with conditions and label evidence before revising. Changed condition: A revision fixes one miss but creates two extra false alarms. Expected result: TP 5, FN 1, FP 3, TN 7 gives 12/16=75% accuracy and 5/6 recall. Reason: Recall rises while accuracy falls; the preferred revision depends on declared error consequences."/>
+            <wp:cNvGraphicFramePr>
+              <a:graphicFrameLocks noChangeAspect="1"/>
+            </wp:cNvGraphicFramePr>
+            <a:graphic>
+              <a:graphicData uri="http://schemas.openxmlformats.org/drawingml/2006/picture">
+                <pic:pic>
+                  <pic:nvPicPr>
+                    <pic:cNvPr id="0" name="academy-story-ai-4-35-04.png"/>
+                    <pic:cNvPicPr/>
+                  </pic:nvPicPr>
+                  <pic:blipFill>
+                    <a:blip r:embed="rId14"/>
+                    <a:stretch>
+                      <a:fillRect/>
+                    </a:stretch>
+                  </pic:blipFill>
+                  <pic:spPr>
+                    <a:xfrm>
+                      <a:off x="0" y="0"/>
+                      <a:ext cx="5486400" cy="3191256"/>
+                    </a:xfrm>
+                    <a:prstGeom prst="rect"/>
+                  </pic:spPr>
+                </pic:pic>
+              </a:graphicData>
+            </a:graphic>
+          </wp:inline>
+        </w:drawing>
+      </w:r>
+    </w:p>
+    <w:p>
+      <w:pPr>
+        <w:spacing w:line="336" w:lineRule="auto" w:after="180"/>
+      </w:pPr>
+      <w:r>
+        <w:rPr>
+          <w:b w:val="0"/>
+        </w:rPr>
+        <w:t xml:space="preserve">Original case: Review candidate’s two misses and one false alarm with conditions and label </w:t>
+      </w:r>
+      <w:r>
+        <w:rPr>
+          <w:b/>
+        </w:rPr>
+        <w:t>evidence</w:t>
+      </w:r>
+      <w:r>
+        <w:rPr>
+          <w:b w:val="0"/>
+        </w:rPr>
+        <w:t xml:space="preserve"> before revising. Changed condition: A revision fixes one miss but creates two extra false alarms.</w:t>
+      </w:r>
+    </w:p>
+    <w:p>
+      <w:pPr>
+        <w:spacing w:line="336" w:lineRule="auto" w:after="180"/>
+      </w:pPr>
+      <w:r>
+        <w:rPr>
+          <w:b w:val="0"/>
+        </w:rPr>
+        <w:t>Expected result: TP 5, FN 1, FP 3, TN 7 gives 12/16=75% accuracy and 5/6 recall. Reason: Recall rises while accuracy falls; the preferred revision depends on declared error consequences.</w:t>
+      </w:r>
+    </w:p>
+    <w:p>
+      <w:pPr>
+        <w:spacing w:line="336" w:lineRule="auto" w:after="180"/>
+        <w:shd w:fill="F5F1FB"/>
+      </w:pPr>
+      <w:r>
+        <w:rPr>
+          <w:b w:val="0"/>
+        </w:rPr>
+        <w:t>Predict before checking the worked changed-case result. Name what changed and what the supplied facts allow you to conclude.</w:t>
+      </w:r>
+    </w:p>
+    <w:p>
+      <w:pPr>
+        <w:pStyle w:val="Heading3"/>
+      </w:pPr>
+      <w:r>
+        <w:t>My picture explanation, deciding evidence and one limit</w:t>
+      </w:r>
+    </w:p>
+    <w:p>
+      <w:r>
+        <w:t>________________________________________________________________</w:t>
+      </w:r>
+    </w:p>
+    <w:p>
+      <w:r>
+        <w:t>________________________________________________________________</w:t>
+      </w:r>
+    </w:p>
+    <w:p>
+      <w:r>
+        <w:t>________________________________________________________________</w:t>
+      </w:r>
+    </w:p>
+    <w:p>
+      <w:r>
+        <w:t>________________________________________________________________</w:t>
+      </w:r>
+    </w:p>
+    <w:p>
+      <w:pPr>
+        <w:pStyle w:val="Heading3"/>
+      </w:pPr>
+      <w:r>
+        <w:t>05. Connect the explanation to its limit</w:t>
+      </w:r>
+    </w:p>
+    <w:p>
+      <w:r>
+        <w:drawing>
+          <wp:inline xmlns:a="http://schemas.openxmlformats.org/drawingml/2006/main" xmlns:pic="http://schemas.openxmlformats.org/drawingml/2006/picture">
+            <wp:extent cx="5486400" cy="2834640"/>
+            <wp:docPr id="7" name="Picture 7" descr="Read the picture in order. Review candidate’s two misses and one false alarm with conditions and label evidence before revising. The arrows show which recorded input or intermediate result each decision uses. Explain the deciding step aloud before checking the changed case; pointing to the final answer alone does not show how it follows. Limit: Any case-driven revision makes these records development evidence for that revision; reserve a fresh final set."/>
+            <wp:cNvGraphicFramePr>
+              <a:graphicFrameLocks noChangeAspect="1"/>
+            </wp:cNvGraphicFramePr>
+            <a:graphic>
+              <a:graphicData uri="http://schemas.openxmlformats.org/drawingml/2006/picture">
+                <pic:pic>
+                  <pic:nvPicPr>
+                    <pic:cNvPr id="0" name="academy-story-ai-4-35-05.png"/>
+                    <pic:cNvPicPr/>
+                  </pic:nvPicPr>
+                  <pic:blipFill>
+                    <a:blip r:embed="rId15"/>
+                    <a:stretch>
+                      <a:fillRect/>
+                    </a:stretch>
+                  </pic:blipFill>
+                  <pic:spPr>
+                    <a:xfrm>
+                      <a:off x="0" y="0"/>
+                      <a:ext cx="5486400" cy="2834640"/>
+                    </a:xfrm>
+                    <a:prstGeom prst="rect"/>
+                  </pic:spPr>
+                </pic:pic>
+              </a:graphicData>
+            </a:graphic>
+          </wp:inline>
+        </w:drawing>
+      </w:r>
+    </w:p>
+    <w:p>
+      <w:pPr>
+        <w:spacing w:line="336" w:lineRule="auto" w:after="180"/>
+      </w:pPr>
+      <w:r>
+        <w:rPr>
+          <w:b w:val="0"/>
+        </w:rPr>
+        <w:t xml:space="preserve">Read the picture in order. Review candidate’s two misses and one false alarm with conditions and label </w:t>
+      </w:r>
+      <w:r>
+        <w:rPr>
+          <w:b/>
+        </w:rPr>
+        <w:t>evidence</w:t>
+      </w:r>
+      <w:r>
+        <w:rPr>
+          <w:b w:val="0"/>
+        </w:rPr>
+        <w:t xml:space="preserve"> before revising. The arrows show which recorded </w:t>
+      </w:r>
+      <w:r>
+        <w:rPr>
+          <w:b/>
+        </w:rPr>
+        <w:t>input</w:t>
+      </w:r>
+      <w:r>
+        <w:rPr>
+          <w:b w:val="0"/>
+        </w:rPr>
+        <w:t xml:space="preserve"> or intermediate result each decision uses.</w:t>
+      </w:r>
+    </w:p>
+    <w:p>
+      <w:pPr>
+        <w:spacing w:line="336" w:lineRule="auto" w:after="180"/>
+      </w:pPr>
+      <w:r>
+        <w:rPr>
+          <w:b w:val="0"/>
+        </w:rPr>
+        <w:t>Explain the deciding step aloud before checking the changed case; pointing to the final answer alone does not show how it follows.</w:t>
+      </w:r>
+    </w:p>
+    <w:p>
+      <w:pPr>
+        <w:spacing w:line="336" w:lineRule="auto" w:after="180"/>
+      </w:pPr>
+      <w:r>
+        <w:rPr>
+          <w:b w:val="0"/>
+        </w:rPr>
+        <w:t xml:space="preserve">Limit: Any case-driven revision makes these records development </w:t>
+      </w:r>
+      <w:r>
+        <w:rPr>
+          <w:b/>
+        </w:rPr>
+        <w:t>evidence</w:t>
+      </w:r>
+      <w:r>
+        <w:rPr>
+          <w:b w:val="0"/>
+        </w:rPr>
+        <w:t xml:space="preserve"> for that revision; reserve a fresh final set.</w:t>
+      </w:r>
+    </w:p>
+    <w:p>
+      <w:pPr>
+        <w:spacing w:line="336" w:lineRule="auto" w:after="180"/>
+        <w:shd w:fill="F5F1FB"/>
+      </w:pPr>
+      <w:r>
+        <w:rPr>
+          <w:b w:val="0"/>
+        </w:rPr>
+        <w:t>Explain the case, then point to a limit on the claim.</w:t>
+      </w:r>
+    </w:p>
+    <w:p>
+      <w:pPr>
+        <w:pStyle w:val="Heading3"/>
+      </w:pPr>
+      <w:r>
+        <w:t>My picture explanation, deciding evidence and one limit</w:t>
+      </w:r>
+    </w:p>
+    <w:p>
+      <w:r>
+        <w:t>________________________________________________________________</w:t>
+      </w:r>
+    </w:p>
+    <w:p>
+      <w:r>
+        <w:t>________________________________________________________________</w:t>
+      </w:r>
+    </w:p>
+    <w:p>
+      <w:r>
+        <w:t>________________________________________________________________</w:t>
+      </w:r>
+    </w:p>
+    <w:p>
+      <w:r>
+        <w:t>________________________________________________________________</w:t>
+      </w:r>
+    </w:p>
+    <w:p>
+      <w:pPr>
+        <w:pStyle w:val="Heading3"/>
+      </w:pPr>
+      <w:r>
+        <w:t>06. Make the idea visible in your project</w:t>
+      </w:r>
+    </w:p>
+    <w:p>
+      <w:r>
+        <w:drawing>
+          <wp:inline xmlns:a="http://schemas.openxmlformats.org/drawingml/2006/main" xmlns:pic="http://schemas.openxmlformats.org/drawingml/2006/picture">
+            <wp:extent cx="5486400" cy="3681984"/>
+            <wp:docPr id="8" name="Picture 8" descr="For your Responsible Plant Classifier, save the input, procedure, observed result and limitation of this check. Label this worked example as practice; use a different, previously unreviewed case when checking independent understanding. Draw your input, deciding step, result and limit. Supported question: Why is “the revision is better” incomplete? Point to the relevant step in the picture, then write the changed result and the rule or evidence that supports it."/>
+            <wp:cNvGraphicFramePr>
+              <a:graphicFrameLocks noChangeAspect="1"/>
+            </wp:cNvGraphicFramePr>
+            <a:graphic>
+              <a:graphicData uri="http://schemas.openxmlformats.org/drawingml/2006/picture">
+                <pic:pic>
+                  <pic:nvPicPr>
+                    <pic:cNvPr id="0" name="academy-story-ai-4-35-06.png"/>
+                    <pic:cNvPicPr/>
+                  </pic:nvPicPr>
+                  <pic:blipFill>
+                    <a:blip r:embed="rId16"/>
+                    <a:stretch>
+                      <a:fillRect/>
+                    </a:stretch>
+                  </pic:blipFill>
+                  <pic:spPr>
+                    <a:xfrm>
+                      <a:off x="0" y="0"/>
+                      <a:ext cx="5486400" cy="3681984"/>
+                    </a:xfrm>
+                    <a:prstGeom prst="rect"/>
+                  </pic:spPr>
+                </pic:pic>
+              </a:graphicData>
+            </a:graphic>
+          </wp:inline>
+        </w:drawing>
+      </w:r>
+    </w:p>
+    <w:p>
+      <w:pPr>
+        <w:spacing w:line="336" w:lineRule="auto" w:after="180"/>
+      </w:pPr>
+      <w:r>
+        <w:rPr>
+          <w:b w:val="0"/>
+        </w:rPr>
+        <w:t xml:space="preserve">For your Responsible Plant Classifier, save the </w:t>
+      </w:r>
+      <w:r>
+        <w:rPr>
+          <w:b/>
+        </w:rPr>
+        <w:t>input</w:t>
+      </w:r>
+      <w:r>
+        <w:rPr>
+          <w:b w:val="0"/>
+        </w:rPr>
+        <w:t>, procedure, observed result and limitation of this check.</w:t>
+      </w:r>
+    </w:p>
+    <w:p>
+      <w:pPr>
+        <w:spacing w:line="336" w:lineRule="auto" w:after="180"/>
+      </w:pPr>
+      <w:r>
+        <w:rPr>
+          <w:b w:val="0"/>
+        </w:rPr>
+        <w:t xml:space="preserve">Label this worked example as practice; use a different, previously unreviewed case when checking independent understanding. Draw your </w:t>
+      </w:r>
+      <w:r>
+        <w:rPr>
+          <w:b/>
+        </w:rPr>
+        <w:t>input</w:t>
+      </w:r>
+      <w:r>
+        <w:rPr>
+          <w:b w:val="0"/>
+        </w:rPr>
+        <w:t>, deciding step, result and limit.</w:t>
+      </w:r>
+    </w:p>
+    <w:p>
+      <w:pPr>
+        <w:spacing w:line="336" w:lineRule="auto" w:after="180"/>
+      </w:pPr>
+      <w:r>
+        <w:rPr>
+          <w:b w:val="0"/>
+        </w:rPr>
+        <w:t xml:space="preserve">Supported question: Why is “the revision is better” incomplete? Point to the relevant step in the picture, then write the changed result and the rule or </w:t>
+      </w:r>
+      <w:r>
+        <w:rPr>
+          <w:b/>
+        </w:rPr>
+        <w:t>evidence</w:t>
+      </w:r>
+      <w:r>
+        <w:rPr>
+          <w:b w:val="0"/>
+        </w:rPr>
+        <w:t xml:space="preserve"> that supports it.</w:t>
+      </w:r>
+    </w:p>
+    <w:p>
+      <w:pPr>
+        <w:spacing w:line="336" w:lineRule="auto" w:after="180"/>
+        <w:shd w:fill="F5F1FB"/>
+      </w:pPr>
+      <w:r>
+        <w:rPr>
+          <w:b w:val="0"/>
+        </w:rPr>
+        <w:t xml:space="preserve">Draw your project trace and justify the deciding step using </w:t>
+      </w:r>
+      <w:r>
+        <w:rPr>
+          <w:b/>
+        </w:rPr>
+        <w:t>evidence</w:t>
+      </w:r>
+      <w:r>
+        <w:rPr>
+          <w:b w:val="0"/>
+        </w:rPr>
+        <w:t>.</w:t>
+      </w:r>
+    </w:p>
+    <w:p>
+      <w:pPr>
+        <w:pStyle w:val="Heading3"/>
+      </w:pPr>
+      <w:r>
+        <w:t>My picture explanation, deciding evidence and one limit</w:t>
       </w:r>
     </w:p>
     <w:p>

--- a/downloads/workbook/ai-4-week-35.docx
+++ b/downloads/workbook/ai-4-week-35.docx
@@ -1090,6 +1090,26 @@
     </w:p>
     <w:p>
       <w:pPr>
+        <w:pStyle w:val="Heading3"/>
+      </w:pPr>
+      <w:r>
+        <w:t>Where to find the supplied example</w:t>
+      </w:r>
+    </w:p>
+    <w:p>
+      <w:pPr>
+        <w:spacing w:line="336" w:lineRule="auto" w:after="180"/>
+        <w:shd w:fill="F1F6F8"/>
+      </w:pPr>
+      <w:r>
+        <w:rPr>
+          <w:b w:val="0"/>
+        </w:rPr>
+        <w:t>Reference for this exercise: open this week’s student lesson, “Capstone Train, Analyze, Improve”, at “See how it works” and “Follow a worked example”. Use the original worked values or code named in the question; the later pictorial case is a separate example. Keep this reference beside your workbook while practising.</w:t>
+      </w:r>
+    </w:p>
+    <w:p>
+      <w:pPr>
         <w:spacing w:line="336" w:lineRule="auto" w:after="180"/>
       </w:pPr>
       <w:r>
@@ -1273,6 +1293,26 @@
     <w:p>
       <w:r>
         <w:t>Attempt before feedback. If this repeats the selected independent case, reuse that first attempt; otherwise keep a separate record. Apply independently. Apply the supplied Capstone Train, Analyze, Improve facts and keep your reasoning.</w:t>
+      </w:r>
+    </w:p>
+    <w:p>
+      <w:pPr>
+        <w:pStyle w:val="Heading3"/>
+      </w:pPr>
+      <w:r>
+        <w:t>Rules supplied for this independent case</w:t>
+      </w:r>
+    </w:p>
+    <w:p>
+      <w:pPr>
+        <w:spacing w:line="336" w:lineRule="auto" w:after="180"/>
+        <w:shd w:fill="F1F6F8"/>
+      </w:pPr>
+      <w:r>
+        <w:rPr>
+          <w:b w:val="0"/>
+        </w:rPr>
+        <w:t>Matrix convention: rows are reference [clear, blocked]; columns are prediction [clear, blocked]; blocked is positive. Each matrix is [[TN, FP], [FN, TP]]. Use the same twelve reference cases for candidate and baseline.</w:t>
       </w:r>
     </w:p>
     <w:p>

--- a/downloads/workbook/ai-4-week-35.docx
+++ b/downloads/workbook/ai-4-week-35.docx
@@ -25,12 +25,184 @@
         <w:pStyle w:val="Heading1"/>
       </w:pPr>
       <w:r>
-        <w:t>01. Recall and choose your starting point</w:t>
-      </w:r>
-    </w:p>
-    <w:p>
-      <w:r>
-        <w:t>Record your starting explanation for Capstone Train, Analyze, Improve before opening notes. Show any later correction separately.</w:t>
+        <w:t>One complete comparison and freeze record.</w:t>
+      </w:r>
+    </w:p>
+    <w:p>
+      <w:r>
+        <w:t>Name fixed factors,trace all gains and misses,and distinguish validation from final evidence.</w:t>
+      </w:r>
+    </w:p>
+    <w:p>
+      <w:r>
+        <w:t>Fresh W1–W3/W5 → selected separate frozen matrix → project freeze → changed-case return.</w:t>
+      </w:r>
+    </w:p>
+    <w:p>
+      <w:pPr>
+        <w:pStyle w:val="Heading1"/>
+      </w:pPr>
+      <w:r>
+        <w:t>01. Recall · Retrieve before notes</w:t>
+      </w:r>
+    </w:p>
+    <w:p>
+      <w:r>
+        <w:t>Keep this task’s complete inputs, stated rule and support record together.</w:t>
+      </w:r>
+    </w:p>
+    <w:p>
+      <w:pPr>
+        <w:pStyle w:val="Heading2"/>
+      </w:pPr>
+      <w:r>
+        <w:t>Task and evidence record</w:t>
+      </w:r>
+    </w:p>
+    <w:p>
+      <w:pPr>
+        <w:pStyle w:val="ListBullet"/>
+      </w:pPr>
+      <w:r>
+        <w:t>Try the recall before opening notes. Then use a different colour or a labelled second line to correct your explanation.</w:t>
+      </w:r>
+    </w:p>
+    <w:p>
+      <w:pPr>
+        <w:pStyle w:val="Heading3"/>
+      </w:pPr>
+      <w:r>
+        <w:t>Capstone Dataset and Baseline</w:t>
+      </w:r>
+    </w:p>
+    <w:p>
+      <w:pPr>
+        <w:pStyle w:val="ListBullet"/>
+      </w:pPr>
+      <w:r>
+        <w:t>Without opening the old lesson, explain one key idea from Capstone Dataset and Baseline. Give an example and a mistake that the idea helps you avoid.</w:t>
+      </w:r>
+    </w:p>
+    <w:p>
+      <w:pPr>
+        <w:pStyle w:val="Heading3"/>
+      </w:pPr>
+      <w:r>
+        <w:t>My remembered idea, example and correction</w:t>
+      </w:r>
+    </w:p>
+    <w:p>
+      <w:r>
+        <w:t>________________________________________________________________</w:t>
+      </w:r>
+    </w:p>
+    <w:p>
+      <w:r>
+        <w:t>________________________________________________________________</w:t>
+      </w:r>
+    </w:p>
+    <w:p>
+      <w:r>
+        <w:t>________________________________________________________________</w:t>
+      </w:r>
+    </w:p>
+    <w:p>
+      <w:pPr>
+        <w:pStyle w:val="Heading3"/>
+      </w:pPr>
+      <w:r>
+        <w:t>Proxy Features and Fairness</w:t>
+      </w:r>
+    </w:p>
+    <w:p>
+      <w:pPr>
+        <w:pStyle w:val="ListBullet"/>
+      </w:pPr>
+      <w:r>
+        <w:t>Without opening the old lesson, explain one key idea from Proxy Features and Fairness. Give an example and a mistake that the idea helps you avoid.</w:t>
+      </w:r>
+    </w:p>
+    <w:p>
+      <w:pPr>
+        <w:pStyle w:val="Heading3"/>
+      </w:pPr>
+      <w:r>
+        <w:t>My remembered idea, example and correction</w:t>
+      </w:r>
+    </w:p>
+    <w:p>
+      <w:r>
+        <w:t>________________________________________________________________</w:t>
+      </w:r>
+    </w:p>
+    <w:p>
+      <w:r>
+        <w:t>________________________________________________________________</w:t>
+      </w:r>
+    </w:p>
+    <w:p>
+      <w:r>
+        <w:t>________________________________________________________________</w:t>
+      </w:r>
+    </w:p>
+    <w:p>
+      <w:pPr>
+        <w:pStyle w:val="Heading3"/>
+      </w:pPr>
+      <w:r>
+        <w:t>Feature Engineering</w:t>
+      </w:r>
+    </w:p>
+    <w:p>
+      <w:pPr>
+        <w:pStyle w:val="ListBullet"/>
+      </w:pPr>
+      <w:r>
+        <w:t>Without opening the old lesson, explain one key idea from Feature Engineering. Give an example and a mistake that the idea helps you avoid.</w:t>
+      </w:r>
+    </w:p>
+    <w:p>
+      <w:pPr>
+        <w:pStyle w:val="Heading3"/>
+      </w:pPr>
+      <w:r>
+        <w:t>My remembered idea, example and correction</w:t>
+      </w:r>
+    </w:p>
+    <w:p>
+      <w:r>
+        <w:t>________________________________________________________________</w:t>
+      </w:r>
+    </w:p>
+    <w:p>
+      <w:r>
+        <w:t>________________________________________________________________</w:t>
+      </w:r>
+    </w:p>
+    <w:p>
+      <w:r>
+        <w:t>________________________________________________________________</w:t>
+      </w:r>
+    </w:p>
+    <w:p>
+      <w:pPr>
+        <w:pStyle w:val="Heading1"/>
+      </w:pPr>
+      <w:r>
+        <w:t>12. W1 · State the controlled fit</w:t>
+      </w:r>
+    </w:p>
+    <w:p>
+      <w:r>
+        <w:t>Keep the complete current fixture beside a fresh response;earlier final-matrix practice stays as review.</w:t>
+      </w:r>
+    </w:p>
+    <w:p>
+      <w:pPr>
+        <w:pStyle w:val="Heading2"/>
+      </w:pPr>
+      <w:r>
+        <w:t>Complete kit reference</w:t>
       </w:r>
     </w:p>
     <w:p>
@@ -41,15 +213,7 @@
         <w:rPr>
           <w:b w:val="0"/>
         </w:rPr>
-        <w:t>Try the recall before opening notes. Then use a different colour or a labelled second line to correct your explanation.</w:t>
-      </w:r>
-    </w:p>
-    <w:p>
-      <w:pPr>
-        <w:pStyle w:val="Heading3"/>
-      </w:pPr>
-      <w:r>
-        <w:t>Capstone Dataset and Baseline</w:t>
+        <w:t>Complete72-row parcel kit:40 training, 20 validation, 12 reserved final feature rows with blank references. Baselineclear fitted from 22 clear/18 blocked training labels. V1 width-only, V2 width+height; training-only lows/ranges 2/8 and 2/7, k1, Manhattan, exact-distance ID ties. Validation TN/FP/FN/TP baseline 9/0/11/0, V1 9/0/7/4, V2 9/0/3/8; correct 9/13/17of20.</w:t>
       </w:r>
     </w:p>
     <w:p>
@@ -60,7 +224,23 @@
         <w:rPr>
           <w:b w:val="0"/>
         </w:rPr>
-        <w:t>Without opening the old lesson, explain one key idea from Capstone Dataset and Baseline. Give an example and a mistake that the idea helps you avoid.</w:t>
+        <w:t>V2 gainsP42/P49/P60/P67, no regressions; missesP24/P56/P64. Choose most validation-correct, then fewer features, then name:V2. Save freeze before teacher reference release. No actual kit final score is supplied to students. Selected independent matrix is a separate exercise.</w:t>
+      </w:r>
+    </w:p>
+    <w:p>
+      <w:pPr>
+        <w:pStyle w:val="Heading2"/>
+      </w:pPr>
+      <w:r>
+        <w:t>Current task and response</w:t>
+      </w:r>
+    </w:p>
+    <w:p>
+      <w:pPr>
+        <w:pStyle w:val="ListBullet"/>
+      </w:pPr>
+      <w:r>
+        <w:t>Name V1, V2, the single change and the fixed training/validation/learner/preprocessing/tie rules.</w:t>
       </w:r>
     </w:p>
     <w:p>
@@ -68,7 +248,7 @@
         <w:pStyle w:val="Heading3"/>
       </w:pPr>
       <w:r>
-        <w:t>My remembered idea, example and correction</w:t>
+        <w:t>My capstone comparison, freeze and evidence reasoning</w:t>
       </w:r>
     </w:p>
     <w:p>
@@ -87,1019 +267,31 @@
       </w:r>
     </w:p>
     <w:p>
-      <w:pPr>
-        <w:pStyle w:val="Heading3"/>
-      </w:pPr>
-      <w:r>
-        <w:t>Proxy Features and Fairness</w:t>
+      <w:r>
+        <w:t>________________________________________________________________</w:t>
+      </w:r>
+    </w:p>
+    <w:p>
+      <w:r>
+        <w:t>________________________________________________________________</w:t>
+      </w:r>
+    </w:p>
+    <w:p>
+      <w:r>
+        <w:t>________________________________________________________________</w:t>
+      </w:r>
+    </w:p>
+    <w:p>
+      <w:pPr>
+        <w:pStyle w:val="Heading2"/>
+      </w:pPr>
+      <w:r>
+        <w:t>Review · Earlier matrix task and saved response · reference / check after trying</w:t>
       </w:r>
     </w:p>
     <w:p>
       <w:pPr>
         <w:spacing w:line="336" w:lineRule="auto" w:after="180"/>
-      </w:pPr>
-      <w:r>
-        <w:rPr>
-          <w:b w:val="0"/>
-        </w:rPr>
-        <w:t>Without opening the old lesson, explain one key idea from Proxy Features and Fairness. Give an example and a mistake that the idea helps you avoid.</w:t>
-      </w:r>
-    </w:p>
-    <w:p>
-      <w:pPr>
-        <w:pStyle w:val="Heading3"/>
-      </w:pPr>
-      <w:r>
-        <w:t>My remembered idea, example and correction</w:t>
-      </w:r>
-    </w:p>
-    <w:p>
-      <w:r>
-        <w:t>________________________________________________________________</w:t>
-      </w:r>
-    </w:p>
-    <w:p>
-      <w:r>
-        <w:t>________________________________________________________________</w:t>
-      </w:r>
-    </w:p>
-    <w:p>
-      <w:r>
-        <w:t>________________________________________________________________</w:t>
-      </w:r>
-    </w:p>
-    <w:p>
-      <w:pPr>
-        <w:pStyle w:val="Heading3"/>
-      </w:pPr>
-      <w:r>
-        <w:t>Feature Engineering</w:t>
-      </w:r>
-    </w:p>
-    <w:p>
-      <w:pPr>
-        <w:spacing w:line="336" w:lineRule="auto" w:after="180"/>
-      </w:pPr>
-      <w:r>
-        <w:rPr>
-          <w:b w:val="0"/>
-        </w:rPr>
-        <w:t>Without opening the old lesson, explain one key idea from Feature Engineering. Give an example and a mistake that the idea helps you avoid.</w:t>
-      </w:r>
-    </w:p>
-    <w:p>
-      <w:pPr>
-        <w:pStyle w:val="Heading3"/>
-      </w:pPr>
-      <w:r>
-        <w:t>My remembered idea, example and correction</w:t>
-      </w:r>
-    </w:p>
-    <w:p>
-      <w:r>
-        <w:t>________________________________________________________________</w:t>
-      </w:r>
-    </w:p>
-    <w:p>
-      <w:r>
-        <w:t>________________________________________________________________</w:t>
-      </w:r>
-    </w:p>
-    <w:p>
-      <w:r>
-        <w:t>________________________________________________________________</w:t>
-      </w:r>
-    </w:p>
-    <w:p>
-      <w:pPr>
-        <w:pStyle w:val="Heading1"/>
-      </w:pPr>
-      <w:r>
-        <w:t>02. Practise with fading help</w:t>
-      </w:r>
-    </w:p>
-    <w:p>
-      <w:r>
-        <w:t>Complete the supported Capstone Train, Analyze, Improve trace and record the first step you can explain without help.</w:t>
-      </w:r>
-    </w:p>
-    <w:p>
-      <w:pPr>
-        <w:spacing w:line="336" w:lineRule="auto" w:after="180"/>
-      </w:pPr>
-      <w:r>
-        <w:rPr>
-          <w:b w:val="0"/>
-        </w:rPr>
-        <w:t>Use W2: Audit a difference for Capstone evaluation and revision. Record the answer once; the lesson and workbook refer to the same attempt.</w:t>
-      </w:r>
-    </w:p>
-    <w:tbl>
-      <w:tblPr>
-        <w:tblStyle w:val="LightShading-Accent1"/>
-        <w:tblW w:type="auto" w:w="0"/>
-        <w:tblLook w:firstColumn="1" w:firstRow="1" w:lastColumn="0" w:lastRow="0" w:noHBand="0" w:noVBand="1" w:val="04A0"/>
-      </w:tblPr>
-      <w:tblGrid>
-        <w:gridCol w:w="2556"/>
-        <w:gridCol w:w="2556"/>
-        <w:gridCol w:w="2556"/>
-        <w:gridCol w:w="2556"/>
-      </w:tblGrid>
-      <w:tr>
-        <w:trPr>
-          <w:tblHeader/>
-        </w:trPr>
-        <w:tc>
-          <w:tcPr>
-            <w:tcW w:type="dxa" w:w="2556"/>
-          </w:tcPr>
-          <w:p>
-            <w:r>
-              <w:t>Given inputs</w:t>
-            </w:r>
-          </w:p>
-        </w:tc>
-        <w:tc>
-          <w:tcPr>
-            <w:tcW w:type="dxa" w:w="2556"/>
-          </w:tcPr>
-          <w:p>
-            <w:r>
-              <w:t>Procedure I chose</w:t>
-            </w:r>
-          </w:p>
-        </w:tc>
-        <w:tc>
-          <w:tcPr>
-            <w:tcW w:type="dxa" w:w="2556"/>
-          </w:tcPr>
-          <w:p>
-            <w:r>
-              <w:t>Middle steps</w:t>
-            </w:r>
-          </w:p>
-        </w:tc>
-        <w:tc>
-          <w:tcPr>
-            <w:tcW w:type="dxa" w:w="2556"/>
-          </w:tcPr>
-          <w:p>
-            <w:r>
-              <w:t>Result and check</w:t>
-            </w:r>
-          </w:p>
-        </w:tc>
-      </w:tr>
-      <w:tr>
-        <w:tc>
-          <w:tcPr>
-            <w:tcW w:type="dxa" w:w="2556"/>
-          </w:tcPr>
-          <w:p>
-            <w:r/>
-          </w:p>
-        </w:tc>
-        <w:tc>
-          <w:tcPr>
-            <w:tcW w:type="dxa" w:w="2556"/>
-          </w:tcPr>
-          <w:p>
-            <w:r/>
-          </w:p>
-        </w:tc>
-        <w:tc>
-          <w:tcPr>
-            <w:tcW w:type="dxa" w:w="2556"/>
-          </w:tcPr>
-          <w:p>
-            <w:r/>
-          </w:p>
-        </w:tc>
-        <w:tc>
-          <w:tcPr>
-            <w:tcW w:type="dxa" w:w="2556"/>
-          </w:tcPr>
-          <w:p>
-            <w:r/>
-          </w:p>
-        </w:tc>
-      </w:tr>
-    </w:tbl>
-    <w:p>
-      <w:pPr>
-        <w:pStyle w:val="Heading3"/>
-      </w:pPr>
-      <w:r>
-        <w:t>The step I completed without help, and the hint I needed</w:t>
-      </w:r>
-    </w:p>
-    <w:p>
-      <w:r>
-        <w:t>________________________________________________________________</w:t>
-      </w:r>
-    </w:p>
-    <w:p>
-      <w:r>
-        <w:t>________________________________________________________________</w:t>
-      </w:r>
-    </w:p>
-    <w:p>
-      <w:r>
-        <w:t>________________________________________________________________</w:t>
-      </w:r>
-    </w:p>
-    <w:p>
-      <w:pPr>
-        <w:pStyle w:val="Heading1"/>
-      </w:pPr>
-      <w:r>
-        <w:t>03. Individual reasoning check</w:t>
-      </w:r>
-    </w:p>
-    <w:p>
-      <w:r>
-        <w:t>Check the proposed Capstone Train, Analyze, Improve explanation against the supplied facts before discussing it.</w:t>
-      </w:r>
-    </w:p>
-    <w:p>
-      <w:pPr>
-        <w:spacing w:line="336" w:lineRule="auto" w:after="180"/>
-      </w:pPr>
-      <w:r>
-        <w:rPr>
-          <w:b w:val="0"/>
-        </w:rPr>
-        <w:t>Use the worked case for Capstone evaluation and revision. Proposed explanation: “A final answer is enough”. Decide whether this explanation is supported.</w:t>
-      </w:r>
-    </w:p>
-    <w:p>
-      <w:pPr>
-        <w:spacing w:line="336" w:lineRule="auto" w:after="180"/>
-      </w:pPr>
-      <w:r>
-        <w:rPr>
-          <w:b w:val="0"/>
-        </w:rPr>
-        <w:t>Point to the step or supplied fact that decides; explain your repair if needed.</w:t>
-      </w:r>
-    </w:p>
-    <w:p>
-      <w:pPr>
-        <w:pStyle w:val="Heading3"/>
-      </w:pPr>
-      <w:r>
-        <w:t>My explanation before partner discussion</w:t>
-      </w:r>
-    </w:p>
-    <w:p>
-      <w:r>
-        <w:t>________________________________________________________________</w:t>
-      </w:r>
-    </w:p>
-    <w:p>
-      <w:r>
-        <w:t>________________________________________________________________</w:t>
-      </w:r>
-    </w:p>
-    <w:p>
-      <w:r>
-        <w:t>________________________________________________________________</w:t>
-      </w:r>
-    </w:p>
-    <w:p>
-      <w:r>
-        <w:t>________________________________________________________________</w:t>
-      </w:r>
-    </w:p>
-    <w:p>
-      <w:pPr>
-        <w:pStyle w:val="Heading1"/>
-      </w:pPr>
-      <w:r>
-        <w:t>04. Independent transfer case</w:t>
-      </w:r>
-    </w:p>
-    <w:p>
-      <w:r>
-        <w:t>Write one first attempt at the reserved independent case before feedback. Repeated copies of that case refer to the same recorded attempt.</w:t>
-      </w:r>
-    </w:p>
-    <w:p>
-      <w:pPr>
-        <w:pStyle w:val="Heading3"/>
-      </w:pPr>
-      <w:r>
-        <w:t>Independent case: Apply independently</w:t>
-      </w:r>
-    </w:p>
-    <w:p>
-      <w:pPr>
-        <w:spacing w:line="336" w:lineRule="auto" w:after="180"/>
-      </w:pPr>
-      <w:r>
-        <w:rPr>
-          <w:b w:val="0"/>
-        </w:rPr>
-        <w:t>Frozen candidate[[6, 2],[1, 3]] and baseline[[8, 0],[4, 0]] on 12 cases. Compute candidate metrics and compare error types.</w:t>
-      </w:r>
-    </w:p>
-    <w:p>
-      <w:pPr>
-        <w:pStyle w:val="Heading3"/>
-      </w:pPr>
-      <w:r>
-        <w:t>My independent explanation, trace and limits</w:t>
-      </w:r>
-    </w:p>
-    <w:p>
-      <w:r>
-        <w:t>________________________________________________________________</w:t>
-      </w:r>
-    </w:p>
-    <w:p>
-      <w:r>
-        <w:t>________________________________________________________________</w:t>
-      </w:r>
-    </w:p>
-    <w:p>
-      <w:r>
-        <w:t>________________________________________________________________</w:t>
-      </w:r>
-    </w:p>
-    <w:p>
-      <w:r>
-        <w:t>________________________________________________________________</w:t>
-      </w:r>
-    </w:p>
-    <w:p>
-      <w:r>
-        <w:t>________________________________________________________________</w:t>
-      </w:r>
-    </w:p>
-    <w:p>
-      <w:r>
-        <w:t>________________________________________________________________</w:t>
-      </w:r>
-    </w:p>
-    <w:p>
-      <w:r>
-        <w:t>________________________________________________________________</w:t>
-      </w:r>
-    </w:p>
-    <w:p>
-      <w:pPr>
-        <w:spacing w:line="336" w:lineRule="auto" w:after="180"/>
-      </w:pPr>
-      <w:r>
-        <w:rPr>
-          <w:b w:val="0"/>
-        </w:rPr>
-        <w:t>Attempt this case before feedback. Record any help. Earlier examples below are further practice; a case already practised with feedback cannot establish fresh transfer.</w:t>
-      </w:r>
-    </w:p>
-    <w:p>
-      <w:pPr>
-        <w:pStyle w:val="Heading1"/>
-      </w:pPr>
-      <w:r>
-        <w:t>05. Your learning target</w:t>
-      </w:r>
-    </w:p>
-    <w:p>
-      <w:r>
-        <w:t>Connect the Capstone Train, Analyze, Improve target to a trace and a justified conclusion.</w:t>
-      </w:r>
-    </w:p>
-    <w:p>
-      <w:pPr>
-        <w:spacing w:line="336" w:lineRule="auto" w:after="180"/>
-      </w:pPr>
-      <w:r>
-        <w:rPr>
-          <w:b w:val="0"/>
-        </w:rPr>
-        <w:t>A new model reduces validation errors from 8 to 5 but the team also removed three hard cases. Can improvement be attributed to the model? Propose a repair to the experiment.</w:t>
-      </w:r>
-    </w:p>
-    <w:p>
-      <w:pPr>
-        <w:pStyle w:val="Heading1"/>
-      </w:pPr>
-      <w:r>
-        <w:t>06. Solve the given case</w:t>
-      </w:r>
-    </w:p>
-    <w:p>
-      <w:r>
-        <w:t>Solve the supplied Capstone Train, Analyze, Improve case and show the deciding evidence.</w:t>
-      </w:r>
-    </w:p>
-    <w:p>
-      <w:pPr>
-        <w:spacing w:line="336" w:lineRule="auto" w:after="180"/>
-      </w:pPr>
-      <w:r>
-        <w:rPr>
-          <w:b w:val="0"/>
-        </w:rPr>
-        <w:t>Baseline validation accuracy</w:t>
-      </w:r>
-      <w:r>
-        <w:rPr>
-          <w:b/>
-        </w:rPr>
-        <w:t>70%</w:t>
-      </w:r>
-      <w:r>
-        <w:rPr>
-          <w:b w:val="0"/>
-        </w:rPr>
-        <w:t>; model</w:t>
-      </w:r>
-      <w:r>
-        <w:rPr>
-          <w:b/>
-        </w:rPr>
-        <w:t>80%</w:t>
-      </w:r>
-      <w:r>
-        <w:rPr>
-          <w:b w:val="0"/>
-        </w:rPr>
-        <w:t>; most remaining errors are dim images.</w:t>
-      </w:r>
-    </w:p>
-    <w:p>
-      <w:pPr>
-        <w:spacing w:line="336" w:lineRule="auto" w:after="180"/>
-      </w:pPr>
-      <w:r>
-        <w:rPr>
-          <w:b w:val="0"/>
-        </w:rPr>
-        <w:t xml:space="preserve">Plan improvement </w:t>
-      </w:r>
-      <w:r>
-        <w:rPr>
-          <w:b/>
-        </w:rPr>
-        <w:t>evidence</w:t>
-      </w:r>
-      <w:r>
-        <w:rPr>
-          <w:b w:val="0"/>
-        </w:rPr>
-        <w:t>.</w:t>
-      </w:r>
-    </w:p>
-    <w:p>
-      <w:pPr>
-        <w:spacing w:line="336" w:lineRule="auto" w:after="180"/>
-      </w:pPr>
-      <w:r>
-        <w:rPr>
-          <w:b w:val="0"/>
-        </w:rPr>
-        <w:t xml:space="preserve">Show your trace, calculation or </w:t>
-      </w:r>
-      <w:r>
-        <w:rPr>
-          <w:b/>
-        </w:rPr>
-        <w:t>evidence</w:t>
-      </w:r>
-    </w:p>
-    <w:p>
-      <w:pPr>
-        <w:pStyle w:val="Heading3"/>
-      </w:pPr>
-      <w:r>
-        <w:t>Write or draw your reasoning and evidence.</w:t>
-      </w:r>
-    </w:p>
-    <w:p>
-      <w:r>
-        <w:t>________________________________________________________________</w:t>
-      </w:r>
-    </w:p>
-    <w:p>
-      <w:r>
-        <w:t>________________________________________________________________</w:t>
-      </w:r>
-    </w:p>
-    <w:p>
-      <w:r>
-        <w:t>________________________________________________________________</w:t>
-      </w:r>
-    </w:p>
-    <w:p>
-      <w:r>
-        <w:t>________________________________________________________________</w:t>
-      </w:r>
-    </w:p>
-    <w:p>
-      <w:r>
-        <w:t>________________________________________________________________</w:t>
-      </w:r>
-    </w:p>
-    <w:p>
-      <w:pPr>
-        <w:pStyle w:val="Heading1"/>
-      </w:pPr>
-      <w:r>
-        <w:t>07. Check a changed case</w:t>
-      </w:r>
-    </w:p>
-    <w:p>
-      <w:r>
-        <w:t>Apply the procedure to the changed case and record why the conclusion follows.</w:t>
-      </w:r>
-    </w:p>
-    <w:p>
-      <w:pPr>
-        <w:spacing w:line="336" w:lineRule="auto" w:after="180"/>
-        <w:shd w:fill="F5F1FB"/>
-      </w:pPr>
-      <w:r>
-        <w:rPr>
-          <w:b w:val="0"/>
-        </w:rPr>
-        <w:t xml:space="preserve">A revision raises overall validation accuracy from </w:t>
-      </w:r>
-      <w:r>
-        <w:rPr>
-          <w:b/>
-        </w:rPr>
-        <w:t>80%</w:t>
-      </w:r>
-      <w:r>
-        <w:rPr>
-          <w:b w:val="0"/>
-        </w:rPr>
-        <w:t xml:space="preserve"> to 84% but lowers dim-light accuracy from </w:t>
-      </w:r>
-      <w:r>
-        <w:rPr>
-          <w:b/>
-        </w:rPr>
-        <w:t>60%</w:t>
-      </w:r>
-      <w:r>
-        <w:rPr>
-          <w:b w:val="0"/>
-        </w:rPr>
-        <w:t xml:space="preserve"> to 40%. How should the improvement claim change?</w:t>
-      </w:r>
-    </w:p>
-    <w:p>
-      <w:pPr>
-        <w:spacing w:line="336" w:lineRule="auto" w:after="180"/>
-      </w:pPr>
-      <w:r>
-        <w:rPr>
-          <w:b w:val="0"/>
-        </w:rPr>
-        <w:t>My independent answer and reason</w:t>
-      </w:r>
-    </w:p>
-    <w:p>
-      <w:pPr>
-        <w:pStyle w:val="Heading3"/>
-      </w:pPr>
-      <w:r>
-        <w:t>Write or draw your reasoning and evidence.</w:t>
-      </w:r>
-    </w:p>
-    <w:p>
-      <w:r>
-        <w:t>________________________________________________________________</w:t>
-      </w:r>
-    </w:p>
-    <w:p>
-      <w:r>
-        <w:t>________________________________________________________________</w:t>
-      </w:r>
-    </w:p>
-    <w:p>
-      <w:r>
-        <w:t>________________________________________________________________</w:t>
-      </w:r>
-    </w:p>
-    <w:p>
-      <w:r>
-        <w:t>________________________________________________________________</w:t>
-      </w:r>
-    </w:p>
-    <w:p>
-      <w:r>
-        <w:t>________________________________________________________________</w:t>
-      </w:r>
-    </w:p>
-    <w:p>
-      <w:pPr>
-        <w:pStyle w:val="Heading3"/>
-      </w:pPr>
-      <w:r>
-        <w:t>Week 35 Test and reflect</w:t>
-      </w:r>
-    </w:p>
-    <w:p>
-      <w:pPr>
-        <w:pStyle w:val="Heading1"/>
-      </w:pPr>
-      <w:r>
-        <w:t>08. Design a revealing test</w:t>
-      </w:r>
-    </w:p>
-    <w:p>
-      <w:r>
-        <w:t>Specify a changed input, expected result and observation separately.</w:t>
-      </w:r>
-    </w:p>
-    <w:p>
-      <w:pPr>
-        <w:spacing w:line="336" w:lineRule="auto" w:after="180"/>
-      </w:pPr>
-      <w:r>
-        <w:rPr>
-          <w:b w:val="0"/>
-        </w:rPr>
-        <w:t xml:space="preserve">Create a changed </w:t>
-      </w:r>
-      <w:r>
-        <w:rPr>
-          <w:b/>
-        </w:rPr>
-        <w:t>input</w:t>
-      </w:r>
-      <w:r>
-        <w:rPr>
-          <w:b w:val="0"/>
-        </w:rPr>
-        <w:t>, boundary case or missing-information case. Write the expected answer or safe response before testing.</w:t>
-      </w:r>
-    </w:p>
-    <w:tbl>
-      <w:tblPr>
-        <w:tblStyle w:val="LightShading-Accent1"/>
-        <w:tblW w:type="auto" w:w="0"/>
-        <w:tblLook w:firstColumn="1" w:firstRow="1" w:lastColumn="0" w:lastRow="0" w:noHBand="0" w:noVBand="1" w:val="04A0"/>
-      </w:tblPr>
-      <w:tblGrid>
-        <w:gridCol w:w="5112"/>
-        <w:gridCol w:w="5112"/>
-      </w:tblGrid>
-      <w:tr>
-        <w:trPr>
-          <w:tblHeader/>
-        </w:trPr>
-        <w:tc>
-          <w:tcPr>
-            <w:tcW w:type="dxa" w:w="5112"/>
-          </w:tcPr>
-          <w:p>
-            <w:r>
-              <w:t>Test record</w:t>
-            </w:r>
-          </w:p>
-        </w:tc>
-        <w:tc>
-          <w:tcPr>
-            <w:tcW w:type="dxa" w:w="5112"/>
-          </w:tcPr>
-          <w:p>
-            <w:r>
-              <w:t>My evidence</w:t>
-            </w:r>
-          </w:p>
-        </w:tc>
-      </w:tr>
-      <w:tr>
-        <w:tc>
-          <w:tcPr>
-            <w:tcW w:type="dxa" w:w="5112"/>
-          </w:tcPr>
-          <w:p>
-            <w:r>
-              <w:t>Changed input or condition</w:t>
-            </w:r>
-          </w:p>
-        </w:tc>
-        <w:tc>
-          <w:tcPr>
-            <w:tcW w:type="dxa" w:w="5112"/>
-          </w:tcPr>
-          <w:p>
-            <w:r/>
-          </w:p>
-        </w:tc>
-      </w:tr>
-      <w:tr>
-        <w:tc>
-          <w:tcPr>
-            <w:tcW w:type="dxa" w:w="5112"/>
-          </w:tcPr>
-          <w:p>
-            <w:r>
-              <w:t>Expected answer or fallback</w:t>
-            </w:r>
-          </w:p>
-        </w:tc>
-        <w:tc>
-          <w:tcPr>
-            <w:tcW w:type="dxa" w:w="5112"/>
-          </w:tcPr>
-          <w:p>
-            <w:r/>
-          </w:p>
-        </w:tc>
-      </w:tr>
-      <w:tr>
-        <w:tc>
-          <w:tcPr>
-            <w:tcW w:type="dxa" w:w="5112"/>
-          </w:tcPr>
-          <w:p>
-            <w:r>
-              <w:t>Observed result</w:t>
-            </w:r>
-          </w:p>
-        </w:tc>
-        <w:tc>
-          <w:tcPr>
-            <w:tcW w:type="dxa" w:w="5112"/>
-          </w:tcPr>
-          <w:p>
-            <w:r/>
-          </w:p>
-        </w:tc>
-      </w:tr>
-      <w:tr>
-        <w:tc>
-          <w:tcPr>
-            <w:tcW w:type="dxa" w:w="5112"/>
-          </w:tcPr>
-          <w:p>
-            <w:r>
-              <w:t>Why the result occurred</w:t>
-            </w:r>
-          </w:p>
-        </w:tc>
-        <w:tc>
-          <w:tcPr>
-            <w:tcW w:type="dxa" w:w="5112"/>
-          </w:tcPr>
-          <w:p>
-            <w:r/>
-          </w:p>
-        </w:tc>
-      </w:tr>
-    </w:tbl>
-    <w:p>
-      <w:pPr>
-        <w:pStyle w:val="Heading1"/>
-      </w:pPr>
-      <w:r>
-        <w:t>09. Project checkpoint</w:t>
-      </w:r>
-    </w:p>
-    <w:p>
-      <w:r>
-        <w:t>Justify what Capstone Train, Analyze, Improve adds to Responsible Plant Classifier and keep the evidence.</w:t>
-      </w:r>
-    </w:p>
-    <w:p>
-      <w:pPr>
-        <w:spacing w:line="336" w:lineRule="auto" w:after="180"/>
-      </w:pPr>
-      <w:r>
-        <w:rPr>
-          <w:b w:val="0"/>
-        </w:rPr>
-        <w:t>Finalize the Plant Classifier experiment record, confusion matrix, subgroup table, model card, and honest remaining-limit statement.</w:t>
-      </w:r>
-    </w:p>
-    <w:p>
-      <w:pPr>
-        <w:spacing w:line="336" w:lineRule="auto" w:after="180"/>
-      </w:pPr>
-      <w:r>
-        <w:rPr>
-          <w:b w:val="0"/>
-        </w:rPr>
-        <w:t xml:space="preserve">The project change and </w:t>
-      </w:r>
-      <w:r>
-        <w:rPr>
-          <w:b/>
-        </w:rPr>
-        <w:t>evidence</w:t>
-      </w:r>
-      <w:r>
-        <w:rPr>
-          <w:b w:val="0"/>
-        </w:rPr>
-        <w:t xml:space="preserve"> I will keep</w:t>
-      </w:r>
-    </w:p>
-    <w:p>
-      <w:pPr>
-        <w:pStyle w:val="Heading3"/>
-      </w:pPr>
-      <w:r>
-        <w:t>Write or draw your reasoning and evidence.</w:t>
-      </w:r>
-    </w:p>
-    <w:p>
-      <w:r>
-        <w:t>________________________________________________________________</w:t>
-      </w:r>
-    </w:p>
-    <w:p>
-      <w:r>
-        <w:t>________________________________________________________________</w:t>
-      </w:r>
-    </w:p>
-    <w:p>
-      <w:r>
-        <w:t>________________________________________________________________</w:t>
-      </w:r>
-    </w:p>
-    <w:p>
-      <w:r>
-        <w:t>________________________________________________________________</w:t>
-      </w:r>
-    </w:p>
-    <w:p>
-      <w:r>
-        <w:t>________________________________________________________________</w:t>
-      </w:r>
-    </w:p>
-    <w:p>
-      <w:pPr>
-        <w:pStyle w:val="Heading1"/>
-      </w:pPr>
-      <w:r>
-        <w:t>10. Self check</w:t>
-      </w:r>
-    </w:p>
-    <w:p>
-      <w:r>
-        <w:t>Judge explanation, evidence, transfer and limits separately; attach the work behind your judgement.</w:t>
-      </w:r>
-    </w:p>
-    <w:p>
-      <w:pPr>
-        <w:pStyle w:val="ListBullet"/>
-      </w:pPr>
-      <w:r>
-        <w:t>I can explain the mechanism.</w:t>
-      </w:r>
-    </w:p>
-    <w:p>
-      <w:pPr>
-        <w:pStyle w:val="ListBullet"/>
-      </w:pPr>
-      <w:r>
-        <w:t>I can show evidence.</w:t>
-      </w:r>
-    </w:p>
-    <w:p>
-      <w:pPr>
-        <w:pStyle w:val="ListBullet"/>
-      </w:pPr>
-      <w:r>
-        <w:t>I can handle a changed case.</w:t>
-      </w:r>
-    </w:p>
-    <w:p>
-      <w:pPr>
-        <w:pStyle w:val="ListBullet"/>
-      </w:pPr>
-      <w:r>
-        <w:t>I can name a limit.</w:t>
-      </w:r>
-    </w:p>
-    <w:p>
-      <w:r>
-        <w:t>Mark each as not yet, with help or independently, and attach supporting work.</w:t>
-      </w:r>
-    </w:p>
-    <w:p>
-      <w:pPr>
-        <w:spacing w:line="336" w:lineRule="auto" w:after="180"/>
-      </w:pPr>
-      <w:r>
-        <w:rPr>
-          <w:b w:val="0"/>
-        </w:rPr>
-        <w:t>Teacher review ____________________  Next step ____________________</w:t>
-      </w:r>
-    </w:p>
-    <w:p>
-      <w:pPr>
-        <w:pStyle w:val="Heading1"/>
-      </w:pPr>
-      <w:r>
-        <w:t>11. Transfer practice from the original programme</w:t>
-      </w:r>
-    </w:p>
-    <w:p>
-      <w:r>
-        <w:t>Use this earlier case as transfer practice. A case already discussed with feedback is not fresh assessment evidence.</w:t>
-      </w:r>
-    </w:p>
-    <w:p>
-      <w:pPr>
-        <w:spacing w:line="336" w:lineRule="auto" w:after="180"/>
-      </w:pPr>
-      <w:r>
-        <w:rPr>
-          <w:b w:val="0"/>
-        </w:rPr>
-        <w:t>A new model reduces validation errors from 8 to 5 but the team also removed three hard cases. Can improvement be attributed to the model? Propose a repair to the experiment.</w:t>
-      </w:r>
-    </w:p>
-    <w:p>
-      <w:pPr>
-        <w:pStyle w:val="Heading3"/>
-      </w:pPr>
-      <w:r>
-        <w:t>My independently reasoned answer</w:t>
-      </w:r>
-    </w:p>
-    <w:p>
-      <w:r>
-        <w:t>________________________________________________________________</w:t>
-      </w:r>
-    </w:p>
-    <w:p>
-      <w:r>
-        <w:t>________________________________________________________________</w:t>
-      </w:r>
-    </w:p>
-    <w:p>
-      <w:r>
-        <w:t>________________________________________________________________</w:t>
-      </w:r>
-    </w:p>
-    <w:p>
-      <w:r>
-        <w:t>________________________________________________________________</w:t>
-      </w:r>
-    </w:p>
-    <w:p>
-      <w:r>
-        <w:t>________________________________________________________________</w:t>
-      </w:r>
-    </w:p>
-    <w:p>
-      <w:r>
-        <w:t>________________________________________________________________</w:t>
-      </w:r>
-    </w:p>
-    <w:p>
-      <w:r>
-        <w:t>________________________________________________________________</w:t>
-      </w:r>
-    </w:p>
-    <w:p>
-      <w:pPr>
-        <w:spacing w:line="336" w:lineRule="auto" w:after="180"/>
-      </w:pPr>
-      <w:r>
-        <w:rPr>
-          <w:b w:val="0"/>
-        </w:rPr>
-        <w:t>Record support used: none, hint or teacher explanation.</w:t>
-      </w:r>
-    </w:p>
-    <w:p>
-      <w:pPr>
-        <w:pStyle w:val="Heading1"/>
-      </w:pPr>
-      <w:r>
-        <w:t>12. W1 Score the frozen test</w:t>
-      </w:r>
-    </w:p>
-    <w:p>
-      <w:r>
-        <w:t>Score the frozen test. Apply the supplied Capstone Train, Analyze, Improve facts and keep your reasoning.</w:t>
-      </w:r>
-    </w:p>
-    <w:p>
-      <w:pPr>
-        <w:pStyle w:val="Heading3"/>
-      </w:pPr>
-      <w:r>
-        <w:t>Where to find the supplied example</w:t>
-      </w:r>
-    </w:p>
-    <w:p>
-      <w:pPr>
-        <w:spacing w:line="336" w:lineRule="auto" w:after="180"/>
-        <w:shd w:fill="F1F6F8"/>
       </w:pPr>
       <w:r>
         <w:rPr>
@@ -1162,18 +354,109 @@
         <w:pStyle w:val="Heading1"/>
       </w:pPr>
       <w:r>
-        <w:t>13. W2 Audit a difference</w:t>
-      </w:r>
-    </w:p>
-    <w:p>
-      <w:r>
-        <w:t>Audit a difference. Apply the supplied Capstone Train, Analyze, Improve facts and keep your reasoning.</w:t>
+        <w:t>13. W2 · Trace the full comparison</w:t>
+      </w:r>
+    </w:p>
+    <w:p>
+      <w:r>
+        <w:t>Keep the complete current fixture beside a fresh response;earlier final-matrix practice stays as review.</w:t>
+      </w:r>
+    </w:p>
+    <w:p>
+      <w:pPr>
+        <w:pStyle w:val="Heading2"/>
+      </w:pPr>
+      <w:r>
+        <w:t>Complete kit reference</w:t>
       </w:r>
     </w:p>
     <w:p>
       <w:pPr>
         <w:spacing w:line="336" w:lineRule="auto" w:after="180"/>
-        <w:shd w:fill="F5F1FB"/>
+      </w:pPr>
+      <w:r>
+        <w:rPr>
+          <w:b w:val="0"/>
+        </w:rPr>
+        <w:t>Complete72-row parcel kit:40 training, 20 validation, 12 reserved final feature rows with blank references. Baselineclear fitted from 22 clear/18 blocked training labels. V1 width-only, V2 width+height; training-only lows/ranges 2/8 and 2/7, k1, Manhattan, exact-distance ID ties. Validation TN/FP/FN/TP baseline 9/0/11/0, V1 9/0/7/4, V2 9/0/3/8; correct 9/13/17of20.</w:t>
+      </w:r>
+    </w:p>
+    <w:p>
+      <w:pPr>
+        <w:spacing w:line="336" w:lineRule="auto" w:after="180"/>
+      </w:pPr>
+      <w:r>
+        <w:rPr>
+          <w:b w:val="0"/>
+        </w:rPr>
+        <w:t>V2 gainsP42/P49/P60/P67, no regressions; missesP24/P56/P64. Choose most validation-correct, then fewer features, then name:V2. Save freeze before teacher reference release. No actual kit final score is supplied to students. Selected independent matrix is a separate exercise.</w:t>
+      </w:r>
+    </w:p>
+    <w:p>
+      <w:pPr>
+        <w:pStyle w:val="Heading2"/>
+      </w:pPr>
+      <w:r>
+        <w:t>Current task and response</w:t>
+      </w:r>
+    </w:p>
+    <w:p>
+      <w:pPr>
+        <w:pStyle w:val="ListBullet"/>
+      </w:pPr>
+      <w:r>
+        <w:t>Using the complete parcel kit, explain the fixed learner and the single V1-to-V2 feature change. Reconstruct the validation matrices and all gained/regressed case IDs. Choose using the predeclared rule, then state what must be saved before final labels are released.</w:t>
+      </w:r>
+    </w:p>
+    <w:p>
+      <w:pPr>
+        <w:pStyle w:val="Heading3"/>
+      </w:pPr>
+      <w:r>
+        <w:t>My capstone comparison, freeze and evidence reasoning</w:t>
+      </w:r>
+    </w:p>
+    <w:p>
+      <w:r>
+        <w:t>________________________________________________________________</w:t>
+      </w:r>
+    </w:p>
+    <w:p>
+      <w:r>
+        <w:t>________________________________________________________________</w:t>
+      </w:r>
+    </w:p>
+    <w:p>
+      <w:r>
+        <w:t>________________________________________________________________</w:t>
+      </w:r>
+    </w:p>
+    <w:p>
+      <w:r>
+        <w:t>________________________________________________________________</w:t>
+      </w:r>
+    </w:p>
+    <w:p>
+      <w:r>
+        <w:t>________________________________________________________________</w:t>
+      </w:r>
+    </w:p>
+    <w:p>
+      <w:r>
+        <w:t>________________________________________________________________</w:t>
+      </w:r>
+    </w:p>
+    <w:p>
+      <w:pPr>
+        <w:pStyle w:val="Heading2"/>
+      </w:pPr>
+      <w:r>
+        <w:t>Review · Earlier matrix task and saved response · reference / check after trying</w:t>
+      </w:r>
+    </w:p>
+    <w:p>
+      <w:pPr>
+        <w:spacing w:line="336" w:lineRule="auto" w:after="180"/>
       </w:pPr>
       <w:r>
         <w:rPr>
@@ -1225,12 +508,104 @@
         <w:pStyle w:val="Heading1"/>
       </w:pPr>
       <w:r>
-        <w:t>14. W3 Label a revision</w:t>
-      </w:r>
-    </w:p>
-    <w:p>
-      <w:r>
-        <w:t>Label a revision. Apply the supplied Capstone Train, Analyze, Improve facts and keep your reasoning.</w:t>
+        <w:t>14. W3 · Repair a test-status claim</w:t>
+      </w:r>
+    </w:p>
+    <w:p>
+      <w:r>
+        <w:t>Keep the complete current fixture beside a fresh response;earlier final-matrix practice stays as review.</w:t>
+      </w:r>
+    </w:p>
+    <w:p>
+      <w:pPr>
+        <w:pStyle w:val="Heading2"/>
+      </w:pPr>
+      <w:r>
+        <w:t>Complete kit reference</w:t>
+      </w:r>
+    </w:p>
+    <w:p>
+      <w:pPr>
+        <w:spacing w:line="336" w:lineRule="auto" w:after="180"/>
+      </w:pPr>
+      <w:r>
+        <w:rPr>
+          <w:b w:val="0"/>
+        </w:rPr>
+        <w:t>Complete72-row parcel kit:40 training, 20 validation, 12 reserved final feature rows with blank references. Baselineclear fitted from 22 clear/18 blocked training labels. V1 width-only, V2 width+height; training-only lows/ranges 2/8 and 2/7, k1, Manhattan, exact-distance ID ties. Validation TN/FP/FN/TP baseline 9/0/11/0, V1 9/0/7/4, V2 9/0/3/8; correct 9/13/17of20.</w:t>
+      </w:r>
+    </w:p>
+    <w:p>
+      <w:pPr>
+        <w:spacing w:line="336" w:lineRule="auto" w:after="180"/>
+      </w:pPr>
+      <w:r>
+        <w:rPr>
+          <w:b w:val="0"/>
+        </w:rPr>
+        <w:t>V2 gainsP42/P49/P60/P67, no regressions; missesP24/P56/P64. Choose most validation-correct, then fewer features, then name:V2. Save freeze before teacher reference release. No actual kit final score is supplied to students. Selected independent matrix is a separate exercise.</w:t>
+      </w:r>
+    </w:p>
+    <w:p>
+      <w:pPr>
+        <w:pStyle w:val="Heading2"/>
+      </w:pPr>
+      <w:r>
+        <w:t>Current task and response</w:t>
+      </w:r>
+    </w:p>
+    <w:p>
+      <w:pPr>
+        <w:pStyle w:val="ListBullet"/>
+      </w:pPr>
+      <w:r>
+        <w:t>V2 is selected using 17/20 validation and its three mistakes. Can the same 20 rows now be described as an untouched final test for V2? Explain the evidence status.</w:t>
+      </w:r>
+    </w:p>
+    <w:p>
+      <w:pPr>
+        <w:pStyle w:val="Heading3"/>
+      </w:pPr>
+      <w:r>
+        <w:t>My capstone comparison, freeze and evidence reasoning</w:t>
+      </w:r>
+    </w:p>
+    <w:p>
+      <w:r>
+        <w:t>________________________________________________________________</w:t>
+      </w:r>
+    </w:p>
+    <w:p>
+      <w:r>
+        <w:t>________________________________________________________________</w:t>
+      </w:r>
+    </w:p>
+    <w:p>
+      <w:r>
+        <w:t>________________________________________________________________</w:t>
+      </w:r>
+    </w:p>
+    <w:p>
+      <w:r>
+        <w:t>________________________________________________________________</w:t>
+      </w:r>
+    </w:p>
+    <w:p>
+      <w:r>
+        <w:t>________________________________________________________________</w:t>
+      </w:r>
+    </w:p>
+    <w:p>
+      <w:r>
+        <w:t>________________________________________________________________</w:t>
+      </w:r>
+    </w:p>
+    <w:p>
+      <w:pPr>
+        <w:pStyle w:val="Heading2"/>
+      </w:pPr>
+      <w:r>
+        <w:t>Review · Earlier matrix task and saved response · reference / check after trying</w:t>
       </w:r>
     </w:p>
     <w:p>
@@ -1287,32 +662,31 @@
         <w:pStyle w:val="Heading1"/>
       </w:pPr>
       <w:r>
-        <w:t>15. W4 Apply independently</w:t>
-      </w:r>
-    </w:p>
-    <w:p>
-      <w:r>
-        <w:t>Attempt before feedback. If this repeats the selected independent case, reuse that first attempt; otherwise keep a separate record. Apply independently. Apply the supplied Capstone Train, Analyze, Improve facts and keep your reasoning.</w:t>
-      </w:r>
-    </w:p>
-    <w:p>
-      <w:pPr>
-        <w:pStyle w:val="Heading3"/>
-      </w:pPr>
-      <w:r>
-        <w:t>Rules supplied for this independent case</w:t>
+        <w:t>16. W5 · Freeze and plan final reporting</w:t>
+      </w:r>
+    </w:p>
+    <w:p>
+      <w:r>
+        <w:t>Keep the complete current fixture beside a fresh response;earlier final-matrix practice stays as review.</w:t>
+      </w:r>
+    </w:p>
+    <w:p>
+      <w:pPr>
+        <w:pStyle w:val="Heading2"/>
+      </w:pPr>
+      <w:r>
+        <w:t>Complete kit reference</w:t>
       </w:r>
     </w:p>
     <w:p>
       <w:pPr>
         <w:spacing w:line="336" w:lineRule="auto" w:after="180"/>
-        <w:shd w:fill="F1F6F8"/>
       </w:pPr>
       <w:r>
         <w:rPr>
           <w:b w:val="0"/>
         </w:rPr>
-        <w:t>Matrix convention: rows are reference [clear, blocked]; columns are prediction [clear, blocked]; blocked is positive. Each matrix is [[TN, FP], [FN, TP]]. Use the same twelve reference cases for candidate and baseline.</w:t>
+        <w:t>Complete72-row parcel kit:40 training, 20 validation, 12 reserved final feature rows with blank references. Baselineclear fitted from 22 clear/18 blocked training labels. V1 width-only, V2 width+height; training-only lows/ranges 2/8 and 2/7, k1, Manhattan, exact-distance ID ties. Validation TN/FP/FN/TP baseline 9/0/11/0, V1 9/0/7/4, V2 9/0/3/8; correct 9/13/17of20.</w:t>
       </w:r>
     </w:p>
     <w:p>
@@ -1323,7 +697,23 @@
         <w:rPr>
           <w:b w:val="0"/>
         </w:rPr>
-        <w:t>Frozen candidate[[6, 2],[1, 3]] and baseline[[8, 0],[4, 0]] on 12 cases. Compute candidate metrics and compare error types.</w:t>
+        <w:t>V2 gainsP42/P49/P60/P67, no regressions; missesP24/P56/P64. Choose most validation-correct, then fewer features, then name:V2. Save freeze before teacher reference release. No actual kit final score is supplied to students. Selected independent matrix is a separate exercise.</w:t>
+      </w:r>
+    </w:p>
+    <w:p>
+      <w:pPr>
+        <w:pStyle w:val="Heading2"/>
+      </w:pPr>
+      <w:r>
+        <w:t>Current task and response</w:t>
+      </w:r>
+    </w:p>
+    <w:p>
+      <w:pPr>
+        <w:pStyle w:val="ListBullet"/>
+      </w:pPr>
+      <w:r>
+        <w:t>Write the freeze fields and teacher-release gate. Explain how final baseline/candidate results and any later revised version must be labelled without inventing a final score.</w:t>
       </w:r>
     </w:p>
     <w:p>
@@ -1331,7 +721,7 @@
         <w:pStyle w:val="Heading3"/>
       </w:pPr>
       <w:r>
-        <w:t>My reasoning and evidence</w:t>
+        <w:t>My capstone comparison, freeze and evidence reasoning</w:t>
       </w:r>
     </w:p>
     <w:p>
@@ -1365,32 +755,16 @@
       </w:r>
     </w:p>
     <w:p>
-      <w:r>
-        <w:t>________________________________________________________________</w:t>
-      </w:r>
-    </w:p>
-    <w:p>
-      <w:r>
-        <w:t>________________________________________________________________</w:t>
-      </w:r>
-    </w:p>
-    <w:p>
-      <w:pPr>
-        <w:pStyle w:val="Heading1"/>
-      </w:pPr>
-      <w:r>
-        <w:t>16. W5 Update the card</w:t>
-      </w:r>
-    </w:p>
-    <w:p>
-      <w:r>
-        <w:t>Update the card. Apply the supplied Capstone Train, Analyze, Improve facts and keep your reasoning.</w:t>
+      <w:pPr>
+        <w:pStyle w:val="Heading2"/>
+      </w:pPr>
+      <w:r>
+        <w:t>Review · Earlier matrix task and saved response · reference / check after trying</w:t>
       </w:r>
     </w:p>
     <w:p>
       <w:pPr>
         <w:spacing w:line="336" w:lineRule="auto" w:after="180"/>
-        <w:shd w:fill="F5F1FB"/>
       </w:pPr>
       <w:r>
         <w:rPr>
@@ -1442,12 +816,186 @@
         <w:pStyle w:val="Heading1"/>
       </w:pPr>
       <w:r>
-        <w:t>17. Feedback, return check and learning record</w:t>
-      </w:r>
-    </w:p>
-    <w:p>
-      <w:r>
-        <w:t>Record the first repaired step and a different case to revisit after a delay.</w:t>
+        <w:t>04. Try alone · Selected experiment task</w:t>
+      </w:r>
+    </w:p>
+    <w:p>
+      <w:r>
+        <w:t>Keep this task’s complete inputs, stated rule and support record together.</w:t>
+      </w:r>
+    </w:p>
+    <w:p>
+      <w:pPr>
+        <w:pStyle w:val="Heading2"/>
+      </w:pPr>
+      <w:r>
+        <w:t>Task and evidence record</w:t>
+      </w:r>
+    </w:p>
+    <w:p>
+      <w:pPr>
+        <w:pStyle w:val="ListBullet"/>
+      </w:pPr>
+      <w:r>
+        <w:t>This is a separate fully supplied 12-case frozen-matrix exercise, not the parcel kit’s hidden result. Rows are true clear/blocked and columns predicted clear/blocked; blocked is positive. Use its given counts and compare both kinds of error. Keep the first attempt before opening the teacher key; do not substitute the worked validation or pictured 16-case numbers.</w:t>
+      </w:r>
+    </w:p>
+    <w:p>
+      <w:pPr>
+        <w:pStyle w:val="Heading3"/>
+      </w:pPr>
+      <w:r>
+        <w:t>Independent case: Apply independently</w:t>
+      </w:r>
+    </w:p>
+    <w:p>
+      <w:pPr>
+        <w:pStyle w:val="ListBullet"/>
+      </w:pPr>
+      <w:r>
+        <w:t>Frozen candidate[[6, 2],[1, 3]] and baseline[[8, 0],[4, 0]] on 12 cases. Compute candidate metrics and compare error types.</w:t>
+      </w:r>
+    </w:p>
+    <w:p>
+      <w:pPr>
+        <w:pStyle w:val="Heading3"/>
+      </w:pPr>
+      <w:r>
+        <w:t>My independent explanation, trace and limits</w:t>
+      </w:r>
+    </w:p>
+    <w:p>
+      <w:r>
+        <w:t>________________________________________________________________</w:t>
+      </w:r>
+    </w:p>
+    <w:p>
+      <w:r>
+        <w:t>________________________________________________________________</w:t>
+      </w:r>
+    </w:p>
+    <w:p>
+      <w:r>
+        <w:t>________________________________________________________________</w:t>
+      </w:r>
+    </w:p>
+    <w:p>
+      <w:r>
+        <w:t>________________________________________________________________</w:t>
+      </w:r>
+    </w:p>
+    <w:p>
+      <w:r>
+        <w:t>________________________________________________________________</w:t>
+      </w:r>
+    </w:p>
+    <w:p>
+      <w:r>
+        <w:t>________________________________________________________________</w:t>
+      </w:r>
+    </w:p>
+    <w:p>
+      <w:r>
+        <w:t>________________________________________________________________</w:t>
+      </w:r>
+    </w:p>
+    <w:p>
+      <w:pPr>
+        <w:pStyle w:val="ListBullet"/>
+      </w:pPr>
+      <w:r>
+        <w:t>Attempt this case before feedback. Record any help. Earlier examples below are further practice; a case already practised with feedback cannot establish fresh transfer.</w:t>
+      </w:r>
+    </w:p>
+    <w:p>
+      <w:pPr>
+        <w:pStyle w:val="Heading1"/>
+      </w:pPr>
+      <w:r>
+        <w:t>09. Project · Keep the experiment evidence</w:t>
+      </w:r>
+    </w:p>
+    <w:p>
+      <w:r>
+        <w:t>Keep this task’s complete inputs, stated rule and support record together.</w:t>
+      </w:r>
+    </w:p>
+    <w:p>
+      <w:pPr>
+        <w:pStyle w:val="Heading2"/>
+      </w:pPr>
+      <w:r>
+        <w:t>Task and evidence record</w:t>
+      </w:r>
+    </w:p>
+    <w:p>
+      <w:pPr>
+        <w:pStyle w:val="ListBullet"/>
+      </w:pPr>
+      <w:r>
+        <w:t>Finalize the Plant Classifier experiment record, confusion matrix, subgroup table, model card, and honest remaining-limit statement.</w:t>
+      </w:r>
+    </w:p>
+    <w:p>
+      <w:pPr>
+        <w:pStyle w:val="ListBullet"/>
+      </w:pPr>
+      <w:r>
+        <w:t>The project change and evidence I will keep</w:t>
+      </w:r>
+    </w:p>
+    <w:p>
+      <w:pPr>
+        <w:pStyle w:val="Heading3"/>
+      </w:pPr>
+      <w:r>
+        <w:t>Write or draw your reasoning and evidence.</w:t>
+      </w:r>
+    </w:p>
+    <w:p>
+      <w:r>
+        <w:t>________________________________________________________________</w:t>
+      </w:r>
+    </w:p>
+    <w:p>
+      <w:r>
+        <w:t>________________________________________________________________</w:t>
+      </w:r>
+    </w:p>
+    <w:p>
+      <w:r>
+        <w:t>________________________________________________________________</w:t>
+      </w:r>
+    </w:p>
+    <w:p>
+      <w:r>
+        <w:t>________________________________________________________________</w:t>
+      </w:r>
+    </w:p>
+    <w:p>
+      <w:r>
+        <w:t>________________________________________________________________</w:t>
+      </w:r>
+    </w:p>
+    <w:p>
+      <w:pPr>
+        <w:pStyle w:val="Heading1"/>
+      </w:pPr>
+      <w:r>
+        <w:t>17. Feedback · Repair and return</w:t>
+      </w:r>
+    </w:p>
+    <w:p>
+      <w:r>
+        <w:t>Keep this task’s complete inputs, stated rule and support record together.</w:t>
+      </w:r>
+    </w:p>
+    <w:p>
+      <w:pPr>
+        <w:pStyle w:val="Heading2"/>
+      </w:pPr>
+      <w:r>
+        <w:t>Task and evidence record</w:t>
       </w:r>
     </w:p>
     <w:tbl>
@@ -1588,12 +1136,9 @@
     </w:tbl>
     <w:p>
       <w:pPr>
-        <w:spacing w:line="336" w:lineRule="auto" w:after="180"/>
-      </w:pPr>
-      <w:r>
-        <w:rPr>
-          <w:b w:val="0"/>
-        </w:rPr>
+        <w:pStyle w:val="ListBullet"/>
+      </w:pPr>
+      <w:r>
         <w:t>Revisit this idea with your teacher after a delay. Familiarity is different from explaining and using it on a changed case.</w:t>
       </w:r>
     </w:p>
@@ -1602,57 +1147,785 @@
         <w:pStyle w:val="Heading1"/>
       </w:pPr>
       <w:r>
-        <w:t>18. Pictorial case practice: Capstone Train, Analyze, Improve</w:t>
-      </w:r>
-    </w:p>
-    <w:p>
-      <w:r>
-        <w:t>Choose the next capstone revision from explicit false alarms and misses. Explain the labelled step before checking the changed condition.</w:t>
-      </w:r>
-    </w:p>
-    <w:p>
-      <w:pPr>
-        <w:spacing w:line="336" w:lineRule="auto" w:after="180"/>
-      </w:pPr>
-      <w:r>
-        <w:rPr>
-          <w:b w:val="0"/>
-        </w:rPr>
+        <w:t>10. Finish · Judge your evidence</w:t>
+      </w:r>
+    </w:p>
+    <w:p>
+      <w:r>
+        <w:t>Keep this task’s complete inputs, stated rule and support record together.</w:t>
+      </w:r>
+    </w:p>
+    <w:p>
+      <w:pPr>
+        <w:pStyle w:val="Heading2"/>
+      </w:pPr>
+      <w:r>
+        <w:t>Task and evidence record</w:t>
+      </w:r>
+    </w:p>
+    <w:p>
+      <w:pPr>
+        <w:pStyle w:val="ListBullet"/>
+      </w:pPr>
+      <w:r>
+        <w:t>I can explain the mechanism. I can show evidence. I can handle a changed case. I can name a limit. Mark each as not yet, with help or independently, and attach supporting work.</w:t>
+      </w:r>
+    </w:p>
+    <w:p>
+      <w:pPr>
+        <w:pStyle w:val="ListBullet"/>
+      </w:pPr>
+      <w:r>
+        <w:t>Teacher review ____________________  Next step ____________________</w:t>
+      </w:r>
+    </w:p>
+    <w:p>
+      <w:pPr>
+        <w:pStyle w:val="Heading1"/>
+      </w:pPr>
+      <w:r>
+        <w:t>Reference bank and extra practice</w:t>
+      </w:r>
+    </w:p>
+    <w:p>
+      <w:pPr>
+        <w:pStyle w:val="Heading1"/>
+      </w:pPr>
+      <w:r>
+        <w:t>02. Reference · Supported W2 record</w:t>
+      </w:r>
+    </w:p>
+    <w:p>
+      <w:r>
+        <w:t>Keep this task’s complete inputs, stated rule and support record together.</w:t>
+      </w:r>
+    </w:p>
+    <w:p>
+      <w:pPr>
+        <w:pStyle w:val="Heading2"/>
+      </w:pPr>
+      <w:r>
+        <w:t>Task and evidence record</w:t>
+      </w:r>
+    </w:p>
+    <w:p>
+      <w:pPr>
+        <w:pStyle w:val="ListBullet"/>
+      </w:pPr>
+      <w:r>
+        <w:t>Earlier final-matrix W2 record:retain its saved response as review. Use current W2for the complete kit training,validation and freeze comparison.</w:t>
+      </w:r>
+    </w:p>
+    <w:tbl>
+      <w:tblPr>
+        <w:tblStyle w:val="LightShading-Accent1"/>
+        <w:tblW w:type="auto" w:w="0"/>
+        <w:tblLook w:firstColumn="1" w:firstRow="1" w:lastColumn="0" w:lastRow="0" w:noHBand="0" w:noVBand="1" w:val="04A0"/>
+      </w:tblPr>
+      <w:tblGrid>
+        <w:gridCol w:w="2556"/>
+        <w:gridCol w:w="2556"/>
+        <w:gridCol w:w="2556"/>
+        <w:gridCol w:w="2556"/>
+      </w:tblGrid>
+      <w:tr>
+        <w:trPr>
+          <w:tblHeader/>
+        </w:trPr>
+        <w:tc>
+          <w:tcPr>
+            <w:tcW w:type="dxa" w:w="2556"/>
+          </w:tcPr>
+          <w:p>
+            <w:r>
+              <w:t>Given inputs</w:t>
+            </w:r>
+          </w:p>
+        </w:tc>
+        <w:tc>
+          <w:tcPr>
+            <w:tcW w:type="dxa" w:w="2556"/>
+          </w:tcPr>
+          <w:p>
+            <w:r>
+              <w:t>Procedure I chose</w:t>
+            </w:r>
+          </w:p>
+        </w:tc>
+        <w:tc>
+          <w:tcPr>
+            <w:tcW w:type="dxa" w:w="2556"/>
+          </w:tcPr>
+          <w:p>
+            <w:r>
+              <w:t>Middle steps</w:t>
+            </w:r>
+          </w:p>
+        </w:tc>
+        <w:tc>
+          <w:tcPr>
+            <w:tcW w:type="dxa" w:w="2556"/>
+          </w:tcPr>
+          <w:p>
+            <w:r>
+              <w:t>Result and check</w:t>
+            </w:r>
+          </w:p>
+        </w:tc>
+      </w:tr>
+      <w:tr>
+        <w:tc>
+          <w:tcPr>
+            <w:tcW w:type="dxa" w:w="2556"/>
+          </w:tcPr>
+          <w:p>
+            <w:r/>
+          </w:p>
+        </w:tc>
+        <w:tc>
+          <w:tcPr>
+            <w:tcW w:type="dxa" w:w="2556"/>
+          </w:tcPr>
+          <w:p>
+            <w:r/>
+          </w:p>
+        </w:tc>
+        <w:tc>
+          <w:tcPr>
+            <w:tcW w:type="dxa" w:w="2556"/>
+          </w:tcPr>
+          <w:p>
+            <w:r/>
+          </w:p>
+        </w:tc>
+        <w:tc>
+          <w:tcPr>
+            <w:tcW w:type="dxa" w:w="2556"/>
+          </w:tcPr>
+          <w:p>
+            <w:r/>
+          </w:p>
+        </w:tc>
+      </w:tr>
+    </w:tbl>
+    <w:p>
+      <w:pPr>
+        <w:pStyle w:val="Heading3"/>
+      </w:pPr>
+      <w:r>
+        <w:t>The step I completed without help, and the hint I needed</w:t>
+      </w:r>
+    </w:p>
+    <w:p>
+      <w:r>
+        <w:t>________________________________________________________________</w:t>
+      </w:r>
+    </w:p>
+    <w:p>
+      <w:r>
+        <w:t>________________________________________________________________</w:t>
+      </w:r>
+    </w:p>
+    <w:p>
+      <w:r>
+        <w:t>________________________________________________________________</w:t>
+      </w:r>
+    </w:p>
+    <w:p>
+      <w:pPr>
+        <w:pStyle w:val="Heading1"/>
+      </w:pPr>
+      <w:r>
+        <w:t>03. Extra practice · Individual reasoning check</w:t>
+      </w:r>
+    </w:p>
+    <w:p>
+      <w:r>
+        <w:t>Keep this task’s complete inputs, stated rule and support record together.</w:t>
+      </w:r>
+    </w:p>
+    <w:p>
+      <w:pPr>
+        <w:pStyle w:val="Heading2"/>
+      </w:pPr>
+      <w:r>
+        <w:t>Task and evidence record</w:t>
+      </w:r>
+    </w:p>
+    <w:p>
+      <w:pPr>
+        <w:pStyle w:val="ListBullet"/>
+      </w:pPr>
+      <w:r>
+        <w:t>Use the worked case for Capstone evaluation and revision. Proposed explanation: “A final answer is enough”. Decide whether this explanation is supported. Point to the step or supplied fact that decides; explain your repair if needed.</w:t>
+      </w:r>
+    </w:p>
+    <w:p>
+      <w:pPr>
+        <w:pStyle w:val="Heading3"/>
+      </w:pPr>
+      <w:r>
+        <w:t>My explanation before partner discussion</w:t>
+      </w:r>
+    </w:p>
+    <w:p>
+      <w:r>
+        <w:t>________________________________________________________________</w:t>
+      </w:r>
+    </w:p>
+    <w:p>
+      <w:r>
+        <w:t>________________________________________________________________</w:t>
+      </w:r>
+    </w:p>
+    <w:p>
+      <w:r>
+        <w:t>________________________________________________________________</w:t>
+      </w:r>
+    </w:p>
+    <w:p>
+      <w:r>
+        <w:t>________________________________________________________________</w:t>
+      </w:r>
+    </w:p>
+    <w:p>
+      <w:pPr>
+        <w:pStyle w:val="Heading1"/>
+      </w:pPr>
+      <w:r>
+        <w:t>05. Reference · Earlier learning target</w:t>
+      </w:r>
+    </w:p>
+    <w:p>
+      <w:r>
+        <w:t>Keep this task’s complete inputs, stated rule and support record together.</w:t>
+      </w:r>
+    </w:p>
+    <w:p>
+      <w:pPr>
+        <w:pStyle w:val="Heading2"/>
+      </w:pPr>
+      <w:r>
+        <w:t>Task and evidence record</w:t>
+      </w:r>
+    </w:p>
+    <w:p>
+      <w:pPr>
+        <w:pStyle w:val="ListBullet"/>
+      </w:pPr>
+      <w:r>
+        <w:t>A new model reduces validation errors from 8 to 5 but the team also removed three hard cases. Can improvement be attributed to the model? Propose a repair to the experiment.</w:t>
+      </w:r>
+    </w:p>
+    <w:p>
+      <w:pPr>
+        <w:pStyle w:val="Heading1"/>
+      </w:pPr>
+      <w:r>
+        <w:t>06. Extra practice · Earlier complete case</w:t>
+      </w:r>
+    </w:p>
+    <w:p>
+      <w:r>
+        <w:t>Keep this task’s complete inputs, stated rule and support record together.</w:t>
+      </w:r>
+    </w:p>
+    <w:p>
+      <w:pPr>
+        <w:pStyle w:val="Heading2"/>
+      </w:pPr>
+      <w:r>
+        <w:t>Task and evidence record</w:t>
+      </w:r>
+    </w:p>
+    <w:p>
+      <w:pPr>
+        <w:pStyle w:val="ListBullet"/>
+      </w:pPr>
+      <w:r>
+        <w:t>Baseline validation accuracy70%; model80%; most remaining errors are dim images.</w:t>
+      </w:r>
+    </w:p>
+    <w:p>
+      <w:pPr>
+        <w:pStyle w:val="ListBullet"/>
+      </w:pPr>
+      <w:r>
+        <w:t>Plan improvement evidence.</w:t>
+      </w:r>
+    </w:p>
+    <w:p>
+      <w:pPr>
+        <w:pStyle w:val="ListBullet"/>
+      </w:pPr>
+      <w:r>
+        <w:t>Show your trace, calculation or evidence</w:t>
+      </w:r>
+    </w:p>
+    <w:p>
+      <w:pPr>
+        <w:pStyle w:val="Heading3"/>
+      </w:pPr>
+      <w:r>
+        <w:t>Write or draw your reasoning and evidence.</w:t>
+      </w:r>
+    </w:p>
+    <w:p>
+      <w:r>
+        <w:t>________________________________________________________________</w:t>
+      </w:r>
+    </w:p>
+    <w:p>
+      <w:r>
+        <w:t>________________________________________________________________</w:t>
+      </w:r>
+    </w:p>
+    <w:p>
+      <w:r>
+        <w:t>________________________________________________________________</w:t>
+      </w:r>
+    </w:p>
+    <w:p>
+      <w:r>
+        <w:t>________________________________________________________________</w:t>
+      </w:r>
+    </w:p>
+    <w:p>
+      <w:r>
+        <w:t>________________________________________________________________</w:t>
+      </w:r>
+    </w:p>
+    <w:p>
+      <w:pPr>
+        <w:pStyle w:val="Heading1"/>
+      </w:pPr>
+      <w:r>
+        <w:t>07. Extra practice · Changed case</w:t>
+      </w:r>
+    </w:p>
+    <w:p>
+      <w:r>
+        <w:t>Keep this task’s complete inputs, stated rule and support record together.</w:t>
+      </w:r>
+    </w:p>
+    <w:p>
+      <w:pPr>
+        <w:pStyle w:val="Heading2"/>
+      </w:pPr>
+      <w:r>
+        <w:t>Task and evidence record</w:t>
+      </w:r>
+    </w:p>
+    <w:p>
+      <w:pPr>
+        <w:pStyle w:val="ListBullet"/>
+      </w:pPr>
+      <w:r>
+        <w:t>A revision raises overall validation accuracy from 80% to 84% but lowers dim-light accuracy from 60% to 40%. How should the improvement claim change?</w:t>
+      </w:r>
+    </w:p>
+    <w:p>
+      <w:pPr>
+        <w:pStyle w:val="ListBullet"/>
+      </w:pPr>
+      <w:r>
+        <w:t>My independent answer and reason</w:t>
+      </w:r>
+    </w:p>
+    <w:p>
+      <w:pPr>
+        <w:pStyle w:val="Heading3"/>
+      </w:pPr>
+      <w:r>
+        <w:t>Write or draw your reasoning and evidence.</w:t>
+      </w:r>
+    </w:p>
+    <w:p>
+      <w:r>
+        <w:t>________________________________________________________________</w:t>
+      </w:r>
+    </w:p>
+    <w:p>
+      <w:r>
+        <w:t>________________________________________________________________</w:t>
+      </w:r>
+    </w:p>
+    <w:p>
+      <w:r>
+        <w:t>________________________________________________________________</w:t>
+      </w:r>
+    </w:p>
+    <w:p>
+      <w:r>
+        <w:t>________________________________________________________________</w:t>
+      </w:r>
+    </w:p>
+    <w:p>
+      <w:r>
+        <w:t>________________________________________________________________</w:t>
+      </w:r>
+    </w:p>
+    <w:p>
+      <w:pPr>
+        <w:pStyle w:val="Heading3"/>
+      </w:pPr>
+      <w:r>
+        <w:t>Week 35 Test and reflect</w:t>
+      </w:r>
+    </w:p>
+    <w:p>
+      <w:pPr>
+        <w:pStyle w:val="Heading1"/>
+      </w:pPr>
+      <w:r>
+        <w:t>08. Extra practice · Design a revealing test</w:t>
+      </w:r>
+    </w:p>
+    <w:p>
+      <w:r>
+        <w:t>Keep this task’s complete inputs, stated rule and support record together.</w:t>
+      </w:r>
+    </w:p>
+    <w:p>
+      <w:pPr>
+        <w:pStyle w:val="Heading2"/>
+      </w:pPr>
+      <w:r>
+        <w:t>Task and evidence record</w:t>
+      </w:r>
+    </w:p>
+    <w:p>
+      <w:pPr>
+        <w:pStyle w:val="ListBullet"/>
+      </w:pPr>
+      <w:r>
+        <w:t>Create a changed input, boundary case or missing-information case. Write the expected answer or safe response before testing.</w:t>
+      </w:r>
+    </w:p>
+    <w:tbl>
+      <w:tblPr>
+        <w:tblStyle w:val="LightShading-Accent1"/>
+        <w:tblW w:type="auto" w:w="0"/>
+        <w:tblLook w:firstColumn="1" w:firstRow="1" w:lastColumn="0" w:lastRow="0" w:noHBand="0" w:noVBand="1" w:val="04A0"/>
+      </w:tblPr>
+      <w:tblGrid>
+        <w:gridCol w:w="5112"/>
+        <w:gridCol w:w="5112"/>
+      </w:tblGrid>
+      <w:tr>
+        <w:trPr>
+          <w:tblHeader/>
+        </w:trPr>
+        <w:tc>
+          <w:tcPr>
+            <w:tcW w:type="dxa" w:w="5112"/>
+          </w:tcPr>
+          <w:p>
+            <w:r>
+              <w:t>Test record</w:t>
+            </w:r>
+          </w:p>
+        </w:tc>
+        <w:tc>
+          <w:tcPr>
+            <w:tcW w:type="dxa" w:w="5112"/>
+          </w:tcPr>
+          <w:p>
+            <w:r>
+              <w:t>My evidence</w:t>
+            </w:r>
+          </w:p>
+        </w:tc>
+      </w:tr>
+      <w:tr>
+        <w:tc>
+          <w:tcPr>
+            <w:tcW w:type="dxa" w:w="5112"/>
+          </w:tcPr>
+          <w:p>
+            <w:r>
+              <w:t>Changed input or condition</w:t>
+            </w:r>
+          </w:p>
+        </w:tc>
+        <w:tc>
+          <w:tcPr>
+            <w:tcW w:type="dxa" w:w="5112"/>
+          </w:tcPr>
+          <w:p>
+            <w:r/>
+          </w:p>
+        </w:tc>
+      </w:tr>
+      <w:tr>
+        <w:tc>
+          <w:tcPr>
+            <w:tcW w:type="dxa" w:w="5112"/>
+          </w:tcPr>
+          <w:p>
+            <w:r>
+              <w:t>Expected answer or fallback</w:t>
+            </w:r>
+          </w:p>
+        </w:tc>
+        <w:tc>
+          <w:tcPr>
+            <w:tcW w:type="dxa" w:w="5112"/>
+          </w:tcPr>
+          <w:p>
+            <w:r/>
+          </w:p>
+        </w:tc>
+      </w:tr>
+      <w:tr>
+        <w:tc>
+          <w:tcPr>
+            <w:tcW w:type="dxa" w:w="5112"/>
+          </w:tcPr>
+          <w:p>
+            <w:r>
+              <w:t>Observed result</w:t>
+            </w:r>
+          </w:p>
+        </w:tc>
+        <w:tc>
+          <w:tcPr>
+            <w:tcW w:type="dxa" w:w="5112"/>
+          </w:tcPr>
+          <w:p>
+            <w:r/>
+          </w:p>
+        </w:tc>
+      </w:tr>
+      <w:tr>
+        <w:tc>
+          <w:tcPr>
+            <w:tcW w:type="dxa" w:w="5112"/>
+          </w:tcPr>
+          <w:p>
+            <w:r>
+              <w:t>Why the result occurred</w:t>
+            </w:r>
+          </w:p>
+        </w:tc>
+        <w:tc>
+          <w:tcPr>
+            <w:tcW w:type="dxa" w:w="5112"/>
+          </w:tcPr>
+          <w:p>
+            <w:r/>
+          </w:p>
+        </w:tc>
+      </w:tr>
+    </w:tbl>
+    <w:p>
+      <w:pPr>
+        <w:pStyle w:val="Heading1"/>
+      </w:pPr>
+      <w:r>
+        <w:t>11. Extra practice · Earlier transfer</w:t>
+      </w:r>
+    </w:p>
+    <w:p>
+      <w:r>
+        <w:t>Keep this task’s complete inputs, stated rule and support record together.</w:t>
+      </w:r>
+    </w:p>
+    <w:p>
+      <w:pPr>
+        <w:pStyle w:val="Heading2"/>
+      </w:pPr>
+      <w:r>
+        <w:t>Task and evidence record</w:t>
+      </w:r>
+    </w:p>
+    <w:p>
+      <w:pPr>
+        <w:pStyle w:val="ListBullet"/>
+      </w:pPr>
+      <w:r>
+        <w:t>A new model reduces validation errors from 8 to 5 but the team also removed three hard cases. Can improvement be attributed to the model? Propose a repair to the experiment.</w:t>
+      </w:r>
+    </w:p>
+    <w:p>
+      <w:pPr>
+        <w:pStyle w:val="Heading3"/>
+      </w:pPr>
+      <w:r>
+        <w:t>My independently reasoned answer</w:t>
+      </w:r>
+    </w:p>
+    <w:p>
+      <w:r>
+        <w:t>________________________________________________________________</w:t>
+      </w:r>
+    </w:p>
+    <w:p>
+      <w:r>
+        <w:t>________________________________________________________________</w:t>
+      </w:r>
+    </w:p>
+    <w:p>
+      <w:r>
+        <w:t>________________________________________________________________</w:t>
+      </w:r>
+    </w:p>
+    <w:p>
+      <w:r>
+        <w:t>________________________________________________________________</w:t>
+      </w:r>
+    </w:p>
+    <w:p>
+      <w:r>
+        <w:t>________________________________________________________________</w:t>
+      </w:r>
+    </w:p>
+    <w:p>
+      <w:r>
+        <w:t>________________________________________________________________</w:t>
+      </w:r>
+    </w:p>
+    <w:p>
+      <w:r>
+        <w:t>________________________________________________________________</w:t>
+      </w:r>
+    </w:p>
+    <w:p>
+      <w:pPr>
+        <w:pStyle w:val="ListBullet"/>
+      </w:pPr>
+      <w:r>
+        <w:t>Record support used: none, hint or teacher explanation.</w:t>
+      </w:r>
+    </w:p>
+    <w:p>
+      <w:pPr>
+        <w:pStyle w:val="Heading1"/>
+      </w:pPr>
+      <w:r>
+        <w:t>15. Reference · Earlier W4 record</w:t>
+      </w:r>
+    </w:p>
+    <w:p>
+      <w:r>
+        <w:t>Keep this task’s complete inputs, stated rule and support record together.</w:t>
+      </w:r>
+    </w:p>
+    <w:p>
+      <w:pPr>
+        <w:pStyle w:val="Heading2"/>
+      </w:pPr>
+      <w:r>
+        <w:t>Task and evidence record</w:t>
+      </w:r>
+    </w:p>
+    <w:p>
+      <w:pPr>
+        <w:pStyle w:val="ListBullet"/>
+      </w:pPr>
+      <w:r>
+        <w:t>Matrix convention: rows are reference [clear, blocked]; columns are prediction [clear, blocked]; blocked is positive. Each matrix is [[TN, FP], [FN, TP]]. Use the same twelve reference cases for candidate and baseline.</w:t>
+      </w:r>
+    </w:p>
+    <w:p>
+      <w:pPr>
+        <w:pStyle w:val="ListBullet"/>
+      </w:pPr>
+      <w:r>
+        <w:t>Frozen candidate[[6, 2],[1, 3]] and baseline[[8, 0],[4, 0]] on 12 cases. Compute candidate metrics and compare error types.</w:t>
+      </w:r>
+    </w:p>
+    <w:p>
+      <w:pPr>
+        <w:pStyle w:val="Heading3"/>
+      </w:pPr>
+      <w:r>
+        <w:t>My reasoning and evidence</w:t>
+      </w:r>
+    </w:p>
+    <w:p>
+      <w:r>
+        <w:t>________________________________________________________________</w:t>
+      </w:r>
+    </w:p>
+    <w:p>
+      <w:r>
+        <w:t>________________________________________________________________</w:t>
+      </w:r>
+    </w:p>
+    <w:p>
+      <w:r>
+        <w:t>________________________________________________________________</w:t>
+      </w:r>
+    </w:p>
+    <w:p>
+      <w:r>
+        <w:t>________________________________________________________________</w:t>
+      </w:r>
+    </w:p>
+    <w:p>
+      <w:r>
+        <w:t>________________________________________________________________</w:t>
+      </w:r>
+    </w:p>
+    <w:p>
+      <w:r>
+        <w:t>________________________________________________________________</w:t>
+      </w:r>
+    </w:p>
+    <w:p>
+      <w:r>
+        <w:t>________________________________________________________________</w:t>
+      </w:r>
+    </w:p>
+    <w:p>
+      <w:r>
+        <w:t>________________________________________________________________</w:t>
+      </w:r>
+    </w:p>
+    <w:p>
+      <w:pPr>
+        <w:pStyle w:val="Heading1"/>
+      </w:pPr>
+      <w:r>
+        <w:t>18. Extra practice · Pictured case</w:t>
+      </w:r>
+    </w:p>
+    <w:p>
+      <w:r>
+        <w:t>Keep this task’s complete inputs, stated rule and support record together.</w:t>
+      </w:r>
+    </w:p>
+    <w:p>
+      <w:pPr>
+        <w:pStyle w:val="Heading2"/>
+      </w:pPr>
+      <w:r>
+        <w:t>Task and evidence record</w:t>
+      </w:r>
+    </w:p>
+    <w:p>
+      <w:pPr>
+        <w:pStyle w:val="ListBullet"/>
+      </w:pPr>
+      <w:r>
         <w:t>Choose the next capstone revision from explicit false alarms and misses.</w:t>
       </w:r>
     </w:p>
     <w:p>
       <w:pPr>
-        <w:spacing w:line="336" w:lineRule="auto" w:after="180"/>
-      </w:pPr>
-      <w:r>
-        <w:rPr>
-          <w:b w:val="0"/>
-        </w:rPr>
+        <w:pStyle w:val="ListBullet"/>
+      </w:pPr>
+      <w:r>
         <w:t>Positive=spotted. CandidateTP4, FN 2, FP 1, TN 9; baselineTP0, FN 6, FP 0, TN 10. Both evaluate the same16 cases.</w:t>
       </w:r>
     </w:p>
     <w:p>
       <w:pPr>
-        <w:spacing w:line="336" w:lineRule="auto" w:after="180"/>
-      </w:pPr>
-      <w:r>
-        <w:rPr>
-          <w:b w:val="0"/>
-        </w:rPr>
-        <w:t xml:space="preserve">All </w:t>
-      </w:r>
-      <w:r>
-        <w:rPr>
-          <w:b/>
-        </w:rPr>
-        <w:t>input</w:t>
-      </w:r>
-      <w:r>
-        <w:rPr>
-          <w:b w:val="0"/>
-        </w:rPr>
-        <w:t>s and outcomes in this worked example are invented classroom data; no real model run is claimed.</w:t>
+        <w:pStyle w:val="ListBullet"/>
+      </w:pPr>
+      <w:r>
+        <w:t>All inputs and outcomes in this worked example are invented classroom data; no real model run is claimed.</w:t>
       </w:r>
     </w:p>
     <w:p>
@@ -1729,25 +2002,10 @@
     </w:p>
     <w:p>
       <w:pPr>
-        <w:spacing w:line="336" w:lineRule="auto" w:after="180"/>
-      </w:pPr>
-      <w:r>
-        <w:rPr>
-          <w:b w:val="0"/>
-        </w:rPr>
-        <w:t xml:space="preserve">Why is “the revision is better” incomplete? Point to the relevant step in the picture, then write the changed result and the rule or </w:t>
-      </w:r>
-      <w:r>
-        <w:rPr>
-          <w:b/>
-        </w:rPr>
-        <w:t>evidence</w:t>
-      </w:r>
-      <w:r>
-        <w:rPr>
-          <w:b w:val="0"/>
-        </w:rPr>
-        <w:t xml:space="preserve"> that supports it.</w:t>
+        <w:pStyle w:val="ListBullet"/>
+      </w:pPr>
+      <w:r>
+        <w:t>Why is “the revision is better” incomplete? Point to the relevant step in the picture, then write the changed result and the rule or evidence that supports it.</w:t>
       </w:r>
     </w:p>
     <w:p>
@@ -1790,68 +2048,18 @@
     </w:p>
     <w:p>
       <w:pPr>
-        <w:pStyle w:val="Heading3"/>
-      </w:pPr>
-      <w:r>
-        <w:t>Record the help used</w:t>
-      </w:r>
-    </w:p>
-    <w:p>
-      <w:pPr>
-        <w:spacing w:line="336" w:lineRule="auto" w:after="180"/>
-        <w:shd w:fill="F1F6F8"/>
-      </w:pPr>
-      <w:r>
-        <w:rPr>
-          <w:b w:val="0"/>
-        </w:rPr>
-        <w:t xml:space="preserve">Support used: alone / hint / worked example. This record is practice </w:t>
-      </w:r>
-      <w:r>
-        <w:rPr>
-          <w:b/>
-        </w:rPr>
-        <w:t>evidence</w:t>
-      </w:r>
-      <w:r>
-        <w:rPr>
-          <w:b w:val="0"/>
-        </w:rPr>
-        <w:t>.</w:t>
-      </w:r>
-    </w:p>
-    <w:p>
-      <w:pPr>
-        <w:spacing w:line="336" w:lineRule="auto" w:after="180"/>
-      </w:pPr>
-      <w:r>
-        <w:rPr>
-          <w:b w:val="0"/>
-        </w:rPr>
-        <w:t xml:space="preserve">Project connection: For your Responsible Plant Classifier, save the </w:t>
-      </w:r>
-      <w:r>
-        <w:rPr>
-          <w:b/>
-        </w:rPr>
-        <w:t>input</w:t>
-      </w:r>
-      <w:r>
-        <w:rPr>
-          <w:b w:val="0"/>
-        </w:rPr>
-        <w:t>, procedure, observed result and limitation of this check.</w:t>
-      </w:r>
-    </w:p>
-    <w:p>
-      <w:pPr>
-        <w:spacing w:line="336" w:lineRule="auto" w:after="180"/>
-      </w:pPr>
-      <w:r>
-        <w:rPr>
-          <w:b w:val="0"/>
-        </w:rPr>
-        <w:t>Label this worked example as practice; use a different, previously unreviewed case when checking independent understanding.</w:t>
+        <w:pStyle w:val="ListBullet"/>
+      </w:pPr>
+      <w:r>
+        <w:t>Support used: alone / hint / worked example. This record is practice evidence.</w:t>
+      </w:r>
+    </w:p>
+    <w:p>
+      <w:pPr>
+        <w:pStyle w:val="ListBullet"/>
+      </w:pPr>
+      <w:r>
+        <w:t>Project connection: For your Responsible Plant Classifier, save the input, procedure, observed result and limitation of this check. Label this worked example as practice; use a different, previously unreviewed case when checking independent understanding.</w:t>
       </w:r>
     </w:p>
     <w:p>
@@ -1859,80 +2067,44 @@
         <w:pStyle w:val="Heading1"/>
       </w:pPr>
       <w:r>
-        <w:t>19. Project portfolio milestone</w:t>
-      </w:r>
-    </w:p>
-    <w:p>
-      <w:r>
-        <w:t>Keep this week’s input, deciding step, result and limit together in the Responsible Plant Classifier record.</w:t>
-      </w:r>
-    </w:p>
-    <w:p>
-      <w:pPr>
-        <w:spacing w:line="336" w:lineRule="auto" w:after="180"/>
-      </w:pPr>
-      <w:r>
-        <w:rPr>
-          <w:b w:val="0"/>
-        </w:rPr>
+        <w:t>19. Reference · Project portfolio milestone</w:t>
+      </w:r>
+    </w:p>
+    <w:p>
+      <w:r>
+        <w:t>Keep this task’s complete inputs, stated rule and support record together.</w:t>
+      </w:r>
+    </w:p>
+    <w:p>
+      <w:pPr>
+        <w:pStyle w:val="Heading2"/>
+      </w:pPr>
+      <w:r>
+        <w:t>Task and evidence record</w:t>
+      </w:r>
+    </w:p>
+    <w:p>
+      <w:pPr>
+        <w:pStyle w:val="ListBullet"/>
+      </w:pPr>
+      <w:r>
         <w:t>Project: Responsible Plant Classifier</w:t>
       </w:r>
     </w:p>
     <w:p>
       <w:pPr>
-        <w:spacing w:line="336" w:lineRule="auto" w:after="180"/>
-      </w:pPr>
-      <w:r>
-        <w:rPr>
-          <w:b w:val="0"/>
-        </w:rPr>
-        <w:t xml:space="preserve">Current milestone: Present and defend. Demonstrate the system, explain one failure and justify the next improvement with </w:t>
-      </w:r>
-      <w:r>
-        <w:rPr>
-          <w:b/>
-        </w:rPr>
-        <w:t>evidence</w:t>
-      </w:r>
-      <w:r>
-        <w:rPr>
-          <w:b w:val="0"/>
-        </w:rPr>
-        <w:t>.</w:t>
-      </w:r>
-    </w:p>
-    <w:p>
-      <w:pPr>
-        <w:spacing w:line="336" w:lineRule="auto" w:after="180"/>
-      </w:pPr>
-      <w:r>
-        <w:rPr>
-          <w:b w:val="0"/>
-        </w:rPr>
-        <w:t xml:space="preserve">For your Responsible Plant Classifier, save the </w:t>
-      </w:r>
-      <w:r>
-        <w:rPr>
-          <w:b/>
-        </w:rPr>
-        <w:t>input</w:t>
-      </w:r>
-      <w:r>
-        <w:rPr>
-          <w:b w:val="0"/>
-        </w:rPr>
-        <w:t>, procedure, observed result and limitation of this check.</w:t>
-      </w:r>
-    </w:p>
-    <w:p>
-      <w:pPr>
-        <w:spacing w:line="336" w:lineRule="auto" w:after="180"/>
-      </w:pPr>
-      <w:r>
-        <w:rPr>
-          <w:b w:val="0"/>
-        </w:rPr>
-        <w:t>Label this worked example as practice; use a different, previously unreviewed case when checking independent understanding.</w:t>
+        <w:pStyle w:val="ListBullet"/>
+      </w:pPr>
+      <w:r>
+        <w:t>Current milestone: Present and defend. Demonstrate the system, explain one failure and justify the next improvement with evidence.</w:t>
+      </w:r>
+    </w:p>
+    <w:p>
+      <w:pPr>
+        <w:pStyle w:val="ListBullet"/>
+      </w:pPr>
+      <w:r>
+        <w:t>For your Responsible Plant Classifier, save the input, procedure, observed result and limitation of this check. Label this worked example as practice; use a different, previously unreviewed case when checking independent understanding.</w:t>
       </w:r>
     </w:p>
     <w:tbl>
@@ -2089,12 +2261,503 @@
         <w:pStyle w:val="Heading1"/>
       </w:pPr>
       <w:r>
-        <w:t>20. Supported practice and learning evidence</w:t>
-      </w:r>
-    </w:p>
-    <w:p>
-      <w:r>
-        <w:t>Try the supported questions before comparing with hints and feedback. Record what you repaired and the evidence you retained.</w:t>
+        <w:t>20. Extra practice · Predict, check and repair</w:t>
+      </w:r>
+    </w:p>
+    <w:p>
+      <w:r>
+        <w:t>Keep supported feedback separate from the reserved independent case.</w:t>
+      </w:r>
+    </w:p>
+    <w:p>
+      <w:pPr>
+        <w:pStyle w:val="Heading2"/>
+      </w:pPr>
+      <w:r>
+        <w:t>First supported question and hint</w:t>
+      </w:r>
+    </w:p>
+    <w:p>
+      <w:pPr>
+        <w:pStyle w:val="ListBullet"/>
+      </w:pPr>
+      <w:r>
+        <w:t>Choose the next capstone revision from explicit false alarms and misses.</w:t>
+      </w:r>
+    </w:p>
+    <w:p>
+      <w:pPr>
+        <w:pStyle w:val="Heading3"/>
+      </w:pPr>
+      <w:r>
+        <w:t>Practice 1: explain the deciding evidence</w:t>
+      </w:r>
+    </w:p>
+    <w:p>
+      <w:pPr>
+        <w:pStyle w:val="ListBullet"/>
+      </w:pPr>
+      <w:r>
+        <w:t>Which labelled step matches this detail? Review candidate’s two misses and one false alarm with conditions and label evidence before revising.</w:t>
+      </w:r>
+    </w:p>
+    <w:p>
+      <w:pPr>
+        <w:pStyle w:val="ListBullet"/>
+      </w:pPr>
+      <w:r>
+        <w:t>1. Inspect errors</w:t>
+      </w:r>
+    </w:p>
+    <w:p>
+      <w:pPr>
+        <w:pStyle w:val="ListBullet"/>
+      </w:pPr>
+      <w:r>
+        <w:t>2. Compare accuracy</w:t>
+      </w:r>
+    </w:p>
+    <w:p>
+      <w:pPr>
+        <w:pStyle w:val="ListBullet"/>
+      </w:pPr>
+      <w:r>
+        <w:t>3. Compare detection</w:t>
+      </w:r>
+    </w:p>
+    <w:p>
+      <w:pPr>
+        <w:pStyle w:val="Heading3"/>
+      </w:pPr>
+      <w:r>
+        <w:t>My selected conclusion, deciding fact and explanation</w:t>
+      </w:r>
+    </w:p>
+    <w:p>
+      <w:r>
+        <w:t>________________________________________________________________</w:t>
+      </w:r>
+    </w:p>
+    <w:p>
+      <w:r>
+        <w:t>________________________________________________________________</w:t>
+      </w:r>
+    </w:p>
+    <w:p>
+      <w:r>
+        <w:t>________________________________________________________________</w:t>
+      </w:r>
+    </w:p>
+    <w:p>
+      <w:r>
+        <w:t>________________________________________________________________</w:t>
+      </w:r>
+    </w:p>
+    <w:p>
+      <w:r>
+        <w:t>________________________________________________________________</w:t>
+      </w:r>
+    </w:p>
+    <w:p>
+      <w:pPr>
+        <w:pStyle w:val="ListBullet"/>
+      </w:pPr>
+      <w:r>
+        <w:t>Hint if needed: Read the steps in the pictorial case. Match the supplied detail to the stage that performs or records it.</w:t>
+      </w:r>
+    </w:p>
+    <w:p>
+      <w:pPr>
+        <w:pStyle w:val="Heading2"/>
+      </w:pPr>
+      <w:r>
+        <w:t>Check the first explanation · reference / check after trying</w:t>
+      </w:r>
+    </w:p>
+    <w:p>
+      <w:pPr>
+        <w:spacing w:line="336" w:lineRule="auto" w:after="180"/>
+      </w:pPr>
+      <w:r>
+        <w:rPr>
+          <w:b w:val="0"/>
+        </w:rPr>
+        <w:t xml:space="preserve">After your attempt, compare with the supported explanation: Inspect errors Review candidate’s two misses and one false alarm with conditions and label </w:t>
+      </w:r>
+      <w:r>
+        <w:rPr>
+          <w:b/>
+        </w:rPr>
+        <w:t>evidence</w:t>
+      </w:r>
+      <w:r>
+        <w:rPr>
+          <w:b w:val="0"/>
+        </w:rPr>
+        <w:t xml:space="preserve"> before revising. Read the picture in order.</w:t>
+      </w:r>
+    </w:p>
+    <w:p>
+      <w:pPr>
+        <w:spacing w:line="336" w:lineRule="auto" w:after="180"/>
+      </w:pPr>
+      <w:r>
+        <w:rPr>
+          <w:b w:val="0"/>
+        </w:rPr>
+        <w:t xml:space="preserve">Review candidate’s two misses and one false alarm with conditions and label </w:t>
+      </w:r>
+      <w:r>
+        <w:rPr>
+          <w:b/>
+        </w:rPr>
+        <w:t>evidence</w:t>
+      </w:r>
+      <w:r>
+        <w:rPr>
+          <w:b w:val="0"/>
+        </w:rPr>
+        <w:t xml:space="preserve"> before revising. The arrows show which recorded </w:t>
+      </w:r>
+      <w:r>
+        <w:rPr>
+          <w:b/>
+        </w:rPr>
+        <w:t>input</w:t>
+      </w:r>
+      <w:r>
+        <w:rPr>
+          <w:b w:val="0"/>
+        </w:rPr>
+        <w:t xml:space="preserve"> or intermediate result each decision uses.</w:t>
+      </w:r>
+    </w:p>
+    <w:p>
+      <w:pPr>
+        <w:spacing w:line="336" w:lineRule="auto" w:after="180"/>
+      </w:pPr>
+      <w:r>
+        <w:rPr>
+          <w:b w:val="0"/>
+        </w:rPr>
+        <w:t>Explain the deciding step aloud before checking the changed case; pointing to the final answer alone does not show how it follows.</w:t>
+      </w:r>
+    </w:p>
+    <w:p>
+      <w:pPr>
+        <w:pStyle w:val="Heading2"/>
+      </w:pPr>
+      <w:r>
+        <w:t>Changed-case question and hint</w:t>
+      </w:r>
+    </w:p>
+    <w:p>
+      <w:pPr>
+        <w:pStyle w:val="Heading3"/>
+      </w:pPr>
+      <w:r>
+        <w:t>Practice 2: explain the deciding evidence</w:t>
+      </w:r>
+    </w:p>
+    <w:p>
+      <w:pPr>
+        <w:pStyle w:val="ListBullet"/>
+      </w:pPr>
+      <w:r>
+        <w:t>Changed-case practice: A revision fixes one miss but creates two extra false alarms. Which conclusion is supported by the supplied facts?</w:t>
+      </w:r>
+    </w:p>
+    <w:p>
+      <w:pPr>
+        <w:pStyle w:val="ListBullet"/>
+      </w:pPr>
+      <w:r>
+        <w:t>1. We can decide the result without examining the changed input or the procedure.</w:t>
+      </w:r>
+    </w:p>
+    <w:p>
+      <w:pPr>
+        <w:pStyle w:val="ListBullet"/>
+      </w:pPr>
+      <w:r>
+        <w:t>2. TP 5, FN 1, FP 3, TN 7 gives 12/16=75% accuracy and 5/6 recall.</w:t>
+      </w:r>
+    </w:p>
+    <w:p>
+      <w:pPr>
+        <w:pStyle w:val="ListBullet"/>
+      </w:pPr>
+      <w:r>
+        <w:t>3. This one example guarantees correct results for every future input.</w:t>
+      </w:r>
+    </w:p>
+    <w:p>
+      <w:pPr>
+        <w:pStyle w:val="Heading3"/>
+      </w:pPr>
+      <w:r>
+        <w:t>My selected conclusion, deciding fact and explanation</w:t>
+      </w:r>
+    </w:p>
+    <w:p>
+      <w:r>
+        <w:t>________________________________________________________________</w:t>
+      </w:r>
+    </w:p>
+    <w:p>
+      <w:r>
+        <w:t>________________________________________________________________</w:t>
+      </w:r>
+    </w:p>
+    <w:p>
+      <w:r>
+        <w:t>________________________________________________________________</w:t>
+      </w:r>
+    </w:p>
+    <w:p>
+      <w:r>
+        <w:t>________________________________________________________________</w:t>
+      </w:r>
+    </w:p>
+    <w:p>
+      <w:r>
+        <w:t>________________________________________________________________</w:t>
+      </w:r>
+    </w:p>
+    <w:p>
+      <w:pPr>
+        <w:pStyle w:val="ListBullet"/>
+      </w:pPr>
+      <w:r>
+        <w:t>Hint if needed: Use the changed condition and the deciding step in the pictorial trace. The answer must say what follows from those facts.</w:t>
+      </w:r>
+    </w:p>
+    <w:p>
+      <w:pPr>
+        <w:pStyle w:val="Heading2"/>
+      </w:pPr>
+      <w:r>
+        <w:t>Check the changed explanation · reference / check after trying</w:t>
+      </w:r>
+    </w:p>
+    <w:p>
+      <w:pPr>
+        <w:spacing w:line="336" w:lineRule="auto" w:after="180"/>
+      </w:pPr>
+      <w:r>
+        <w:rPr>
+          <w:b w:val="0"/>
+        </w:rPr>
+        <w:t>After your attempt, compare with the supported explanation: TP 5, FN 1, FP 3, TN 7 gives 12/16=75% accuracy and 5/6 recall. Recall rises while accuracy falls; the preferred revision depends on declared error consequences.</w:t>
+      </w:r>
+    </w:p>
+    <w:p>
+      <w:pPr>
+        <w:pStyle w:val="Heading2"/>
+      </w:pPr>
+      <w:r>
+        <w:t>Repair and keep the record</w:t>
+      </w:r>
+    </w:p>
+    <w:p>
+      <w:pPr>
+        <w:spacing w:line="336" w:lineRule="auto" w:after="180"/>
+      </w:pPr>
+      <w:r>
+        <w:rPr>
+          <w:b w:val="0"/>
+        </w:rPr>
+        <w:t>Review Capstone Dataset and Baseline (ai-4/34). Goal: Define a feasible capstone question and acceptance criteria. Short practice: What provenance field prevents the crop from appearing independent?</w:t>
+      </w:r>
+    </w:p>
+    <w:p>
+      <w:pPr>
+        <w:spacing w:line="336" w:lineRule="auto" w:after="180"/>
+      </w:pPr>
+      <w:r>
+        <w:rPr>
+          <w:b w:val="0"/>
+        </w:rPr>
+        <w:t xml:space="preserve">Point to the relevant step in the picture, then write the changed result and the rule or </w:t>
+      </w:r>
+      <w:r>
+        <w:rPr>
+          <w:b/>
+        </w:rPr>
+        <w:t>evidence</w:t>
+      </w:r>
+      <w:r>
+        <w:rPr>
+          <w:b w:val="0"/>
+        </w:rPr>
+        <w:t xml:space="preserve"> that supports it.. Return to this week and explain what you changed.</w:t>
+      </w:r>
+    </w:p>
+    <w:p>
+      <w:pPr>
+        <w:spacing w:line="336" w:lineRule="auto" w:after="180"/>
+      </w:pPr>
+      <w:r>
+        <w:rPr>
+          <w:b w:val="0"/>
+        </w:rPr>
+        <w:t xml:space="preserve">Review Proxy Features and Fairness (ai-4/32). Goal: Identify possible proxy features. Short practice: What </w:t>
+      </w:r>
+      <w:r>
+        <w:rPr>
+          <w:b/>
+        </w:rPr>
+        <w:t>evidence</w:t>
+      </w:r>
+      <w:r>
+        <w:rPr>
+          <w:b w:val="0"/>
+        </w:rPr>
+        <w:t xml:space="preserve"> contradicts the original “all setting information removed” claim?</w:t>
+      </w:r>
+    </w:p>
+    <w:p>
+      <w:pPr>
+        <w:spacing w:line="336" w:lineRule="auto" w:after="180"/>
+      </w:pPr>
+      <w:r>
+        <w:rPr>
+          <w:b w:val="0"/>
+        </w:rPr>
+        <w:t xml:space="preserve">Point to the relevant step in the picture, then write the changed result and the rule or </w:t>
+      </w:r>
+      <w:r>
+        <w:rPr>
+          <w:b/>
+        </w:rPr>
+        <w:t>evidence</w:t>
+      </w:r>
+      <w:r>
+        <w:rPr>
+          <w:b w:val="0"/>
+        </w:rPr>
+        <w:t xml:space="preserve"> that supports it.. Return to this week and explain what you changed.</w:t>
+      </w:r>
+    </w:p>
+    <w:p>
+      <w:pPr>
+        <w:spacing w:line="336" w:lineRule="auto" w:after="180"/>
+      </w:pPr>
+      <w:r>
+        <w:rPr>
+          <w:b w:val="0"/>
+        </w:rPr>
+        <w:t xml:space="preserve">Review Feature Engineering (ai-4/29). Goal: Create features available at </w:t>
+      </w:r>
+      <w:r>
+        <w:rPr>
+          <w:b/>
+        </w:rPr>
+        <w:t>prediction</w:t>
+      </w:r>
+      <w:r>
+        <w:rPr>
+          <w:b w:val="0"/>
+        </w:rPr>
+        <w:t xml:space="preserve"> time. Short practice: What should be saved so another group transforms the query identically?</w:t>
+      </w:r>
+    </w:p>
+    <w:p>
+      <w:pPr>
+        <w:spacing w:line="336" w:lineRule="auto" w:after="180"/>
+      </w:pPr>
+      <w:r>
+        <w:rPr>
+          <w:b w:val="0"/>
+        </w:rPr>
+        <w:t xml:space="preserve">Point to the relevant step in the picture, then write the changed result and the rule or </w:t>
+      </w:r>
+      <w:r>
+        <w:rPr>
+          <w:b/>
+        </w:rPr>
+        <w:t>evidence</w:t>
+      </w:r>
+      <w:r>
+        <w:rPr>
+          <w:b w:val="0"/>
+        </w:rPr>
+        <w:t xml:space="preserve"> that supports it.. Return to this week and explain what you changed.</w:t>
+      </w:r>
+    </w:p>
+    <w:p>
+      <w:pPr>
+        <w:spacing w:line="336" w:lineRule="auto" w:after="180"/>
+      </w:pPr>
+      <w:r>
+        <w:rPr>
+          <w:b w:val="0"/>
+        </w:rPr>
+        <w:t xml:space="preserve">Use Download completed work in the hosted lesson to export your answers, reflections, practice feedback and code-run </w:t>
+      </w:r>
+      <w:r>
+        <w:rPr>
+          <w:b/>
+        </w:rPr>
+        <w:t>evidence</w:t>
+      </w:r>
+      <w:r>
+        <w:rPr>
+          <w:b w:val="0"/>
+        </w:rPr>
+        <w:t>. Open the HTML copy to read or print it.</w:t>
+      </w:r>
+    </w:p>
+    <w:p>
+      <w:pPr>
+        <w:spacing w:line="336" w:lineRule="auto" w:after="180"/>
+      </w:pPr>
+      <w:r>
+        <w:rPr>
+          <w:b w:val="0"/>
+        </w:rPr>
+        <w:t>Drafts stay in this browser when storage is available; clear drafts on a shared device.</w:t>
+      </w:r>
+    </w:p>
+    <w:p>
+      <w:pPr>
+        <w:pStyle w:val="Heading3"/>
+      </w:pPr>
+      <w:r>
+        <w:t>What I repaired, the evidence I kept and the next test</w:t>
+      </w:r>
+    </w:p>
+    <w:p>
+      <w:r>
+        <w:t>________________________________________________________________</w:t>
+      </w:r>
+    </w:p>
+    <w:p>
+      <w:r>
+        <w:t>________________________________________________________________</w:t>
+      </w:r>
+    </w:p>
+    <w:p>
+      <w:r>
+        <w:t>________________________________________________________________</w:t>
+      </w:r>
+    </w:p>
+    <w:p>
+      <w:r>
+        <w:t>________________________________________________________________</w:t>
+      </w:r>
+    </w:p>
+    <w:p>
+      <w:r>
+        <w:t>________________________________________________________________</w:t>
+      </w:r>
+    </w:p>
+    <w:p>
+      <w:pPr>
+        <w:pStyle w:val="Heading2"/>
+      </w:pPr>
+      <w:r>
+        <w:t>Earlier wording, alternatives and picture transcripts · reference / check after trying</w:t>
       </w:r>
     </w:p>
     <w:p>
@@ -2110,80 +2773,10 @@
     </w:p>
     <w:p>
       <w:pPr>
-        <w:spacing w:line="336" w:lineRule="auto" w:after="180"/>
-      </w:pPr>
-      <w:r>
-        <w:rPr>
-          <w:b w:val="0"/>
-        </w:rPr>
-        <w:t>Choose the next capstone revision from explicit false alarms and misses.</w:t>
-      </w:r>
-    </w:p>
-    <w:p>
-      <w:pPr>
         <w:pStyle w:val="Heading3"/>
       </w:pPr>
       <w:r>
-        <w:t>Practice 1: explain the deciding evidence</w:t>
-      </w:r>
-    </w:p>
-    <w:p>
-      <w:pPr>
-        <w:spacing w:line="336" w:lineRule="auto" w:after="180"/>
-      </w:pPr>
-      <w:r>
-        <w:rPr>
-          <w:b w:val="0"/>
-        </w:rPr>
-        <w:t xml:space="preserve">Which labelled step matches this detail? Review candidate’s two misses and one false alarm with conditions and label </w:t>
-      </w:r>
-      <w:r>
-        <w:rPr>
-          <w:b/>
-        </w:rPr>
-        <w:t>evidence</w:t>
-      </w:r>
-      <w:r>
-        <w:rPr>
-          <w:b w:val="0"/>
-        </w:rPr>
-        <w:t xml:space="preserve"> before revising.</w:t>
-      </w:r>
-    </w:p>
-    <w:p>
-      <w:pPr>
-        <w:spacing w:line="336" w:lineRule="auto" w:after="180"/>
-        <w:shd w:fill="F4F9FC"/>
-      </w:pPr>
-      <w:r>
-        <w:rPr>
-          <w:b w:val="0"/>
-        </w:rPr>
-        <w:t>1. Inspect errors</w:t>
-      </w:r>
-    </w:p>
-    <w:p>
-      <w:pPr>
-        <w:spacing w:line="336" w:lineRule="auto" w:after="180"/>
-        <w:shd w:fill="F4F9FC"/>
-      </w:pPr>
-      <w:r>
-        <w:rPr>
-          <w:b w:val="0"/>
-        </w:rPr>
-        <w:t>2. Compare accuracy</w:t>
-      </w:r>
-    </w:p>
-    <w:p>
-      <w:pPr>
-        <w:spacing w:line="336" w:lineRule="auto" w:after="180"/>
-        <w:shd w:fill="F4F9FC"/>
-      </w:pPr>
-      <w:r>
-        <w:rPr>
-          <w:b w:val="0"/>
-        </w:rPr>
-        <w:t>3. Compare detection</w:t>
+        <w:t>Repair a missing building block</w:t>
       </w:r>
     </w:p>
     <w:p>
@@ -2191,520 +2784,25 @@
         <w:pStyle w:val="Heading3"/>
       </w:pPr>
       <w:r>
-        <w:t>My selected conclusion, deciding fact and explanation</w:t>
-      </w:r>
-    </w:p>
-    <w:p>
-      <w:r>
-        <w:t>________________________________________________________________</w:t>
-      </w:r>
-    </w:p>
-    <w:p>
-      <w:r>
-        <w:t>________________________________________________________________</w:t>
-      </w:r>
-    </w:p>
-    <w:p>
-      <w:r>
-        <w:t>________________________________________________________________</w:t>
-      </w:r>
-    </w:p>
-    <w:p>
-      <w:r>
-        <w:t>________________________________________________________________</w:t>
-      </w:r>
-    </w:p>
-    <w:p>
-      <w:r>
-        <w:t>________________________________________________________________</w:t>
-      </w:r>
-    </w:p>
-    <w:p>
-      <w:pPr>
-        <w:pStyle w:val="Heading3"/>
-      </w:pPr>
-      <w:r>
-        <w:t>Hint · try first</w:t>
-      </w:r>
-    </w:p>
-    <w:p>
-      <w:pPr>
-        <w:spacing w:line="336" w:lineRule="auto" w:after="180"/>
-        <w:shd w:fill="F1F6F8"/>
-      </w:pPr>
-      <w:r>
-        <w:rPr>
-          <w:b w:val="0"/>
-        </w:rPr>
-        <w:t>Hint if needed: Read the steps in the pictorial case. Match the supplied detail to the stage that performs or records it.</w:t>
-      </w:r>
-    </w:p>
-    <w:p>
-      <w:pPr>
-        <w:pStyle w:val="Heading3"/>
-      </w:pPr>
-      <w:r>
-        <w:t>Feedback · compare after trying</w:t>
-      </w:r>
-    </w:p>
-    <w:p>
-      <w:pPr>
-        <w:spacing w:line="336" w:lineRule="auto" w:after="180"/>
-        <w:shd w:fill="F1F6FC"/>
-      </w:pPr>
-      <w:r>
-        <w:rPr>
-          <w:b w:val="0"/>
-        </w:rPr>
-        <w:t xml:space="preserve">After your attempt, compare with the supported explanation: Inspect errors Review candidate’s two misses and one false alarm with conditions and label </w:t>
-      </w:r>
-      <w:r>
-        <w:rPr>
-          <w:b/>
-        </w:rPr>
-        <w:t>evidence</w:t>
-      </w:r>
-      <w:r>
-        <w:rPr>
-          <w:b w:val="0"/>
-        </w:rPr>
-        <w:t xml:space="preserve"> before revising. Read the picture in order.</w:t>
-      </w:r>
-    </w:p>
-    <w:p>
-      <w:pPr>
-        <w:spacing w:line="336" w:lineRule="auto" w:after="180"/>
-        <w:shd w:fill="F1F6FC"/>
-      </w:pPr>
-      <w:r>
-        <w:rPr>
-          <w:b w:val="0"/>
-        </w:rPr>
-        <w:t xml:space="preserve">Review candidate’s two misses and one false alarm with conditions and label </w:t>
-      </w:r>
-      <w:r>
-        <w:rPr>
-          <w:b/>
-        </w:rPr>
-        <w:t>evidence</w:t>
-      </w:r>
-      <w:r>
-        <w:rPr>
-          <w:b w:val="0"/>
-        </w:rPr>
-        <w:t xml:space="preserve"> before revising. The arrows show which recorded </w:t>
-      </w:r>
-      <w:r>
-        <w:rPr>
-          <w:b/>
-        </w:rPr>
-        <w:t>input</w:t>
-      </w:r>
-      <w:r>
-        <w:rPr>
-          <w:b w:val="0"/>
-        </w:rPr>
-        <w:t xml:space="preserve"> or intermediate result each decision uses.</w:t>
-      </w:r>
-    </w:p>
-    <w:p>
-      <w:pPr>
-        <w:spacing w:line="336" w:lineRule="auto" w:after="180"/>
-        <w:shd w:fill="F1F6FC"/>
-      </w:pPr>
-      <w:r>
-        <w:rPr>
-          <w:b w:val="0"/>
-        </w:rPr>
-        <w:t>Explain the deciding step aloud before checking the changed case; pointing to the final answer alone does not show how it follows.</w:t>
-      </w:r>
-    </w:p>
-    <w:p>
-      <w:pPr>
-        <w:pStyle w:val="Heading3"/>
-      </w:pPr>
-      <w:r>
-        <w:t>Practice 2: explain the deciding evidence</w:t>
-      </w:r>
-    </w:p>
-    <w:p>
-      <w:pPr>
-        <w:pStyle w:val="Heading3"/>
-      </w:pPr>
-      <w:r>
-        <w:t>Changed case · predict first</w:t>
-      </w:r>
-    </w:p>
-    <w:p>
-      <w:pPr>
-        <w:spacing w:line="336" w:lineRule="auto" w:after="180"/>
-        <w:shd w:fill="F5F1FB"/>
-      </w:pPr>
-      <w:r>
-        <w:rPr>
-          <w:b w:val="0"/>
-        </w:rPr>
-        <w:t>Changed-case practice: A revision fixes one miss but creates two extra false alarms. Which conclusion is supported by the supplied facts?</w:t>
-      </w:r>
-    </w:p>
-    <w:p>
-      <w:pPr>
-        <w:spacing w:line="336" w:lineRule="auto" w:after="180"/>
-        <w:shd w:fill="F4F9FC"/>
-      </w:pPr>
-      <w:r>
-        <w:rPr>
-          <w:b w:val="0"/>
-        </w:rPr>
-        <w:t xml:space="preserve">1. We can decide the result without examining the changed </w:t>
-      </w:r>
-      <w:r>
-        <w:rPr>
-          <w:b/>
-        </w:rPr>
-        <w:t>input</w:t>
-      </w:r>
-      <w:r>
-        <w:rPr>
-          <w:b w:val="0"/>
-        </w:rPr>
-        <w:t xml:space="preserve"> or the procedure.</w:t>
-      </w:r>
-    </w:p>
-    <w:p>
-      <w:pPr>
-        <w:spacing w:line="336" w:lineRule="auto" w:after="180"/>
-        <w:shd w:fill="F4F9FC"/>
-      </w:pPr>
-      <w:r>
-        <w:rPr>
-          <w:b w:val="0"/>
-        </w:rPr>
-        <w:t>2. TP 5, FN 1, FP 3, TN 7 gives 12/16=75% accuracy and 5/6 recall.</w:t>
-      </w:r>
-    </w:p>
-    <w:p>
-      <w:pPr>
-        <w:spacing w:line="336" w:lineRule="auto" w:after="180"/>
-        <w:shd w:fill="F4F9FC"/>
-      </w:pPr>
-      <w:r>
-        <w:rPr>
-          <w:b w:val="0"/>
-        </w:rPr>
-        <w:t xml:space="preserve">3. This one example guarantees correct results for every future </w:t>
-      </w:r>
-      <w:r>
-        <w:rPr>
-          <w:b/>
-        </w:rPr>
-        <w:t>input</w:t>
-      </w:r>
-      <w:r>
-        <w:rPr>
-          <w:b w:val="0"/>
-        </w:rPr>
-        <w:t>.</w:t>
-      </w:r>
-    </w:p>
-    <w:p>
-      <w:pPr>
-        <w:pStyle w:val="Heading3"/>
-      </w:pPr>
-      <w:r>
-        <w:t>My selected conclusion, deciding fact and explanation</w:t>
-      </w:r>
-    </w:p>
-    <w:p>
-      <w:r>
-        <w:t>________________________________________________________________</w:t>
-      </w:r>
-    </w:p>
-    <w:p>
-      <w:r>
-        <w:t>________________________________________________________________</w:t>
-      </w:r>
-    </w:p>
-    <w:p>
-      <w:r>
-        <w:t>________________________________________________________________</w:t>
-      </w:r>
-    </w:p>
-    <w:p>
-      <w:r>
-        <w:t>________________________________________________________________</w:t>
-      </w:r>
-    </w:p>
-    <w:p>
-      <w:r>
-        <w:t>________________________________________________________________</w:t>
-      </w:r>
-    </w:p>
-    <w:p>
-      <w:pPr>
-        <w:pStyle w:val="Heading3"/>
-      </w:pPr>
-      <w:r>
-        <w:t>Hint · try first</w:t>
-      </w:r>
-    </w:p>
-    <w:p>
-      <w:pPr>
-        <w:spacing w:line="336" w:lineRule="auto" w:after="180"/>
-        <w:shd w:fill="F1F6F8"/>
-      </w:pPr>
-      <w:r>
-        <w:rPr>
-          <w:b w:val="0"/>
-        </w:rPr>
-        <w:t>Hint if needed: Use the changed condition and the deciding step in the pictorial trace. The answer must say what follows from those facts.</w:t>
-      </w:r>
-    </w:p>
-    <w:p>
-      <w:pPr>
-        <w:pStyle w:val="Heading3"/>
-      </w:pPr>
-      <w:r>
-        <w:t>Feedback · compare after trying</w:t>
-      </w:r>
-    </w:p>
-    <w:p>
-      <w:pPr>
-        <w:spacing w:line="336" w:lineRule="auto" w:after="180"/>
-        <w:shd w:fill="F1F6FC"/>
-      </w:pPr>
-      <w:r>
-        <w:rPr>
-          <w:b w:val="0"/>
-        </w:rPr>
-        <w:t>After your attempt, compare with the supported explanation: TP 5, FN 1, FP 3, TN 7 gives 12/16=75% accuracy and 5/6 recall. Recall rises while accuracy falls; the preferred revision depends on declared error consequences.</w:t>
-      </w:r>
-    </w:p>
-    <w:p>
-      <w:pPr>
-        <w:pStyle w:val="Heading3"/>
-      </w:pPr>
-      <w:r>
-        <w:t>Repair a missing building block</w:t>
-      </w:r>
-    </w:p>
-    <w:p>
-      <w:pPr>
-        <w:spacing w:line="336" w:lineRule="auto" w:after="180"/>
-      </w:pPr>
-      <w:r>
-        <w:rPr>
-          <w:b w:val="0"/>
-        </w:rPr>
-        <w:t>Review Capstone Dataset and Baseline (ai-4/34). Goal: Define a feasible capstone question and acceptance criteria. Short practice: What provenance field prevents the crop from appearing independent?</w:t>
-      </w:r>
-    </w:p>
-    <w:p>
-      <w:pPr>
-        <w:spacing w:line="336" w:lineRule="auto" w:after="180"/>
-      </w:pPr>
-      <w:r>
-        <w:rPr>
-          <w:b w:val="0"/>
-        </w:rPr>
-        <w:t xml:space="preserve">Point to the relevant step in the picture, then write the changed result and the rule or </w:t>
-      </w:r>
-      <w:r>
-        <w:rPr>
-          <w:b/>
-        </w:rPr>
-        <w:t>evidence</w:t>
-      </w:r>
-      <w:r>
-        <w:rPr>
-          <w:b w:val="0"/>
-        </w:rPr>
-        <w:t xml:space="preserve"> that supports it.. Return to this week and explain what you changed.</w:t>
-      </w:r>
-    </w:p>
-    <w:p>
-      <w:pPr>
-        <w:spacing w:line="336" w:lineRule="auto" w:after="180"/>
-      </w:pPr>
-      <w:r>
-        <w:rPr>
-          <w:b w:val="0"/>
-        </w:rPr>
-        <w:t xml:space="preserve">Review Proxy Features and Fairness (ai-4/32). Goal: Identify possible proxy features. Short practice: What </w:t>
-      </w:r>
-      <w:r>
-        <w:rPr>
-          <w:b/>
-        </w:rPr>
-        <w:t>evidence</w:t>
-      </w:r>
-      <w:r>
-        <w:rPr>
-          <w:b w:val="0"/>
-        </w:rPr>
-        <w:t xml:space="preserve"> contradicts the original “all setting information removed” claim?</w:t>
-      </w:r>
-    </w:p>
-    <w:p>
-      <w:pPr>
-        <w:spacing w:line="336" w:lineRule="auto" w:after="180"/>
-      </w:pPr>
-      <w:r>
-        <w:rPr>
-          <w:b w:val="0"/>
-        </w:rPr>
-        <w:t xml:space="preserve">Point to the relevant step in the picture, then write the changed result and the rule or </w:t>
-      </w:r>
-      <w:r>
-        <w:rPr>
-          <w:b/>
-        </w:rPr>
-        <w:t>evidence</w:t>
-      </w:r>
-      <w:r>
-        <w:rPr>
-          <w:b w:val="0"/>
-        </w:rPr>
-        <w:t xml:space="preserve"> that supports it.. Return to this week and explain what you changed.</w:t>
-      </w:r>
-    </w:p>
-    <w:p>
-      <w:pPr>
-        <w:spacing w:line="336" w:lineRule="auto" w:after="180"/>
-      </w:pPr>
-      <w:r>
-        <w:rPr>
-          <w:b w:val="0"/>
-        </w:rPr>
-        <w:t xml:space="preserve">Review Feature Engineering (ai-4/29). Goal: Create features available at </w:t>
-      </w:r>
-      <w:r>
-        <w:rPr>
-          <w:b/>
-        </w:rPr>
-        <w:t>prediction</w:t>
-      </w:r>
-      <w:r>
-        <w:rPr>
-          <w:b w:val="0"/>
-        </w:rPr>
-        <w:t xml:space="preserve"> time. Short practice: What should be saved so another group transforms the query identically?</w:t>
-      </w:r>
-    </w:p>
-    <w:p>
-      <w:pPr>
-        <w:spacing w:line="336" w:lineRule="auto" w:after="180"/>
-      </w:pPr>
-      <w:r>
-        <w:rPr>
-          <w:b w:val="0"/>
-        </w:rPr>
-        <w:t xml:space="preserve">Point to the relevant step in the picture, then write the changed result and the rule or </w:t>
-      </w:r>
-      <w:r>
-        <w:rPr>
-          <w:b/>
-        </w:rPr>
-        <w:t>evidence</w:t>
-      </w:r>
-      <w:r>
-        <w:rPr>
-          <w:b w:val="0"/>
-        </w:rPr>
-        <w:t xml:space="preserve"> that supports it.. Return to this week and explain what you changed.</w:t>
-      </w:r>
-    </w:p>
-    <w:p>
-      <w:pPr>
-        <w:pStyle w:val="Heading3"/>
-      </w:pPr>
-      <w:r>
         <w:t>Keep your completed work</w:t>
       </w:r>
     </w:p>
     <w:p>
       <w:pPr>
-        <w:spacing w:line="336" w:lineRule="auto" w:after="180"/>
-      </w:pPr>
-      <w:r>
-        <w:rPr>
-          <w:b w:val="0"/>
-        </w:rPr>
-        <w:t xml:space="preserve">Use Download completed work in the hosted lesson to export your answers, reflections, practice feedback and code-run </w:t>
-      </w:r>
-      <w:r>
-        <w:rPr>
-          <w:b/>
-        </w:rPr>
-        <w:t>evidence</w:t>
-      </w:r>
-      <w:r>
-        <w:rPr>
-          <w:b w:val="0"/>
-        </w:rPr>
-        <w:t>. Open the HTML copy to read or print it.</w:t>
-      </w:r>
-    </w:p>
-    <w:p>
-      <w:pPr>
-        <w:spacing w:line="336" w:lineRule="auto" w:after="180"/>
-      </w:pPr>
-      <w:r>
-        <w:rPr>
-          <w:b w:val="0"/>
-        </w:rPr>
-        <w:t>Drafts stay in this browser when storage is available; clear drafts on a shared device.</w:t>
-      </w:r>
-    </w:p>
-    <w:p>
-      <w:pPr>
-        <w:pStyle w:val="Heading3"/>
-      </w:pPr>
-      <w:r>
-        <w:t>What I repaired, the evidence I kept and the next test</w:t>
-      </w:r>
-    </w:p>
-    <w:p>
-      <w:r>
-        <w:t>________________________________________________________________</w:t>
-      </w:r>
-    </w:p>
-    <w:p>
-      <w:r>
-        <w:t>________________________________________________________________</w:t>
-      </w:r>
-    </w:p>
-    <w:p>
-      <w:r>
-        <w:t>________________________________________________________________</w:t>
-      </w:r>
-    </w:p>
-    <w:p>
-      <w:r>
-        <w:t>________________________________________________________________</w:t>
-      </w:r>
-    </w:p>
-    <w:p>
-      <w:r>
-        <w:t>________________________________________________________________</w:t>
-      </w:r>
-    </w:p>
-    <w:p>
-      <w:pPr>
         <w:pStyle w:val="Heading1"/>
       </w:pPr>
       <w:r>
-        <w:t>21. Visual concept journey</w:t>
-      </w:r>
-    </w:p>
-    <w:p>
-      <w:r>
-        <w:t>Explain each Capstone Train, Analyze, Improve picture from its labels, then record a relevant limit.</w:t>
-      </w:r>
-    </w:p>
-    <w:p>
-      <w:pPr>
-        <w:pStyle w:val="Heading3"/>
+        <w:t>21. Reference · Six-picture response sheets</w:t>
+      </w:r>
+    </w:p>
+    <w:p>
+      <w:r>
+        <w:t>Choose the relevant picture instead of repeating every task.</w:t>
+      </w:r>
+    </w:p>
+    <w:p>
+      <w:pPr>
+        <w:pStyle w:val="Heading2"/>
       </w:pPr>
       <w:r>
         <w:t>01. Capstone Train, Analyze, Improve: the case</w:t>
@@ -2783,7 +2881,6 @@
     <w:p>
       <w:pPr>
         <w:spacing w:line="336" w:lineRule="auto" w:after="180"/>
-        <w:shd w:fill="F5F1FB"/>
       </w:pPr>
       <w:r>
         <w:rPr>
@@ -2822,7 +2919,7 @@
     </w:p>
     <w:p>
       <w:pPr>
-        <w:pStyle w:val="Heading3"/>
+        <w:pStyle w:val="Heading2"/>
       </w:pPr>
       <w:r>
         <w:t>02. Follow the deciding steps</w:t>
@@ -2890,7 +2987,6 @@
     <w:p>
       <w:pPr>
         <w:spacing w:line="336" w:lineRule="auto" w:after="180"/>
-        <w:shd w:fill="F5F1FB"/>
       </w:pPr>
       <w:r>
         <w:rPr>
@@ -2941,7 +3037,7 @@
     </w:p>
     <w:p>
       <w:pPr>
-        <w:pStyle w:val="Heading3"/>
+        <w:pStyle w:val="Heading2"/>
       </w:pPr>
       <w:r>
         <w:t>03. Candidate, before revision</w:t>
@@ -2997,7 +3093,6 @@
     <w:p>
       <w:pPr>
         <w:spacing w:line="336" w:lineRule="auto" w:after="180"/>
-        <w:shd w:fill="F5F1FB"/>
       </w:pPr>
       <w:r>
         <w:rPr>
@@ -3036,7 +3131,7 @@
     </w:p>
     <w:p>
       <w:pPr>
-        <w:pStyle w:val="Heading3"/>
+        <w:pStyle w:val="Heading2"/>
       </w:pPr>
       <w:r>
         <w:t>04. Change one thing. Trace what follows.</w:t>
@@ -3115,7 +3210,6 @@
     <w:p>
       <w:pPr>
         <w:spacing w:line="336" w:lineRule="auto" w:after="180"/>
-        <w:shd w:fill="F5F1FB"/>
       </w:pPr>
       <w:r>
         <w:rPr>
@@ -3154,7 +3248,7 @@
     </w:p>
     <w:p>
       <w:pPr>
-        <w:pStyle w:val="Heading3"/>
+        <w:pStyle w:val="Heading2"/>
       </w:pPr>
       <w:r>
         <w:t>05. Connect the explanation to its limit</w:t>
@@ -3268,7 +3362,6 @@
     <w:p>
       <w:pPr>
         <w:spacing w:line="336" w:lineRule="auto" w:after="180"/>
-        <w:shd w:fill="F5F1FB"/>
       </w:pPr>
       <w:r>
         <w:rPr>
@@ -3307,7 +3400,7 @@
     </w:p>
     <w:p>
       <w:pPr>
-        <w:pStyle w:val="Heading3"/>
+        <w:pStyle w:val="Heading2"/>
       </w:pPr>
       <w:r>
         <w:t>06. Make the idea visible in your project</w:t>
@@ -3421,7 +3514,6 @@
     <w:p>
       <w:pPr>
         <w:spacing w:line="336" w:lineRule="auto" w:after="180"/>
-        <w:shd w:fill="F5F1FB"/>
       </w:pPr>
       <w:r>
         <w:rPr>
@@ -3468,6 +3560,62 @@
     <w:p>
       <w:r>
         <w:t>________________________________________________________________</w:t>
+      </w:r>
+    </w:p>
+    <w:p>
+      <w:pPr>
+        <w:pStyle w:val="Heading2"/>
+      </w:pPr>
+      <w:r>
+        <w:t>Earlier wording, alternatives and picture transcripts · reference / check after trying</w:t>
+      </w:r>
+    </w:p>
+    <w:p>
+      <w:pPr>
+        <w:pStyle w:val="Heading3"/>
+      </w:pPr>
+      <w:r>
+        <w:t>01. Capstone Train, Analyze, Improve: the case</w:t>
+      </w:r>
+    </w:p>
+    <w:p>
+      <w:pPr>
+        <w:pStyle w:val="Heading3"/>
+      </w:pPr>
+      <w:r>
+        <w:t>02. Follow the deciding steps</w:t>
+      </w:r>
+    </w:p>
+    <w:p>
+      <w:pPr>
+        <w:pStyle w:val="Heading3"/>
+      </w:pPr>
+      <w:r>
+        <w:t>03. Candidate, before revision</w:t>
+      </w:r>
+    </w:p>
+    <w:p>
+      <w:pPr>
+        <w:pStyle w:val="Heading3"/>
+      </w:pPr>
+      <w:r>
+        <w:t>04. Change one thing. Trace what follows.</w:t>
+      </w:r>
+    </w:p>
+    <w:p>
+      <w:pPr>
+        <w:pStyle w:val="Heading3"/>
+      </w:pPr>
+      <w:r>
+        <w:t>05. Connect the explanation to its limit</w:t>
+      </w:r>
+    </w:p>
+    <w:p>
+      <w:pPr>
+        <w:pStyle w:val="Heading3"/>
+      </w:pPr>
+      <w:r>
+        <w:t>06. Make the idea visible in your project</w:t>
       </w:r>
     </w:p>
     <w:sectPr>
